--- a/docs/paper/CoEval_twocolumn.docx
+++ b/docs/paper/CoEval_twocolumn.docx
@@ -315,9 +315,10 @@
     </w:p>
     <w:p>
       <w:pPr>
-        <w:rPr>
-          <w:sz w:val="4"/>
-          <w:szCs w:val="4"/>
+        <w:spacing w:before="120" w:after="120" w:line="120" w:lineRule="exact"/>
+        <w:rPr>
+          <w:sz w:val="12"/>
+          <w:szCs w:val="12"/>
         </w:rPr>
         <w:sectPr>
           <w:footerReference w:type="default" r:id="rId9"/>
@@ -2521,9 +2522,10 @@
     </w:p>
     <w:p>
       <w:pPr>
-        <w:rPr>
-          <w:sz w:val="4"/>
-          <w:szCs w:val="4"/>
+        <w:spacing w:before="120" w:after="120" w:line="120" w:lineRule="exact"/>
+        <w:rPr>
+          <w:sz w:val="12"/>
+          <w:szCs w:val="12"/>
         </w:rPr>
         <w:sectPr>
           <w:type w:val="continuous"/>
@@ -2628,9 +2630,10 @@
     </w:p>
     <w:p>
       <w:pPr>
-        <w:rPr>
-          <w:sz w:val="4"/>
-          <w:szCs w:val="4"/>
+        <w:spacing w:before="120" w:after="120" w:line="120" w:lineRule="exact"/>
+        <w:rPr>
+          <w:sz w:val="12"/>
+          <w:szCs w:val="12"/>
         </w:rPr>
         <w:sectPr>
           <w:type w:val="continuous"/>
@@ -3912,9 +3915,10 @@
     </w:p>
     <w:p>
       <w:pPr>
-        <w:rPr>
-          <w:sz w:val="4"/>
-          <w:szCs w:val="4"/>
+        <w:spacing w:before="120" w:after="120" w:line="120" w:lineRule="exact"/>
+        <w:rPr>
+          <w:sz w:val="12"/>
+          <w:szCs w:val="12"/>
         </w:rPr>
         <w:sectPr>
           <w:type w:val="continuous"/>
@@ -4663,9 +4667,10 @@
     </w:tbl>
     <w:p>
       <w:pPr>
-        <w:rPr>
-          <w:sz w:val="4"/>
-          <w:szCs w:val="4"/>
+        <w:spacing w:before="120" w:after="120" w:line="120" w:lineRule="exact"/>
+        <w:rPr>
+          <w:sz w:val="12"/>
+          <w:szCs w:val="12"/>
         </w:rPr>
         <w:sectPr>
           <w:type w:val="continuous"/>
@@ -5156,9 +5161,10 @@
     </w:p>
     <w:p>
       <w:pPr>
-        <w:rPr>
-          <w:sz w:val="4"/>
-          <w:szCs w:val="4"/>
+        <w:spacing w:before="120" w:after="120" w:line="120" w:lineRule="exact"/>
+        <w:rPr>
+          <w:sz w:val="12"/>
+          <w:szCs w:val="12"/>
         </w:rPr>
         <w:sectPr>
           <w:type w:val="continuous"/>
@@ -5889,9 +5895,10 @@
     </w:tbl>
     <w:p>
       <w:pPr>
-        <w:rPr>
-          <w:sz w:val="4"/>
-          <w:szCs w:val="4"/>
+        <w:spacing w:before="120" w:after="120" w:line="120" w:lineRule="exact"/>
+        <w:rPr>
+          <w:sz w:val="12"/>
+          <w:szCs w:val="12"/>
         </w:rPr>
         <w:sectPr>
           <w:type w:val="continuous"/>
@@ -6348,9 +6355,10 @@
     </w:p>
     <w:p>
       <w:pPr>
-        <w:rPr>
-          <w:sz w:val="4"/>
-          <w:szCs w:val="4"/>
+        <w:spacing w:before="120" w:after="120" w:line="120" w:lineRule="exact"/>
+        <w:rPr>
+          <w:sz w:val="12"/>
+          <w:szCs w:val="12"/>
         </w:rPr>
         <w:sectPr>
           <w:type w:val="continuous"/>
@@ -6904,9 +6912,10 @@
     </w:tbl>
     <w:p>
       <w:pPr>
-        <w:rPr>
-          <w:sz w:val="4"/>
-          <w:szCs w:val="4"/>
+        <w:spacing w:before="120" w:after="120" w:line="120" w:lineRule="exact"/>
+        <w:rPr>
+          <w:sz w:val="12"/>
+          <w:szCs w:val="12"/>
         </w:rPr>
         <w:sectPr>
           <w:type w:val="continuous"/>
@@ -7547,9 +7556,10 @@
     </w:p>
     <w:p>
       <w:pPr>
-        <w:rPr>
-          <w:sz w:val="4"/>
-          <w:szCs w:val="4"/>
+        <w:spacing w:before="120" w:after="120" w:line="120" w:lineRule="exact"/>
+        <w:rPr>
+          <w:sz w:val="12"/>
+          <w:szCs w:val="12"/>
         </w:rPr>
         <w:sectPr>
           <w:type w:val="continuous"/>
@@ -7748,9 +7758,10 @@
     </w:p>
     <w:p>
       <w:pPr>
-        <w:rPr>
-          <w:sz w:val="4"/>
-          <w:szCs w:val="4"/>
+        <w:spacing w:before="120" w:after="120" w:line="120" w:lineRule="exact"/>
+        <w:rPr>
+          <w:sz w:val="12"/>
+          <w:szCs w:val="12"/>
         </w:rPr>
         <w:sectPr>
           <w:type w:val="continuous"/>
@@ -8931,9 +8942,10 @@
     </w:p>
     <w:p>
       <w:pPr>
-        <w:rPr>
-          <w:sz w:val="4"/>
-          <w:szCs w:val="4"/>
+        <w:spacing w:before="120" w:after="120" w:line="120" w:lineRule="exact"/>
+        <w:rPr>
+          <w:sz w:val="12"/>
+          <w:szCs w:val="12"/>
         </w:rPr>
         <w:sectPr>
           <w:type w:val="continuous"/>
@@ -9595,9 +9607,10 @@
     </w:p>
     <w:p>
       <w:pPr>
-        <w:rPr>
-          <w:sz w:val="4"/>
-          <w:szCs w:val="4"/>
+        <w:spacing w:before="120" w:after="120" w:line="120" w:lineRule="exact"/>
+        <w:rPr>
+          <w:sz w:val="12"/>
+          <w:szCs w:val="12"/>
         </w:rPr>
         <w:sectPr>
           <w:type w:val="continuous"/>
@@ -11254,9 +11267,10 @@
     </w:p>
     <w:p>
       <w:pPr>
-        <w:rPr>
-          <w:sz w:val="4"/>
-          <w:szCs w:val="4"/>
+        <w:spacing w:before="120" w:after="120" w:line="120" w:lineRule="exact"/>
+        <w:rPr>
+          <w:sz w:val="12"/>
+          <w:szCs w:val="12"/>
         </w:rPr>
         <w:sectPr>
           <w:type w:val="continuous"/>
@@ -12124,9 +12138,10 @@
     </w:tbl>
     <w:p>
       <w:pPr>
-        <w:rPr>
-          <w:sz w:val="4"/>
-          <w:szCs w:val="4"/>
+        <w:spacing w:before="120" w:after="120" w:line="120" w:lineRule="exact"/>
+        <w:rPr>
+          <w:sz w:val="12"/>
+          <w:szCs w:val="12"/>
         </w:rPr>
         <w:sectPr>
           <w:type w:val="continuous"/>
@@ -14985,9 +15000,10 @@
     </w:p>
     <w:p>
       <w:pPr>
-        <w:rPr>
-          <w:sz w:val="4"/>
-          <w:szCs w:val="4"/>
+        <w:spacing w:before="120" w:after="120" w:line="120" w:lineRule="exact"/>
+        <w:rPr>
+          <w:sz w:val="12"/>
+          <w:szCs w:val="12"/>
         </w:rPr>
         <w:sectPr>
           <w:type w:val="continuous"/>
@@ -15111,9 +15127,10 @@
     </w:p>
     <w:p>
       <w:pPr>
-        <w:rPr>
-          <w:sz w:val="4"/>
-          <w:szCs w:val="4"/>
+        <w:spacing w:before="120" w:after="120" w:line="120" w:lineRule="exact"/>
+        <w:rPr>
+          <w:sz w:val="12"/>
+          <w:szCs w:val="12"/>
         </w:rPr>
         <w:sectPr>
           <w:type w:val="continuous"/>
@@ -15139,9 +15156,10 @@
     </w:p>
     <w:p>
       <w:pPr>
-        <w:rPr>
-          <w:sz w:val="4"/>
-          <w:szCs w:val="4"/>
+        <w:spacing w:before="120" w:after="120" w:line="120" w:lineRule="exact"/>
+        <w:rPr>
+          <w:sz w:val="12"/>
+          <w:szCs w:val="12"/>
         </w:rPr>
         <w:sectPr>
           <w:type w:val="continuous"/>
@@ -15263,9 +15281,10 @@
     </w:p>
     <w:p>
       <w:pPr>
-        <w:rPr>
-          <w:sz w:val="4"/>
-          <w:szCs w:val="4"/>
+        <w:spacing w:before="120" w:after="120" w:line="120" w:lineRule="exact"/>
+        <w:rPr>
+          <w:sz w:val="12"/>
+          <w:szCs w:val="12"/>
         </w:rPr>
         <w:sectPr>
           <w:type w:val="continuous"/>
@@ -15415,9 +15434,10 @@
     </w:p>
     <w:p>
       <w:pPr>
-        <w:rPr>
-          <w:sz w:val="4"/>
-          <w:szCs w:val="4"/>
+        <w:spacing w:before="120" w:after="120" w:line="120" w:lineRule="exact"/>
+        <w:rPr>
+          <w:sz w:val="12"/>
+          <w:szCs w:val="12"/>
         </w:rPr>
         <w:sectPr>
           <w:type w:val="continuous"/>
@@ -15862,9 +15882,10 @@
     </w:tbl>
     <w:p>
       <w:pPr>
-        <w:rPr>
-          <w:sz w:val="4"/>
-          <w:szCs w:val="4"/>
+        <w:spacing w:before="120" w:after="120" w:line="120" w:lineRule="exact"/>
+        <w:rPr>
+          <w:sz w:val="12"/>
+          <w:szCs w:val="12"/>
         </w:rPr>
         <w:sectPr>
           <w:type w:val="continuous"/>
@@ -17419,6 +17440,7 @@
     <w:pPr>
       <w:keepNext w:val="0"/>
       <w:spacing w:after="0" w:before="0" w:line="240" w:lineRule="auto"/>
+      <w:ind w:firstLine="288"/>
       <w:jc w:val="both"/>
     </w:pPr>
     <w:rPr>
@@ -28684,6 +28706,7 @@
     <w:pPr>
       <w:keepNext w:val="0"/>
       <w:spacing w:after="0" w:before="0" w:line="240" w:lineRule="auto"/>
+      <w:ind w:firstLine="0"/>
       <w:jc w:val="both"/>
     </w:pPr>
     <w:rPr>
@@ -28715,6 +28738,7 @@
     <w:pPr>
       <w:keepNext/>
       <w:spacing w:after="80" w:before="80"/>
+      <w:ind w:firstLine="0"/>
       <w:jc w:val="center"/>
     </w:pPr>
     <w:rPr>
@@ -28730,6 +28754,7 @@
     <w:pPr>
       <w:keepNext w:val="0"/>
       <w:spacing w:after="80" w:before="0"/>
+      <w:ind w:firstLine="0"/>
       <w:jc w:val="both"/>
     </w:pPr>
     <w:rPr>

--- a/docs/paper/CoEval_twocolumn.docx
+++ b/docs/paper/CoEval_twocolumn.docx
@@ -11320,22 +11320,6 @@
       <w:r>
         <w:t xml:space="preserve">unavailable or untrustworthy.</w:t>
       </w:r>
-    </w:p>
-    <w:p>
-      <w:pPr>
-        <w:spacing w:before="120" w:after="120" w:line="120" w:lineRule="exact"/>
-        <w:rPr>
-          <w:sz w:val="12"/>
-          <w:szCs w:val="12"/>
-        </w:rPr>
-        <w:sectPr>
-          <w:type w:val="continuous"/>
-          <w:pgSz w:h="15840" w:w="12240"/>
-          <w:pgMar w:bottom="1080" w:footer="720" w:gutter="0" w:header="720" w:left="1080" w:right="1080" w:top="1080"/>
-          <w:cols w:num="2" w:space="288" w:equalWidth="1"/>
-          <w:docGrid w:linePitch="360"/>
-        </w:sectPr>
-      </w:pPr>
     </w:p>
     <w:p>
       <w:pPr>
@@ -12192,22 +12176,6 @@
         </w:tc>
       </w:tr>
     </w:tbl>
-    <w:p>
-      <w:pPr>
-        <w:spacing w:before="120" w:after="120" w:line="120" w:lineRule="exact"/>
-        <w:rPr>
-          <w:sz w:val="12"/>
-          <w:szCs w:val="12"/>
-        </w:rPr>
-        <w:sectPr>
-          <w:type w:val="continuous"/>
-          <w:pgSz w:h="15840" w:w="12240"/>
-          <w:pgMar w:bottom="1080" w:footer="720" w:gutter="0" w:header="720" w:left="1080" w:right="1080" w:top="1080"/>
-          <w:cols w:num="1" w:space="288"/>
-          <w:docGrid w:linePitch="360"/>
-        </w:sectPr>
-      </w:pPr>
-    </w:p>
     <w:bookmarkEnd w:id="39"/>
     <w:bookmarkEnd w:id="40"/>
     <w:bookmarkStart w:id="41" w:name="discussion"/>

--- a/docs/paper/CoEval_twocolumn.docx
+++ b/docs/paper/CoEval_twocolumn.docx
@@ -8939,6 +8939,160 @@
       </w:r>
       <w:r>
         <w:t xml:space="preserve">against: the panel turns the absence of labels from a liability into a design that validates itself.</w:t>
+      </w:r>
+    </w:p>
+    <w:p>
+      <w:pPr>
+        <w:pStyle w:val="BodyText"/>
+        <w:jc w:val="both"/>
+        <w:keepNext w:val="0"/>
+        <w:keepLines w:val="0"/>
+        <w:widowControl w:val="1"/>
+      </w:pPr>
+      <w:r>
+        <w:t xml:space="preserve">This self-correction has a precise boundary, and the boundary is exactly the cross-family design. It tolerates any</w:t>
+      </w:r>
+      <w:r>
+        <w:t xml:space="preserve"> </w:t>
+      </w:r>
+      <w:r>
+        <w:t xml:space="preserve">number of</w:t>
+      </w:r>
+      <w:r>
+        <w:t xml:space="preserve"> </w:t>
+      </w:r>
+      <w:r>
+        <w:rPr>
+          <w:i/>
+          <w:iCs/>
+        </w:rPr>
+        <w:t xml:space="preserve">independent</w:t>
+      </w:r>
+      <w:r>
+        <w:t xml:space="preserve"> </w:t>
+      </w:r>
+      <w:r>
+        <w:t xml:space="preserve">broken judges: adding six uniform-random judges to the four-judge panel leaves the</w:t>
+      </w:r>
+      <w:r>
+        <w:t xml:space="preserve"> </w:t>
+      </w:r>
+      <w:r>
+        <w:t xml:space="preserve">reliability-weighted accuracy at</w:t>
+      </w:r>
+      <w:r>
+        <w:t xml:space="preserve"> </w:t>
+      </w:r>
+      <m:oMath>
+        <m:r>
+          <m:t>0.25</m:t>
+        </m:r>
+      </m:oMath>
+      <w:r>
+        <w:t xml:space="preserve"> </w:t>
+      </w:r>
+      <w:r>
+        <w:t xml:space="preserve">while the plain mean falls to</w:t>
+      </w:r>
+      <w:r>
+        <w:t xml:space="preserve"> </w:t>
+      </w:r>
+      <m:oMath>
+        <m:r>
+          <m:t>0.16</m:t>
+        </m:r>
+      </m:oMath>
+      <w:r>
+        <w:t xml:space="preserve">, because independent noise never forms a</w:t>
+      </w:r>
+      <w:r>
+        <w:t xml:space="preserve"> </w:t>
+      </w:r>
+      <w:r>
+        <w:t xml:space="preserve">consensus to agree with. It fails only when a</w:t>
+      </w:r>
+      <w:r>
+        <w:t xml:space="preserve"> </w:t>
+      </w:r>
+      <w:r>
+        <w:rPr>
+          <w:i/>
+          <w:iCs/>
+        </w:rPr>
+        <w:t xml:space="preserve">correlated</w:t>
+      </w:r>
+      <w:r>
+        <w:t xml:space="preserve"> </w:t>
+      </w:r>
+      <w:r>
+        <w:t xml:space="preserve">coalition of bad judges, all sharing one</w:t>
+      </w:r>
+      <w:r>
+        <w:t xml:space="preserve"> </w:t>
+      </w:r>
+      <w:r>
+        <w:t xml:space="preserve">systematic error,</w:t>
+      </w:r>
+      <w:r>
+        <w:t xml:space="preserve"> </w:t>
+      </w:r>
+      <w:r>
+        <w:rPr>
+          <w:i/>
+          <w:iCs/>
+        </w:rPr>
+        <w:t xml:space="preserve">outnumbers</w:t>
+      </w:r>
+      <w:r>
+        <w:t xml:space="preserve"> </w:t>
+      </w:r>
+      <w:r>
+        <w:t xml:space="preserve">the competent judges: once five such judges face four good ones the coalition</w:t>
+      </w:r>
+      <w:r>
+        <w:t xml:space="preserve"> </w:t>
+      </w:r>
+      <w:r>
+        <w:t xml:space="preserve">becomes the apparent consensus, takes all the weight, and the recovered ranking inverts. Peer-agreement weighting is</w:t>
+      </w:r>
+      <w:r>
+        <w:t xml:space="preserve"> </w:t>
+      </w:r>
+      <w:r>
+        <w:t xml:space="preserve">therefore only as safe as the independence of judge errors, and</w:t>
+      </w:r>
+      <w:r>
+        <w:t xml:space="preserve"> </w:t>
+      </w:r>
+      <w:r>
+        <w:rPr>
+          <w:i/>
+          <w:iCs/>
+        </w:rPr>
+        <w:t xml:space="preserve">vendor diversity is what supplies that</w:t>
+      </w:r>
+      <w:r>
+        <w:rPr>
+          <w:i/>
+          <w:iCs/>
+        </w:rPr>
+        <w:t xml:space="preserve"> </w:t>
+      </w:r>
+      <w:r>
+        <w:rPr>
+          <w:i/>
+          <w:iCs/>
+        </w:rPr>
+        <w:t xml:space="preserve">independence</w:t>
+      </w:r>
+      <w:r>
+        <w:t xml:space="preserve">: judges from distinct model families are unlikely to share a bias coalition. The robustness of the</w:t>
+      </w:r>
+      <w:r>
+        <w:t xml:space="preserve"> </w:t>
+      </w:r>
+      <w:r>
+        <w:t xml:space="preserve">aggregator and the cross-family composition principle are two sides of one design.</w:t>
       </w:r>
     </w:p>
     <w:p>

--- a/docs/paper/CoEval_twocolumn.docx
+++ b/docs/paper/CoEval_twocolumn.docx
@@ -2073,6 +2073,51 @@
         <w:keepLines w:val="0"/>
         <w:widowControl w:val="1"/>
       </w:pPr>
+      <w:r>
+        <w:t xml:space="preserve">The idea that a rater's reliability can be inferred from inter-rater agreement, with no ground truth, dates back to</w:t>
+      </w:r>
+      <w:r>
+        <w:t xml:space="preserve"> </w:t>
+      </w:r>
+      <w:r>
+        <w:rPr>
+          <w:i/>
+          <w:iCs/>
+        </w:rPr>
+        <w:t xml:space="preserve">Dawid and Skene</w:t>
+      </w:r>
+      <w:r>
+        <w:t xml:space="preserve"> </w:t>
+      </w:r>
+      <w:r>
+        <w:t xml:space="preserve">[</w:t>
+      </w:r>
+      <w:hyperlink w:anchor="r33">
+        <w:r>
+          <w:rPr>
+            <w:rStyle w:val="Hyperlink"/>
+          </w:rPr>
+          <w:t xml:space="preserve">33</w:t>
+        </w:r>
+      </w:hyperlink>
+      <w:r>
+        <w:t xml:space="preserve">], whose EM algorithm estimates latent labels and per-rater error rates</w:t>
+      </w:r>
+      <w:r>
+        <w:t xml:space="preserve"> </w:t>
+      </w:r>
+      <w:r>
+        <w:t xml:space="preserve">jointly; CoEval applies the same principle to a vendor-disjoint LLM panel, where peer agreement both down-weights and</w:t>
+      </w:r>
+      <w:r>
+        <w:t xml:space="preserve"> </w:t>
+      </w:r>
+      <w:r>
+        <w:t xml:space="preserve">diagnoses unreliable judges (Section 5.2).</w:t>
+      </w:r>
+      <w:r>
+        <w:t xml:space="preserve"> </w:t>
+      </w:r>
       <w:r>
         <w:t xml:space="preserve">A parallel and very recent line of work makes judge aggregation itself</w:t>
       </w:r>
@@ -8626,7 +8671,18 @@
         </m:r>
       </m:oMath>
       <w:r>
-        <w:t xml:space="preserve">, and a Dawid–Skene latent-truth model over discretized scores reaches</w:t>
+        <w:t xml:space="preserve">, and a Dawid–Skene latent-truth model [</w:t>
+      </w:r>
+      <w:hyperlink w:anchor="r33">
+        <w:r>
+          <w:rPr>
+            <w:rStyle w:val="Hyperlink"/>
+          </w:rPr>
+          <w:t xml:space="preserve">33</w:t>
+        </w:r>
+      </w:hyperlink>
+      <w:r>
+        <w:t xml:space="preserve">] over discretized scores reaches</w:t>
       </w:r>
       <w:r>
         <w:t xml:space="preserve"> </w:t>
@@ -13746,7 +13802,7 @@
       </w:r>
     </w:p>
     <w:bookmarkEnd w:id="42"/>
-    <w:bookmarkStart w:id="107" w:name="references"/>
+    <w:bookmarkStart w:id="109" w:name="references"/>
     <w:p>
       <w:pPr>
         <w:pStyle w:val="ReferencesHeading"/>
@@ -15441,8 +15497,67 @@
       </w:hyperlink>
       <w:bookmarkEnd w:id="106"/>
     </w:p>
-    <w:bookmarkEnd w:id="107"/>
-    <w:bookmarkStart w:id="108" w:name="appA"/>
+    <w:p>
+      <w:pPr>
+        <w:pStyle w:val="ReferenceEntry"/>
+        <w:numPr>
+          <w:ilvl w:val="0"/>
+          <w:numId w:val="1002"/>
+        </w:numPr>
+        <w:jc w:val="left"/>
+        <w:keepNext w:val="0"/>
+        <w:keepLines w:val="0"/>
+        <w:widowControl w:val="1"/>
+      </w:pPr>
+      <w:bookmarkStart w:id="108" w:name="r33"/>
+      <w:r>
+        <w:t xml:space="preserve">Dawid, A. P., Skene, A. M. (1979).</w:t>
+      </w:r>
+      <w:r>
+        <w:t xml:space="preserve"> </w:t>
+      </w:r>
+      <w:r>
+        <w:rPr>
+          <w:i/>
+          <w:iCs/>
+        </w:rPr>
+        <w:t xml:space="preserve">Maximum Likelihood Estimation of Observer Error-Rates Using</w:t>
+      </w:r>
+      <w:r>
+        <w:rPr>
+          <w:i/>
+          <w:iCs/>
+        </w:rPr>
+        <w:t xml:space="preserve"> </w:t>
+      </w:r>
+      <w:r>
+        <w:rPr>
+          <w:i/>
+          <w:iCs/>
+        </w:rPr>
+        <w:t xml:space="preserve">the EM Algorithm.</w:t>
+      </w:r>
+      <w:r>
+        <w:t xml:space="preserve"> </w:t>
+      </w:r>
+      <w:r>
+        <w:t xml:space="preserve">Journal of the Royal Statistical Society: Series C (Applied Statistics), 28(1), 20–28.</w:t>
+      </w:r>
+      <w:r>
+        <w:t xml:space="preserve"> </w:t>
+      </w:r>
+      <w:hyperlink r:id="rId107">
+        <w:r>
+          <w:rPr>
+            <w:rStyle w:val="Hyperlink"/>
+          </w:rPr>
+          <w:t xml:space="preserve">doi.org/10.2307/2346806</w:t>
+        </w:r>
+      </w:hyperlink>
+      <w:bookmarkEnd w:id="108"/>
+    </w:p>
+    <w:bookmarkEnd w:id="109"/>
+    <w:bookmarkStart w:id="110" w:name="appA"/>
     <w:p>
       <w:pPr>
         <w:pStyle w:val="Heading2"/>
@@ -16123,8 +16238,8 @@
         <w:t xml:space="preserve">nested (multiple student responses per item).</w:t>
       </w:r>
     </w:p>
-    <w:bookmarkEnd w:id="108"/>
-    <w:bookmarkStart w:id="112" w:name="appB"/>
+    <w:bookmarkEnd w:id="110"/>
+    <w:bookmarkStart w:id="114" w:name="appB"/>
     <w:p>
       <w:pPr>
         <w:pStyle w:val="Heading2"/>
@@ -16271,18 +16386,18 @@
           <wp:inline>
             <wp:extent cx="5736336" cy="4998720"/>
             <wp:effectExtent b="0" l="0" r="0" t="0"/>
-            <wp:docPr descr="Heatmap of pairwise semantic similarity between auto-generated rubric criteria" title="" id="110" name="Picture"/>
+            <wp:docPr descr="Heatmap of pairwise semantic similarity between auto-generated rubric criteria" title="" id="112" name="Picture"/>
             <a:graphic>
               <a:graphicData uri="http://schemas.openxmlformats.org/drawingml/2006/picture">
                 <pic:pic>
                   <pic:nvPicPr>
-                    <pic:cNvPr descr="figures/f5_rubric_heatmap.png" id="111" name="Picture"/>
+                    <pic:cNvPr descr="figures/f5_rubric_heatmap.png" id="113" name="Picture"/>
                     <pic:cNvPicPr>
                       <a:picLocks noChangeArrowheads="1" noChangeAspect="1"/>
                     </pic:cNvPicPr>
                   </pic:nvPicPr>
                   <pic:blipFill>
-                    <a:blip r:embed="rId109"/>
+                    <a:blip r:embed="rId111"/>
                     <a:stretch>
                       <a:fillRect/>
                     </a:stretch>
@@ -16385,8 +16500,8 @@
         </w:sectPr>
       </w:pPr>
     </w:p>
-    <w:bookmarkEnd w:id="112"/>
-    <w:bookmarkStart w:id="116" w:name="appC"/>
+    <w:bookmarkEnd w:id="114"/>
+    <w:bookmarkStart w:id="118" w:name="appC"/>
     <w:p>
       <w:pPr>
         <w:pStyle w:val="Heading2"/>
@@ -16427,18 +16542,18 @@
           <wp:inline>
             <wp:extent cx="4632960" cy="2987040"/>
             <wp:effectExtent b="0" l="0" r="0" t="0"/>
-            <wp:docPr descr="Evaluations per dollar: CoEval versus human annotation" title="" id="114" name="Picture"/>
+            <wp:docPr descr="Evaluations per dollar: CoEval versus human annotation" title="" id="116" name="Picture"/>
             <a:graphic>
               <a:graphicData uri="http://schemas.openxmlformats.org/drawingml/2006/picture">
                 <pic:pic>
                   <pic:nvPicPr>
-                    <pic:cNvPr descr="figures/f6_cost.png" id="115" name="Picture"/>
+                    <pic:cNvPr descr="figures/f6_cost.png" id="117" name="Picture"/>
                     <pic:cNvPicPr>
                       <a:picLocks noChangeArrowheads="1" noChangeAspect="1"/>
                     </pic:cNvPicPr>
                   </pic:nvPicPr>
                   <pic:blipFill>
-                    <a:blip r:embed="rId113"/>
+                    <a:blip r:embed="rId115"/>
                     <a:stretch>
                       <a:fillRect/>
                     </a:stretch>
@@ -16539,8 +16654,8 @@
         </w:sectPr>
       </w:pPr>
     </w:p>
-    <w:bookmarkEnd w:id="116"/>
-    <w:bookmarkStart w:id="117" w:name="appD"/>
+    <w:bookmarkEnd w:id="118"/>
+    <w:bookmarkStart w:id="119" w:name="appD"/>
     <w:p>
       <w:pPr>
         <w:pStyle w:val="Heading2"/>
@@ -17507,7 +17622,7 @@
         <w:t xml:space="preserve">data and no human raters.</w:t>
       </w:r>
     </w:p>
-    <w:bookmarkEnd w:id="117"/>
+    <w:bookmarkEnd w:id="119"/>
     <w:sectPr>
       <w:type w:val="continuous"/>
       <w:pgSz w:h="15840" w:w="12240"/>

--- a/docs/paper/CoEval_twocolumn.docx
+++ b/docs/paper/CoEval_twocolumn.docx
@@ -7304,7 +7304,7 @@
       </w:pPr>
     </w:p>
     <w:bookmarkEnd w:id="27"/>
-    <w:bookmarkStart w:id="31" w:name="X8b3480caa00443f57186feaf5cffdc8fb88fe2f"/>
+    <w:bookmarkStart w:id="31" w:name="Xe8bbf6e8b303eda2252037f5179fa153abacf26"/>
     <w:p>
       <w:pPr>
         <w:pStyle w:val="Heading3"/>
@@ -7313,7 +7313,7 @@
         <w:widowControl w:val="1"/>
       </w:pPr>
       <w:r>
-        <w:t xml:space="preserve">5.2 Ensemble reliability and judge-choice regret</w:t>
+        <w:t xml:space="preserve">5.2 Ensemble reliability: composition, judge-choice regret, and a self-validating panel</w:t>
       </w:r>
     </w:p>
     <w:p>

--- a/docs/paper/CoEval_twocolumn.docx
+++ b/docs/paper/CoEval_twocolumn.docx
@@ -2642,7 +2642,7 @@
     </w:p>
     <w:bookmarkEnd w:id="13"/>
     <w:bookmarkEnd w:id="14"/>
-    <w:bookmarkStart w:id="19" w:name="the-coeval-framework"/>
+    <w:bookmarkStart w:id="22" w:name="the-coeval-framework"/>
     <w:p>
       <w:pPr>
         <w:pStyle w:val="Heading2"/>
@@ -2678,57 +2678,73 @@
         <w:t xml:space="preserve">layer.</w:t>
       </w:r>
     </w:p>
-    <w:tbl>
-      <w:tblPr>
-        <w:tblStyle w:val="FigureTable"/>
-        <w:tblW w:type="pct" w:w="5000"/>
+    <w:p>
+      <w:pPr>
+        <w:spacing w:before="120" w:after="120" w:line="120" w:lineRule="exact"/>
+        <w:rPr>
+          <w:sz w:val="12"/>
+          <w:szCs w:val="12"/>
+        </w:rPr>
+        <w:sectPr>
+          <w:type w:val="continuous"/>
+          <w:pgSz w:h="15840" w:w="12240"/>
+          <w:pgMar w:bottom="1080" w:footer="720" w:gutter="0" w:header="720" w:left="1080" w:right="1080" w:top="1080"/>
+          <w:cols w:num="2" w:space="288" w:equalWidth="1"/>
+          <w:docGrid w:linePitch="360"/>
+        </w:sectPr>
+      </w:pPr>
+    </w:p>
+    <w:p>
+      <w:pPr>
+        <w:pStyle w:val="BodyText"/>
         <w:jc w:val="center"/>
-        <w:tblLook w:firstRow="0" w:lastRow="0" w:firstColumn="0" w:lastColumn="0"/>
-        <w:tblLayout w:type="autofit"/>
-        <w:tblBorders>
-          <w:top w:val="single" w:sz="10" w:color="4F6272"/>
-          <w:bottom w:val="single" w:sz="10" w:color="4F6272"/>
-          <w:insideH w:val="single" w:sz="5" w:color="9FB0C2"/>
-          <w:left w:val="single" w:sz="6" w:color="9FB0C2"/>
-          <w:right w:val="single" w:sz="6" w:color="9FB0C2"/>
-          <w:insideV w:val="single" w:sz="5" w:color="D9E1E8"/>
-        </w:tblBorders>
-      </w:tblPr>
-      <w:tblGrid>
-        <w:gridCol w:w="7920"/>
-      </w:tblGrid>
-      <w:tr>
-        <w:tc>
-          <w:tcPr>
-            <w:shd w:fill="EEF3F7"/>
-            <w:tcBorders>
-              <w:left w:val="nil"/>
-              <w:right w:val="nil"/>
-              <w:top w:val="nil"/>
-              <w:bottom w:val="single" w:sz="8" w:color="9FB0C2"/>
-            </w:tcBorders>
-          </w:tcPr>
-          <w:p>
-            <w:pPr>
-              <w:pStyle w:val="Compact"/>
-              <w:spacing w:before="0" w:after="20" w:line="240" w:lineRule="auto"/>
-              <w:jc w:val="center"/>
-              <w:keepNext w:val="0"/>
-              <w:keepLines/>
-              <w:widowControl w:val="1"/>
-            </w:pPr>
-            <w:r>
-              <w:rPr>
-                <w:rFonts w:ascii="Times New Roman" w:hAnsi="Times New Roman"/>
-                <w:b/>
-                <w:sz w:val="19"/>
-              </w:rPr>
-              <w:t xml:space="preserve">CoEval five-phase pipeline with teacher, student, and judge role bands</w:t>
-            </w:r>
-          </w:p>
-        </w:tc>
-      </w:tr>
-    </w:tbl>
+        <w:keepNext/>
+        <w:keepLines/>
+        <w:widowControl w:val="1"/>
+      </w:pPr>
+      <w:r>
+        <w:drawing>
+          <wp:inline>
+            <wp:extent cx="6400800" cy="2067876"/>
+            <wp:effectExtent b="0" l="0" r="0" t="0"/>
+            <wp:docPr descr="CoEval five-phase pipeline with teacher, student, and judge role bands" title="" id="16" name="Picture"/>
+            <a:graphic>
+              <a:graphicData uri="http://schemas.openxmlformats.org/drawingml/2006/picture">
+                <pic:pic>
+                  <pic:nvPicPr>
+                    <pic:cNvPr descr="figures/f1_architecture.png" id="17" name="Picture"/>
+                    <pic:cNvPicPr>
+                      <a:picLocks noChangeArrowheads="1" noChangeAspect="1"/>
+                    </pic:cNvPicPr>
+                  </pic:nvPicPr>
+                  <pic:blipFill>
+                    <a:blip r:embed="rId15"/>
+                    <a:stretch>
+                      <a:fillRect/>
+                    </a:stretch>
+                  </pic:blipFill>
+                  <pic:spPr bwMode="auto">
+                    <a:xfrm>
+                      <a:off x="0" y="0"/>
+                      <a:ext cx="6400800" cy="2067876"/>
+                    </a:xfrm>
+                    <a:prstGeom prst="rect">
+                      <a:avLst/>
+                    </a:prstGeom>
+                    <a:noFill/>
+                    <a:ln w="9525">
+                      <a:noFill/>
+                      <a:headEnd/>
+                      <a:tailEnd/>
+                    </a:ln>
+                  </pic:spPr>
+                </pic:pic>
+              </a:graphicData>
+            </a:graphic>
+          </wp:inline>
+        </w:drawing>
+      </w:r>
+    </w:p>
     <w:p>
       <w:pPr>
         <w:pStyle w:val="ImageCaption"/>
@@ -2770,7 +2786,23 @@
         <w:t xml:space="preserve">run is specified in one declarative configuration.</w:t>
       </w:r>
     </w:p>
-    <w:bookmarkStart w:id="15" w:name="teacher-student-and-judge-roles"/>
+    <w:p>
+      <w:pPr>
+        <w:spacing w:before="120" w:after="120" w:line="120" w:lineRule="exact"/>
+        <w:rPr>
+          <w:sz w:val="12"/>
+          <w:szCs w:val="12"/>
+        </w:rPr>
+        <w:sectPr>
+          <w:type w:val="continuous"/>
+          <w:pgSz w:h="15840" w:w="12240"/>
+          <w:pgMar w:bottom="1080" w:footer="720" w:gutter="0" w:header="720" w:left="1080" w:right="1080" w:top="1080"/>
+          <w:cols w:num="1" w:space="288"/>
+          <w:docGrid w:linePitch="360"/>
+        </w:sectPr>
+      </w:pPr>
+    </w:p>
+    <w:bookmarkStart w:id="18" w:name="teacher-student-and-judge-roles"/>
     <w:p>
       <w:pPr>
         <w:pStyle w:val="Heading3"/>
@@ -2903,8 +2935,8 @@
         <w:t xml:space="preserve">inject items from an existing dataset, allowing CoEval scores to be grounded against native metrics (Section 5.1).</w:t>
       </w:r>
     </w:p>
-    <w:bookmarkEnd w:id="15"/>
-    <w:bookmarkStart w:id="16" w:name="attribute-stratified-generation"/>
+    <w:bookmarkEnd w:id="18"/>
+    <w:bookmarkStart w:id="19" w:name="attribute-stratified-generation"/>
     <w:p>
       <w:pPr>
         <w:pStyle w:val="Heading3"/>
@@ -3157,8 +3189,8 @@
         <w:t xml:space="preserve">pretraining. Contamination-resistance is a structural property of generation, not a post-hoc filter.</w:t>
       </w:r>
     </w:p>
-    <w:bookmarkEnd w:id="16"/>
-    <w:bookmarkStart w:id="17" w:name="X0942ce5d8c067f73a4447ce531e20e150caab8b"/>
+    <w:bookmarkEnd w:id="19"/>
+    <w:bookmarkStart w:id="20" w:name="X0942ce5d8c067f73a4447ce531e20e150caab8b"/>
     <w:p>
       <w:pPr>
         <w:pStyle w:val="Heading3"/>
@@ -3921,8 +3953,8 @@
         <w:t xml:space="preserve">, normalized. We evaluate these aggregators in Section 5.2.</w:t>
       </w:r>
     </w:p>
-    <w:bookmarkEnd w:id="17"/>
-    <w:bookmarkStart w:id="18" w:name="reliability-and-bias-metrics"/>
+    <w:bookmarkEnd w:id="20"/>
+    <w:bookmarkStart w:id="21" w:name="reliability-and-bias-metrics"/>
     <w:p>
       <w:pPr>
         <w:pStyle w:val="Heading3"/>
@@ -4058,9 +4090,9 @@
         <w:t xml:space="preserve">.</w:t>
       </w:r>
     </w:p>
-    <w:bookmarkEnd w:id="18"/>
-    <w:bookmarkEnd w:id="19"/>
-    <w:bookmarkStart w:id="20" w:name="experimental-setup"/>
+    <w:bookmarkEnd w:id="21"/>
+    <w:bookmarkEnd w:id="22"/>
+    <w:bookmarkStart w:id="23" w:name="experimental-setup"/>
     <w:p>
       <w:pPr>
         <w:pStyle w:val="Heading2"/>
@@ -5026,8 +5058,8 @@
         </w:sectPr>
       </w:pPr>
     </w:p>
-    <w:bookmarkEnd w:id="20"/>
-    <w:bookmarkStart w:id="29" w:name="results"/>
+    <w:bookmarkEnd w:id="23"/>
+    <w:bookmarkStart w:id="41" w:name="results"/>
     <w:p>
       <w:pPr>
         <w:pStyle w:val="Heading2"/>
@@ -5187,7 +5219,7 @@
         <w:t xml:space="preserve">, and Section 5.5 shows the process is cheap enough to re-run per use case. Section 5.7 exercises the complete tool on three custom verticals (drug interaction, clinical, legal) with no labeled data, and Section 5.8 shows that rankings are domain-specific: across four de-novo domains three different models take first place, so a generic leaderboard misdirects the practitioner that CoEval's per-domain ranking serves.</w:t>
       </w:r>
     </w:p>
-    <w:bookmarkStart w:id="21" w:name="ground-truth-correlation"/>
+    <w:bookmarkStart w:id="27" w:name="ground-truth-correlation"/>
     <w:p>
       <w:pPr>
         <w:pStyle w:val="Heading3"/>
@@ -6698,57 +6730,73 @@
         <w:t xml:space="preserve">the framework is built to make easy.</w:t>
       </w:r>
     </w:p>
-    <w:tbl>
-      <w:tblPr>
-        <w:tblStyle w:val="FigureTable"/>
-        <w:tblW w:type="pct" w:w="5000"/>
+    <w:p>
+      <w:pPr>
+        <w:spacing w:before="120" w:after="120" w:line="120" w:lineRule="exact"/>
+        <w:rPr>
+          <w:sz w:val="12"/>
+          <w:szCs w:val="12"/>
+        </w:rPr>
+        <w:sectPr>
+          <w:type w:val="continuous"/>
+          <w:pgSz w:h="15840" w:w="12240"/>
+          <w:pgMar w:bottom="1080" w:footer="720" w:gutter="0" w:header="720" w:left="1080" w:right="1080" w:top="1080"/>
+          <w:cols w:num="2" w:space="288" w:equalWidth="1"/>
+          <w:docGrid w:linePitch="360"/>
+        </w:sectPr>
+      </w:pPr>
+    </w:p>
+    <w:p>
+      <w:pPr>
+        <w:pStyle w:val="BodyText"/>
         <w:jc w:val="center"/>
-        <w:tblLook w:firstRow="0" w:lastRow="0" w:firstColumn="0" w:lastColumn="0"/>
-        <w:tblLayout w:type="autofit"/>
-        <w:tblBorders>
-          <w:top w:val="single" w:sz="10" w:color="4F6272"/>
-          <w:bottom w:val="single" w:sz="10" w:color="4F6272"/>
-          <w:insideH w:val="single" w:sz="5" w:color="9FB0C2"/>
-          <w:left w:val="single" w:sz="6" w:color="9FB0C2"/>
-          <w:right w:val="single" w:sz="6" w:color="9FB0C2"/>
-          <w:insideV w:val="single" w:sz="5" w:color="D9E1E8"/>
-        </w:tblBorders>
-      </w:tblPr>
-      <w:tblGrid>
-        <w:gridCol w:w="7920"/>
-      </w:tblGrid>
-      <w:tr>
-        <w:tc>
-          <w:tcPr>
-            <w:shd w:fill="EEF3F7"/>
-            <w:tcBorders>
-              <w:left w:val="nil"/>
-              <w:right w:val="nil"/>
-              <w:top w:val="nil"/>
-              <w:bottom w:val="single" w:sz="8" w:color="9FB0C2"/>
-            </w:tcBorders>
-          </w:tcPr>
-          <w:p>
-            <w:pPr>
-              <w:pStyle w:val="Compact"/>
-              <w:spacing w:before="0" w:after="20" w:line="240" w:lineRule="auto"/>
-              <w:jc w:val="center"/>
-              <w:keepNext w:val="0"/>
-              <w:keepLines/>
-              <w:widowControl w:val="1"/>
-            </w:pPr>
-            <w:r>
-              <w:rPr>
-                <w:rFonts w:ascii="Times New Roman" w:hAnsi="Times New Roman"/>
-                <w:b/>
-                <w:sz w:val="19"/>
-              </w:rPr>
-              <w:t xml:space="preserve">CoEval ensemble score versus ground-truth accuracy per model; rankings identical</w:t>
-            </w:r>
-          </w:p>
-        </w:tc>
-      </w:tr>
-    </w:tbl>
+        <w:keepNext/>
+        <w:keepLines/>
+        <w:widowControl w:val="1"/>
+      </w:pPr>
+      <w:r>
+        <w:drawing>
+          <wp:inline>
+            <wp:extent cx="5224272" cy="2987040"/>
+            <wp:effectExtent b="0" l="0" r="0" t="0"/>
+            <wp:docPr descr="CoEval ensemble score versus ground-truth accuracy per model; rankings identical" title="" id="25" name="Picture"/>
+            <a:graphic>
+              <a:graphicData uri="http://schemas.openxmlformats.org/drawingml/2006/picture">
+                <pic:pic>
+                  <pic:nvPicPr>
+                    <pic:cNvPr descr="figures/f4_correctness_corr.png" id="26" name="Picture"/>
+                    <pic:cNvPicPr>
+                      <a:picLocks noChangeArrowheads="1" noChangeAspect="1"/>
+                    </pic:cNvPicPr>
+                  </pic:nvPicPr>
+                  <pic:blipFill>
+                    <a:blip r:embed="rId24"/>
+                    <a:stretch>
+                      <a:fillRect/>
+                    </a:stretch>
+                  </pic:blipFill>
+                  <pic:spPr bwMode="auto">
+                    <a:xfrm>
+                      <a:off x="0" y="0"/>
+                      <a:ext cx="5224272" cy="2987040"/>
+                    </a:xfrm>
+                    <a:prstGeom prst="rect">
+                      <a:avLst/>
+                    </a:prstGeom>
+                    <a:noFill/>
+                    <a:ln w="9525">
+                      <a:noFill/>
+                      <a:headEnd/>
+                      <a:tailEnd/>
+                    </a:ln>
+                  </pic:spPr>
+                </pic:pic>
+              </a:graphicData>
+            </a:graphic>
+          </wp:inline>
+        </w:drawing>
+      </w:r>
+    </w:p>
     <w:p>
       <w:pPr>
         <w:pStyle w:val="ImageCaption"/>
@@ -6839,22 +6887,6 @@
       <w:r>
         <w:t xml:space="preserve">is reproduced exactly (cf. Table 3).</w:t>
       </w:r>
-    </w:p>
-    <w:p>
-      <w:pPr>
-        <w:spacing w:before="120" w:after="120" w:line="120" w:lineRule="exact"/>
-        <w:rPr>
-          <w:sz w:val="12"/>
-          <w:szCs w:val="12"/>
-        </w:rPr>
-        <w:sectPr>
-          <w:type w:val="continuous"/>
-          <w:pgSz w:h="15840" w:w="12240"/>
-          <w:pgMar w:bottom="1080" w:footer="720" w:gutter="0" w:header="720" w:left="1080" w:right="1080" w:top="1080"/>
-          <w:cols w:num="2" w:space="288" w:equalWidth="1"/>
-          <w:docGrid w:linePitch="360"/>
-        </w:sectPr>
-      </w:pPr>
     </w:p>
     <w:p>
       <w:pPr>
@@ -7271,8 +7303,8 @@
         </w:sectPr>
       </w:pPr>
     </w:p>
-    <w:bookmarkEnd w:id="21"/>
-    <w:bookmarkStart w:id="22" w:name="Xe8bbf6e8b303eda2252037f5179fa153abacf26"/>
+    <w:bookmarkEnd w:id="27"/>
+    <w:bookmarkStart w:id="31" w:name="Xe8bbf6e8b303eda2252037f5179fa153abacf26"/>
     <w:p>
       <w:pPr>
         <w:pStyle w:val="Heading3"/>
@@ -7899,57 +7931,73 @@
         <w:t xml:space="preserve">the full-panel ordering.</w:t>
       </w:r>
     </w:p>
-    <w:tbl>
-      <w:tblPr>
-        <w:tblStyle w:val="FigureTable"/>
-        <w:tblW w:type="pct" w:w="5000"/>
+    <w:p>
+      <w:pPr>
+        <w:spacing w:before="120" w:after="120" w:line="120" w:lineRule="exact"/>
+        <w:rPr>
+          <w:sz w:val="12"/>
+          <w:szCs w:val="12"/>
+        </w:rPr>
+        <w:sectPr>
+          <w:type w:val="continuous"/>
+          <w:pgSz w:h="15840" w:w="12240"/>
+          <w:pgMar w:bottom="1080" w:footer="720" w:gutter="0" w:header="720" w:left="1080" w:right="1080" w:top="1080"/>
+          <w:cols w:num="2" w:space="288" w:equalWidth="1"/>
+          <w:docGrid w:linePitch="360"/>
+        </w:sectPr>
+      </w:pPr>
+    </w:p>
+    <w:p>
+      <w:pPr>
+        <w:pStyle w:val="BodyText"/>
         <w:jc w:val="center"/>
-        <w:tblLook w:firstRow="0" w:lastRow="0" w:firstColumn="0" w:lastColumn="0"/>
-        <w:tblLayout w:type="autofit"/>
-        <w:tblBorders>
-          <w:top w:val="single" w:sz="10" w:color="4F6272"/>
-          <w:bottom w:val="single" w:sz="10" w:color="4F6272"/>
-          <w:insideH w:val="single" w:sz="5" w:color="9FB0C2"/>
-          <w:left w:val="single" w:sz="6" w:color="9FB0C2"/>
-          <w:right w:val="single" w:sz="6" w:color="9FB0C2"/>
-          <w:insideV w:val="single" w:sz="5" w:color="D9E1E8"/>
-        </w:tblBorders>
-      </w:tblPr>
-      <w:tblGrid>
-        <w:gridCol w:w="7920"/>
-      </w:tblGrid>
-      <w:tr>
-        <w:tc>
-          <w:tcPr>
-            <w:shd w:fill="EEF3F7"/>
-            <w:tcBorders>
-              <w:left w:val="nil"/>
-              <w:right w:val="nil"/>
-              <w:top w:val="nil"/>
-              <w:bottom w:val="single" w:sz="8" w:color="9FB0C2"/>
-            </w:tcBorders>
-          </w:tcPr>
-          <w:p>
-            <w:pPr>
-              <w:pStyle w:val="Compact"/>
-              <w:spacing w:before="0" w:after="20" w:line="240" w:lineRule="auto"/>
-              <w:jc w:val="center"/>
-              <w:keepNext w:val="0"/>
-              <w:keepLines/>
-              <w:widowControl w:val="1"/>
-            </w:pPr>
-            <w:r>
-              <w:rPr>
-                <w:rFonts w:ascii="Times New Roman" w:hAnsi="Times New Roman"/>
-                <w:b/>
-                <w:sz w:val="19"/>
-              </w:rPr>
-              <w:t xml:space="preserve">ICC(3,k) versus number of judges, peaking at the selected strong panel</w:t>
-            </w:r>
-          </w:p>
-        </w:tc>
-      </w:tr>
-    </w:tbl>
+        <w:keepNext/>
+        <w:keepLines/>
+        <w:widowControl w:val="1"/>
+      </w:pPr>
+      <w:r>
+        <w:drawing>
+          <wp:inline>
+            <wp:extent cx="4815840" cy="3169920"/>
+            <wp:effectExtent b="0" l="0" r="0" t="0"/>
+            <wp:docPr descr="ICC(3,k) versus number of judges, peaking at the selected strong panel" title="" id="29" name="Picture"/>
+            <a:graphic>
+              <a:graphicData uri="http://schemas.openxmlformats.org/drawingml/2006/picture">
+                <pic:pic>
+                  <pic:nvPicPr>
+                    <pic:cNvPr descr="figures/f2_icc_curve.png" id="30" name="Picture"/>
+                    <pic:cNvPicPr>
+                      <a:picLocks noChangeArrowheads="1" noChangeAspect="1"/>
+                    </pic:cNvPicPr>
+                  </pic:nvPicPr>
+                  <pic:blipFill>
+                    <a:blip r:embed="rId28"/>
+                    <a:stretch>
+                      <a:fillRect/>
+                    </a:stretch>
+                  </pic:blipFill>
+                  <pic:spPr bwMode="auto">
+                    <a:xfrm>
+                      <a:off x="0" y="0"/>
+                      <a:ext cx="4815840" cy="3169920"/>
+                    </a:xfrm>
+                    <a:prstGeom prst="rect">
+                      <a:avLst/>
+                    </a:prstGeom>
+                    <a:noFill/>
+                    <a:ln w="9525">
+                      <a:noFill/>
+                      <a:headEnd/>
+                      <a:tailEnd/>
+                    </a:ln>
+                  </pic:spPr>
+                </pic:pic>
+              </a:graphicData>
+            </a:graphic>
+          </wp:inline>
+        </w:drawing>
+      </w:r>
+    </w:p>
     <w:p>
       <w:pPr>
         <w:pStyle w:val="ImageCaption"/>
@@ -8087,147 +8135,19 @@
     </w:p>
     <w:p>
       <w:pPr>
-        <w:pStyle w:val="BodyText"/>
-        <w:jc w:val="both"/>
-        <w:keepNext w:val="0"/>
-        <w:keepLines w:val="0"/>
-        <w:widowControl w:val="1"/>
+        <w:spacing w:before="120" w:after="120" w:line="120" w:lineRule="exact"/>
+        <w:rPr>
+          <w:sz w:val="12"/>
+          <w:szCs w:val="12"/>
+        </w:rPr>
+        <w:sectPr>
+          <w:type w:val="continuous"/>
+          <w:pgSz w:h="15840" w:w="12240"/>
+          <w:pgMar w:bottom="1080" w:footer="720" w:gutter="0" w:header="720" w:left="1080" w:right="1080" w:top="1080"/>
+          <w:cols w:num="1" w:space="288"/>
+          <w:docGrid w:linePitch="360"/>
+        </w:sectPr>
       </w:pPr>
-      <w:r>
-        <w:rPr>
-          <w:b/>
-          <w:bCs/>
-        </w:rPr>
-        <w:t xml:space="preserve">Finding (composition over size).</w:t>
-      </w:r>
-      <w:r>
-        <w:t xml:space="preserve"> </w:t>
-      </w:r>
-      <w:r>
-        <w:t xml:space="preserve">Average-measures reliability is non-monotone in panel size:</w:t>
-      </w:r>
-      <w:r>
-        <w:t xml:space="preserve"> </w:t>
-      </w:r>
-      <m:oMath>
-        <m:r>
-          <m:rPr>
-            <m:sty m:val="p"/>
-          </m:rPr>
-          <m:t>I</m:t>
-        </m:r>
-        <m:r>
-          <m:rPr>
-            <m:sty m:val="p"/>
-          </m:rPr>
-          <m:t>C</m:t>
-        </m:r>
-        <m:r>
-          <m:rPr>
-            <m:sty m:val="p"/>
-          </m:rPr>
-          <m:t>C</m:t>
-        </m:r>
-        <m:r>
-          <m:rPr>
-            <m:sty m:val="p"/>
-          </m:rPr>
-          <m:t>(</m:t>
-        </m:r>
-        <m:r>
-          <m:t>3</m:t>
-        </m:r>
-        <m:r>
-          <m:rPr>
-            <m:sty m:val="p"/>
-          </m:rPr>
-          <m:t>,</m:t>
-        </m:r>
-        <m:r>
-          <m:t>k</m:t>
-        </m:r>
-        <m:r>
-          <m:rPr>
-            <m:sty m:val="p"/>
-          </m:rPr>
-          <m:t>)</m:t>
-        </m:r>
-      </m:oMath>
-      <w:r>
-        <w:t xml:space="preserve"> </w:t>
-      </w:r>
-      <w:r>
-        <w:t xml:space="preserve">peaks at</w:t>
-      </w:r>
-      <w:r>
-        <w:t xml:space="preserve"> </w:t>
-      </w:r>
-      <m:oMath>
-        <m:r>
-          <m:t>0.70</m:t>
-        </m:r>
-      </m:oMath>
-      <w:r>
-        <w:t xml:space="preserve"> </w:t>
-      </w:r>
-      <w:r>
-        <w:t xml:space="preserve">for a selected strong pair and</w:t>
-      </w:r>
-      <w:r>
-        <w:t xml:space="preserve"> </w:t>
-      </w:r>
-      <w:r>
-        <w:rPr>
-          <w:i/>
-          <w:iCs/>
-        </w:rPr>
-        <w:t xml:space="preserve">falls</w:t>
-      </w:r>
-      <w:r>
-        <w:t xml:space="preserve"> </w:t>
-      </w:r>
-      <w:r>
-        <w:t xml:space="preserve">to</w:t>
-      </w:r>
-      <w:r>
-        <w:t xml:space="preserve"> </w:t>
-      </w:r>
-      <m:oMath>
-        <m:r>
-          <m:t>0.40</m:t>
-        </m:r>
-      </m:oMath>
-      <w:r>
-        <w:t xml:space="preserve"> </w:t>
-      </w:r>
-      <w:r>
-        <w:t xml:space="preserve">as low-agreement judges</w:t>
-      </w:r>
-      <w:r>
-        <w:t xml:space="preserve"> </w:t>
-      </w:r>
-      <w:r>
-        <w:t xml:space="preserve">are added, matching the Spearman–Brown prediction exactly. Ensemble</w:t>
-      </w:r>
-      <w:r>
-        <w:t xml:space="preserve"> </w:t>
-      </w:r>
-      <w:r>
-        <w:rPr>
-          <w:i/>
-          <w:iCs/>
-        </w:rPr>
-        <w:t xml:space="preserve">composition</w:t>
-      </w:r>
-      <w:r>
-        <w:t xml:space="preserve">, not size, is the</w:t>
-      </w:r>
-      <w:r>
-        <w:t xml:space="preserve"> </w:t>
-      </w:r>
-      <w:r>
-        <w:t xml:space="preserve">decisive reliability lever; CoEval's consensus selection retains the high-agreement judges automatically.</w:t>
-      </w:r>
     </w:p>
     <w:p>
       <w:pPr>
@@ -8238,234 +8158,84 @@
         <w:widowControl w:val="1"/>
       </w:pPr>
       <w:r>
-        <w:t xml:space="preserve">Composition matters because the</w:t>
-      </w:r>
-      <w:r>
-        <w:t xml:space="preserve"> </w:t>
-      </w:r>
-      <w:r>
-        <w:rPr>
-          <w:i/>
-          <w:iCs/>
-        </w:rPr>
-        <w:t xml:space="preserve">wrong single judge can be worse than useless</w:t>
-      </w:r>
-      <w:r>
-        <w:t xml:space="preserve">, and which judge is wrong is not</w:t>
-      </w:r>
-      <w:r>
-        <w:t xml:space="preserve"> </w:t>
-      </w:r>
-      <w:r>
-        <w:t xml:space="preserve">knowable a priori without the labels CoEval assumes are absent. Across the benchmark-grounded set of Section 5.1</w:t>
-      </w:r>
-      <w:r>
-        <w:t xml:space="preserve"> </w:t>
-      </w:r>
-      <w:r>
-        <w:t xml:space="preserve">(three tasks,</w:t>
+        <w:rPr>
+          <w:b/>
+          <w:bCs/>
+        </w:rPr>
+        <w:t xml:space="preserve">Finding (composition over size).</w:t>
+      </w:r>
+      <w:r>
+        <w:t xml:space="preserve"> </w:t>
+      </w:r>
+      <w:r>
+        <w:t xml:space="preserve">Average-measures reliability is non-monotone in panel size:</w:t>
       </w:r>
       <w:r>
         <w:t xml:space="preserve"> </w:t>
       </w:r>
       <m:oMath>
-        <m:r>
-          <m:t>n</m:t>
-        </m:r>
         <m:r>
           <m:rPr>
             <m:sty m:val="p"/>
           </m:rPr>
-          <m:t>=</m:t>
-        </m:r>
-        <m:r>
-          <m:t>900</m:t>
-        </m:r>
-      </m:oMath>
-      <w:r>
-        <w:t xml:space="preserve"> </w:t>
-      </w:r>
-      <w:r>
-        <w:t xml:space="preserve">pooled), the four candidate judges span a correlation range from</w:t>
-      </w:r>
-      <w:r>
-        <w:t xml:space="preserve"> </w:t>
-      </w:r>
-      <m:oMath>
+          <m:t>I</m:t>
+        </m:r>
         <m:r>
           <m:rPr>
             <m:sty m:val="p"/>
           </m:rPr>
-          <m:t>−</m:t>
-        </m:r>
-        <m:r>
-          <m:t>0.04</m:t>
+          <m:t>C</m:t>
+        </m:r>
+        <m:r>
+          <m:rPr>
+            <m:sty m:val="p"/>
+          </m:rPr>
+          <m:t>C</m:t>
+        </m:r>
+        <m:r>
+          <m:rPr>
+            <m:sty m:val="p"/>
+          </m:rPr>
+          <m:t>(</m:t>
+        </m:r>
+        <m:r>
+          <m:t>3</m:t>
+        </m:r>
+        <m:r>
+          <m:rPr>
+            <m:sty m:val="p"/>
+          </m:rPr>
+          <m:t>,</m:t>
+        </m:r>
+        <m:r>
+          <m:t>k</m:t>
+        </m:r>
+        <m:r>
+          <m:rPr>
+            <m:sty m:val="p"/>
+          </m:rPr>
+          <m:t>)</m:t>
         </m:r>
       </m:oMath>
       <w:r>
         <w:t xml:space="preserve"> </w:t>
       </w:r>
       <w:r>
-        <w:t xml:space="preserve">(</w:t>
-      </w:r>
-      <w:r>
-        <w:rPr>
-          <w:rStyle w:val="VerbatimChar"/>
-        </w:rPr>
-        <w:t xml:space="preserve">gpt-3.5-turbo</w:t>
-      </w:r>
-      <w:r>
-        <w:t xml:space="preserve">, anti-correlated) through</w:t>
+        <w:t xml:space="preserve">peaks at</w:t>
       </w:r>
       <w:r>
         <w:t xml:space="preserve"> </w:t>
       </w:r>
       <m:oMath>
         <m:r>
-          <m:t>0.17</m:t>
+          <m:t>0.70</m:t>
         </m:r>
       </m:oMath>
       <w:r>
         <w:t xml:space="preserve"> </w:t>
       </w:r>
       <w:r>
-        <w:t xml:space="preserve">(</w:t>
-      </w:r>
-      <w:r>
-        <w:rPr>
-          <w:rStyle w:val="VerbatimChar"/>
-        </w:rPr>
-        <w:t xml:space="preserve">gemini-flash</w:t>
-      </w:r>
-      <w:r>
-        <w:t xml:space="preserve">) and</w:t>
-      </w:r>
-      <w:r>
-        <w:t xml:space="preserve"> </w:t>
-      </w:r>
-      <m:oMath>
-        <m:r>
-          <m:t>0.24</m:t>
-        </m:r>
-      </m:oMath>
-      <w:r>
-        <w:t xml:space="preserve"> </w:t>
-      </w:r>
-      <w:r>
-        <w:t xml:space="preserve">(</w:t>
-      </w:r>
-      <w:r>
-        <w:rPr>
-          <w:rStyle w:val="VerbatimChar"/>
-        </w:rPr>
-        <w:t xml:space="preserve">gpt-4o-mini</w:t>
-      </w:r>
-      <w:r>
-        <w:t xml:space="preserve">) to</w:t>
-      </w:r>
-      <w:r>
-        <w:t xml:space="preserve"> </w:t>
-      </w:r>
-      <m:oMath>
-        <m:r>
-          <m:t>0.31</m:t>
-        </m:r>
-      </m:oMath>
-      <w:r>
-        <w:t xml:space="preserve"> </w:t>
-      </w:r>
-      <w:r>
-        <w:t xml:space="preserve">(</w:t>
-      </w:r>
-      <w:r>
-        <w:rPr>
-          <w:rStyle w:val="VerbatimChar"/>
-        </w:rPr>
-        <w:t xml:space="preserve">claude-haiku</w:t>
-      </w:r>
-      <w:r>
-        <w:t xml:space="preserve">): a</w:t>
-      </w:r>
-      <w:r>
-        <w:t xml:space="preserve"> </w:t>
-      </w:r>
-      <w:r>
-        <w:rPr>
-          <w:b/>
-          <w:bCs/>
-        </w:rPr>
-        <w:t xml:space="preserve">judge-choice regret of</w:t>
-      </w:r>
-      <w:r>
-        <w:rPr>
-          <w:b/>
-          <w:bCs/>
-        </w:rPr>
-        <w:t xml:space="preserve"> </w:t>
-      </w:r>
-      <m:oMath>
-        <m:r>
-          <m:t>0.35</m:t>
-        </m:r>
-      </m:oMath>
-      <w:r>
-        <w:t xml:space="preserve"> </w:t>
-      </w:r>
-      <w:r>
-        <w:t xml:space="preserve">between the best and worst single judge. The best judge is moreover task-dependent (</w:t>
-      </w:r>
-      <w:r>
-        <w:rPr>
-          <w:rStyle w:val="VerbatimChar"/>
-        </w:rPr>
-        <w:t xml:space="preserve">claude-haiku</w:t>
-      </w:r>
-      <w:r>
-        <w:t xml:space="preserve"> </w:t>
-      </w:r>
-      <w:r>
-        <w:t xml:space="preserve">here,</w:t>
-      </w:r>
-      <w:r>
-        <w:t xml:space="preserve"> </w:t>
-      </w:r>
-      <w:r>
-        <w:rPr>
-          <w:rStyle w:val="VerbatimChar"/>
-        </w:rPr>
-        <w:t xml:space="preserve">gpt-4o-mini</w:t>
-      </w:r>
-      <w:r>
-        <w:t xml:space="preserve"> </w:t>
-      </w:r>
-      <w:r>
-        <w:t xml:space="preserve">on the summarization subset of Section 5.1), so a practitioner committing to one judge in</w:t>
-      </w:r>
-      <w:r>
-        <w:t xml:space="preserve"> </w:t>
-      </w:r>
-      <w:r>
-        <w:t xml:space="preserve">advance risks the anti-correlated one. The cross-family ensemble is the low-regret default: its plain mean correlates</w:t>
-      </w:r>
-      <w:r>
-        <w:t xml:space="preserve"> </w:t>
-      </w:r>
-      <w:r>
-        <w:t xml:space="preserve">at</w:t>
-      </w:r>
-      <w:r>
-        <w:t xml:space="preserve"> </w:t>
-      </w:r>
-      <m:oMath>
-        <m:r>
-          <m:t>0.238</m:t>
-        </m:r>
-      </m:oMath>
-      <w:r>
-        <w:t xml:space="preserve"> </w:t>
-      </w:r>
-      <w:r>
-        <w:t xml:space="preserve">and, unlike a single pick, is</w:t>
+        <w:t xml:space="preserve">for a selected strong pair and</w:t>
       </w:r>
       <w:r>
         <w:t xml:space="preserve"> </w:t>
@@ -8475,13 +8245,52 @@
           <w:i/>
           <w:iCs/>
         </w:rPr>
-        <w:t xml:space="preserve">never</w:t>
-      </w:r>
-      <w:r>
-        <w:t xml:space="preserve"> </w:t>
-      </w:r>
-      <w:r>
-        <w:t xml:space="preserve">anti-correlated.</w:t>
+        <w:t xml:space="preserve">falls</w:t>
+      </w:r>
+      <w:r>
+        <w:t xml:space="preserve"> </w:t>
+      </w:r>
+      <w:r>
+        <w:t xml:space="preserve">to</w:t>
+      </w:r>
+      <w:r>
+        <w:t xml:space="preserve"> </w:t>
+      </w:r>
+      <m:oMath>
+        <m:r>
+          <m:t>0.40</m:t>
+        </m:r>
+      </m:oMath>
+      <w:r>
+        <w:t xml:space="preserve"> </w:t>
+      </w:r>
+      <w:r>
+        <w:t xml:space="preserve">as low-agreement judges</w:t>
+      </w:r>
+      <w:r>
+        <w:t xml:space="preserve"> </w:t>
+      </w:r>
+      <w:r>
+        <w:t xml:space="preserve">are added, matching the Spearman–Brown prediction exactly. Ensemble</w:t>
+      </w:r>
+      <w:r>
+        <w:t xml:space="preserve"> </w:t>
+      </w:r>
+      <w:r>
+        <w:rPr>
+          <w:i/>
+          <w:iCs/>
+        </w:rPr>
+        <w:t xml:space="preserve">composition</w:t>
+      </w:r>
+      <w:r>
+        <w:t xml:space="preserve">, not size, is the</w:t>
+      </w:r>
+      <w:r>
+        <w:t xml:space="preserve"> </w:t>
+      </w:r>
+      <w:r>
+        <w:t xml:space="preserve">decisive reliability lever; CoEval's consensus selection retains the high-agreement judges automatically.</w:t>
       </w:r>
     </w:p>
     <w:p>
@@ -8493,22 +8302,75 @@
         <w:widowControl w:val="1"/>
       </w:pPr>
       <w:r>
-        <w:t xml:space="preserve">Given the panel, the choice of aggregator is itself a lever, and the unsupervised reliability-weighted aggregator of</w:t>
-      </w:r>
-      <w:r>
-        <w:t xml:space="preserve"> </w:t>
-      </w:r>
-      <w:r>
-        <w:t xml:space="preserve">Section 3.3 is the best label-free option we test. Weighting each judge by its agreement with the rest of the</w:t>
-      </w:r>
-      <w:r>
-        <w:t xml:space="preserve"> </w:t>
-      </w:r>
-      <w:r>
-        <w:t xml:space="preserve">panel assigns the anti-correlated</w:t>
-      </w:r>
-      <w:r>
-        <w:t xml:space="preserve"> </w:t>
+        <w:t xml:space="preserve">Composition matters because the</w:t>
+      </w:r>
+      <w:r>
+        <w:t xml:space="preserve"> </w:t>
+      </w:r>
+      <w:r>
+        <w:rPr>
+          <w:i/>
+          <w:iCs/>
+        </w:rPr>
+        <w:t xml:space="preserve">wrong single judge can be worse than useless</w:t>
+      </w:r>
+      <w:r>
+        <w:t xml:space="preserve">, and which judge is wrong is not</w:t>
+      </w:r>
+      <w:r>
+        <w:t xml:space="preserve"> </w:t>
+      </w:r>
+      <w:r>
+        <w:t xml:space="preserve">knowable a priori without the labels CoEval assumes are absent. Across the benchmark-grounded set of Section 5.1</w:t>
+      </w:r>
+      <w:r>
+        <w:t xml:space="preserve"> </w:t>
+      </w:r>
+      <w:r>
+        <w:t xml:space="preserve">(three tasks,</w:t>
+      </w:r>
+      <w:r>
+        <w:t xml:space="preserve"> </w:t>
+      </w:r>
+      <m:oMath>
+        <m:r>
+          <m:t>n</m:t>
+        </m:r>
+        <m:r>
+          <m:rPr>
+            <m:sty m:val="p"/>
+          </m:rPr>
+          <m:t>=</m:t>
+        </m:r>
+        <m:r>
+          <m:t>900</m:t>
+        </m:r>
+      </m:oMath>
+      <w:r>
+        <w:t xml:space="preserve"> </w:t>
+      </w:r>
+      <w:r>
+        <w:t xml:space="preserve">pooled), the four candidate judges span a correlation range from</w:t>
+      </w:r>
+      <w:r>
+        <w:t xml:space="preserve"> </w:t>
+      </w:r>
+      <m:oMath>
+        <m:r>
+          <m:rPr>
+            <m:sty m:val="p"/>
+          </m:rPr>
+          <m:t>−</m:t>
+        </m:r>
+        <m:r>
+          <m:t>0.04</m:t>
+        </m:r>
+      </m:oMath>
+      <w:r>
+        <w:t xml:space="preserve"> </w:t>
+      </w:r>
+      <w:r>
+        <w:t xml:space="preserve">(</w:t>
       </w:r>
       <w:r>
         <w:rPr>
@@ -8517,55 +8379,149 @@
         <w:t xml:space="preserve">gpt-3.5-turbo</w:t>
       </w:r>
       <w:r>
-        <w:t xml:space="preserve"> </w:t>
-      </w:r>
-      <w:r>
-        <w:t xml:space="preserve">the lowest weight (</w:t>
+        <w:t xml:space="preserve">, anti-correlated) through</w:t>
+      </w:r>
+      <w:r>
+        <w:t xml:space="preserve"> </w:t>
       </w:r>
       <m:oMath>
         <m:r>
-          <m:t>0.18</m:t>
+          <m:t>0.17</m:t>
         </m:r>
       </m:oMath>
       <w:r>
         <w:t xml:space="preserve"> </w:t>
       </w:r>
       <w:r>
-        <w:t xml:space="preserve">versus</w:t>
+        <w:t xml:space="preserve">(</w:t>
+      </w:r>
+      <w:r>
+        <w:rPr>
+          <w:rStyle w:val="VerbatimChar"/>
+        </w:rPr>
+        <w:t xml:space="preserve">gemini-flash</w:t>
+      </w:r>
+      <w:r>
+        <w:t xml:space="preserve">) and</w:t>
       </w:r>
       <w:r>
         <w:t xml:space="preserve"> </w:t>
       </w:r>
       <m:oMath>
         <m:r>
-          <m:t>0.27</m:t>
+          <m:t>0.24</m:t>
         </m:r>
       </m:oMath>
       <w:r>
-        <w:t xml:space="preserve">–</w:t>
+        <w:t xml:space="preserve"> </w:t>
+      </w:r>
+      <w:r>
+        <w:t xml:space="preserve">(</w:t>
+      </w:r>
+      <w:r>
+        <w:rPr>
+          <w:rStyle w:val="VerbatimChar"/>
+        </w:rPr>
+        <w:t xml:space="preserve">gpt-4o-mini</w:t>
+      </w:r>
+      <w:r>
+        <w:t xml:space="preserve">) to</w:t>
+      </w:r>
+      <w:r>
+        <w:t xml:space="preserve"> </w:t>
       </w:r>
       <m:oMath>
         <m:r>
-          <m:t>0.29</m:t>
+          <m:t>0.31</m:t>
         </m:r>
       </m:oMath>
       <w:r>
         <w:t xml:space="preserve"> </w:t>
       </w:r>
       <w:r>
-        <w:t xml:space="preserve">for</w:t>
-      </w:r>
-      <w:r>
-        <w:t xml:space="preserve"> </w:t>
-      </w:r>
-      <w:r>
-        <w:t xml:space="preserve">the others) and lifts the aggregate correlation from the plain mean's</w:t>
-      </w:r>
-      <w:r>
+        <w:t xml:space="preserve">(</w:t>
+      </w:r>
+      <w:r>
+        <w:rPr>
+          <w:rStyle w:val="VerbatimChar"/>
+        </w:rPr>
+        <w:t xml:space="preserve">claude-haiku</w:t>
+      </w:r>
+      <w:r>
+        <w:t xml:space="preserve">): a</w:t>
+      </w:r>
+      <w:r>
+        <w:t xml:space="preserve"> </w:t>
+      </w:r>
+      <w:r>
+        <w:rPr>
+          <w:b/>
+          <w:bCs/>
+        </w:rPr>
+        <w:t xml:space="preserve">judge-choice regret of</w:t>
+      </w:r>
+      <w:r>
+        <w:rPr>
+          <w:b/>
+          <w:bCs/>
+        </w:rPr>
         <w:t xml:space="preserve"> </w:t>
       </w:r>
       <m:oMath>
         <m:r>
+          <m:t>0.35</m:t>
+        </m:r>
+      </m:oMath>
+      <w:r>
+        <w:t xml:space="preserve"> </w:t>
+      </w:r>
+      <w:r>
+        <w:t xml:space="preserve">between the best and worst single judge. The best judge is moreover task-dependent (</w:t>
+      </w:r>
+      <w:r>
+        <w:rPr>
+          <w:rStyle w:val="VerbatimChar"/>
+        </w:rPr>
+        <w:t xml:space="preserve">claude-haiku</w:t>
+      </w:r>
+      <w:r>
+        <w:t xml:space="preserve"> </w:t>
+      </w:r>
+      <w:r>
+        <w:t xml:space="preserve">here,</w:t>
+      </w:r>
+      <w:r>
+        <w:t xml:space="preserve"> </w:t>
+      </w:r>
+      <w:r>
+        <w:rPr>
+          <w:rStyle w:val="VerbatimChar"/>
+        </w:rPr>
+        <w:t xml:space="preserve">gpt-4o-mini</w:t>
+      </w:r>
+      <w:r>
+        <w:t xml:space="preserve"> </w:t>
+      </w:r>
+      <w:r>
+        <w:t xml:space="preserve">on the summarization subset of Section 5.1), so a practitioner committing to one judge in</w:t>
+      </w:r>
+      <w:r>
+        <w:t xml:space="preserve"> </w:t>
+      </w:r>
+      <w:r>
+        <w:t xml:space="preserve">advance risks the anti-correlated one. The cross-family ensemble is the low-regret default: its plain mean correlates</w:t>
+      </w:r>
+      <w:r>
+        <w:t xml:space="preserve"> </w:t>
+      </w:r>
+      <w:r>
+        <w:t xml:space="preserve">at</w:t>
+      </w:r>
+      <w:r>
+        <w:t xml:space="preserve"> </w:t>
+      </w:r>
+      <m:oMath>
+        <m:r>
           <m:t>0.238</m:t>
         </m:r>
       </m:oMath>
@@ -8573,75 +8529,23 @@
         <w:t xml:space="preserve"> </w:t>
       </w:r>
       <w:r>
-        <w:t xml:space="preserve">to</w:t>
-      </w:r>
-      <w:r>
-        <w:t xml:space="preserve"> </w:t>
-      </w:r>
-      <m:oMath>
-        <m:r>
-          <m:t>0.246</m:t>
-        </m:r>
-      </m:oMath>
-      <w:r>
-        <w:t xml:space="preserve">. The</w:t>
-      </w:r>
-      <w:r>
-        <w:t xml:space="preserve"> </w:t>
-      </w:r>
-      <w:r>
-        <w:t xml:space="preserve">alternatives are worse: median and trimmed-mean aggregation, which discard rather than re-weight information, reach</w:t>
-      </w:r>
-      <w:r>
-        <w:t xml:space="preserve"> </w:t>
-      </w:r>
-      <w:r>
-        <w:t xml:space="preserve">only</w:t>
-      </w:r>
-      <w:r>
-        <w:t xml:space="preserve"> </w:t>
-      </w:r>
-      <m:oMath>
-        <m:r>
-          <m:t>0.222</m:t>
-        </m:r>
-      </m:oMath>
-      <w:r>
-        <w:t xml:space="preserve">, and a Dawid–Skene latent-truth model [</w:t>
-      </w:r>
-      <w:hyperlink w:anchor="r33">
-        <w:r>
-          <w:rPr>
-            <w:rStyle w:val="Hyperlink"/>
-          </w:rPr>
-          <w:t xml:space="preserve">33</w:t>
-        </w:r>
-      </w:hyperlink>
-      <w:r>
-        <w:t xml:space="preserve">] over discretized scores reaches</w:t>
-      </w:r>
-      <w:r>
-        <w:t xml:space="preserve"> </w:t>
-      </w:r>
-      <m:oMath>
-        <m:r>
-          <m:t>0.178</m:t>
-        </m:r>
-      </m:oMath>
-      <w:r>
-        <w:t xml:space="preserve">. Reliability weighting</w:t>
-      </w:r>
-      <w:r>
-        <w:t xml:space="preserve"> </w:t>
-      </w:r>
-      <w:r>
-        <w:t xml:space="preserve">thus turns the panel's own internal agreement, the one signal available without labels, into the strongest aggregate,</w:t>
-      </w:r>
-      <w:r>
-        <w:t xml:space="preserve"> </w:t>
-      </w:r>
-      <w:r>
-        <w:t xml:space="preserve">while never selecting the anti-correlated judge.</w:t>
+        <w:t xml:space="preserve">and, unlike a single pick, is</w:t>
+      </w:r>
+      <w:r>
+        <w:t xml:space="preserve"> </w:t>
+      </w:r>
+      <w:r>
+        <w:rPr>
+          <w:i/>
+          <w:iCs/>
+        </w:rPr>
+        <w:t xml:space="preserve">never</w:t>
+      </w:r>
+      <w:r>
+        <w:t xml:space="preserve"> </w:t>
+      </w:r>
+      <w:r>
+        <w:t xml:space="preserve">anti-correlated.</w:t>
       </w:r>
     </w:p>
     <w:p>
@@ -8653,65 +8557,73 @@
         <w:widowControl w:val="1"/>
       </w:pPr>
       <w:r>
-        <w:rPr>
-          <w:b/>
-          <w:bCs/>
-        </w:rPr>
-        <w:t xml:space="preserve">Finding (judge-choice regret).</w:t>
-      </w:r>
-      <w:r>
-        <w:t xml:space="preserve"> </w:t>
-      </w:r>
-      <w:r>
-        <w:t xml:space="preserve">Choosing a single judge without labels is unsafe: on the</w:t>
-      </w:r>
-      <w:r>
-        <w:t xml:space="preserve"> </w:t>
-      </w:r>
-      <w:r>
-        <w:t xml:space="preserve">benchmark-grounded set the candidate judges range from</w:t>
-      </w:r>
-      <w:r>
-        <w:t xml:space="preserve"> </w:t>
+        <w:t xml:space="preserve">Given the panel, the choice of aggregator is itself a lever, and the unsupervised reliability-weighted aggregator of</w:t>
+      </w:r>
+      <w:r>
+        <w:t xml:space="preserve"> </w:t>
+      </w:r>
+      <w:r>
+        <w:t xml:space="preserve">Section 3.3 is the best label-free option we test. Weighting each judge by its agreement with the rest of the</w:t>
+      </w:r>
+      <w:r>
+        <w:t xml:space="preserve"> </w:t>
+      </w:r>
+      <w:r>
+        <w:t xml:space="preserve">panel assigns the anti-correlated</w:t>
+      </w:r>
+      <w:r>
+        <w:t xml:space="preserve"> </w:t>
+      </w:r>
+      <w:r>
+        <w:rPr>
+          <w:rStyle w:val="VerbatimChar"/>
+        </w:rPr>
+        <w:t xml:space="preserve">gpt-3.5-turbo</w:t>
+      </w:r>
+      <w:r>
+        <w:t xml:space="preserve"> </w:t>
+      </w:r>
+      <w:r>
+        <w:t xml:space="preserve">the lowest weight (</w:t>
       </w:r>
       <m:oMath>
         <m:r>
-          <m:rPr>
-            <m:sty m:val="p"/>
-          </m:rPr>
-          <m:t>−</m:t>
-        </m:r>
-        <m:r>
-          <m:t>0.04</m:t>
+          <m:t>0.18</m:t>
         </m:r>
       </m:oMath>
       <w:r>
         <w:t xml:space="preserve"> </w:t>
       </w:r>
       <w:r>
-        <w:t xml:space="preserve">(anti-correlated) to</w:t>
+        <w:t xml:space="preserve">versus</w:t>
       </w:r>
       <w:r>
         <w:t xml:space="preserve"> </w:t>
       </w:r>
       <m:oMath>
         <m:r>
-          <m:t>0.31</m:t>
+          <m:t>0.27</m:t>
         </m:r>
       </m:oMath>
       <w:r>
-        <w:t xml:space="preserve">, a judge-choice regret of</w:t>
-      </w:r>
-      <w:r>
-        <w:t xml:space="preserve"> </w:t>
+        <w:t xml:space="preserve">–</w:t>
       </w:r>
       <m:oMath>
         <m:r>
-          <m:t>0.35</m:t>
+          <m:t>0.29</m:t>
         </m:r>
       </m:oMath>
       <w:r>
-        <w:t xml:space="preserve">, and the best judge varies by task. The cross-family ensemble removes this risk (plain mean</w:t>
+        <w:t xml:space="preserve"> </w:t>
+      </w:r>
+      <w:r>
+        <w:t xml:space="preserve">for</w:t>
+      </w:r>
+      <w:r>
+        <w:t xml:space="preserve"> </w:t>
+      </w:r>
+      <w:r>
+        <w:t xml:space="preserve">the others) and lifts the aggregate correlation from the plain mean's</w:t>
       </w:r>
       <w:r>
         <w:t xml:space="preserve"> </w:t>
@@ -8722,13 +8634,13 @@
         </m:r>
       </m:oMath>
       <w:r>
-        <w:t xml:space="preserve">, never</w:t>
-      </w:r>
-      <w:r>
-        <w:t xml:space="preserve"> </w:t>
-      </w:r>
-      <w:r>
-        <w:t xml:space="preserve">anti-correlated), and among label-free aggregators reliability weighting is the strongest (</w:t>
+        <w:t xml:space="preserve"> </w:t>
+      </w:r>
+      <w:r>
+        <w:t xml:space="preserve">to</w:t>
+      </w:r>
+      <w:r>
+        <w:t xml:space="preserve"> </w:t>
       </w:r>
       <m:oMath>
         <m:r>
@@ -8736,7 +8648,19 @@
         </m:r>
       </m:oMath>
       <w:r>
-        <w:t xml:space="preserve">, versus</w:t>
+        <w:t xml:space="preserve">. The</w:t>
+      </w:r>
+      <w:r>
+        <w:t xml:space="preserve"> </w:t>
+      </w:r>
+      <w:r>
+        <w:t xml:space="preserve">alternatives are worse: median and trimmed-mean aggregation, which discard rather than re-weight information, reach</w:t>
+      </w:r>
+      <w:r>
+        <w:t xml:space="preserve"> </w:t>
+      </w:r>
+      <w:r>
+        <w:t xml:space="preserve">only</w:t>
       </w:r>
       <w:r>
         <w:t xml:space="preserve"> </w:t>
@@ -8747,16 +8671,18 @@
         </m:r>
       </m:oMath>
       <w:r>
-        <w:t xml:space="preserve"> </w:t>
-      </w:r>
-      <w:r>
-        <w:t xml:space="preserve">for</w:t>
-      </w:r>
-      <w:r>
-        <w:t xml:space="preserve"> </w:t>
-      </w:r>
-      <w:r>
-        <w:t xml:space="preserve">median/trimmed and</w:t>
+        <w:t xml:space="preserve">, and a Dawid–Skene latent-truth model [</w:t>
+      </w:r>
+      <w:hyperlink w:anchor="r33">
+        <w:r>
+          <w:rPr>
+            <w:rStyle w:val="Hyperlink"/>
+          </w:rPr>
+          <w:t xml:space="preserve">33</w:t>
+        </w:r>
+      </w:hyperlink>
+      <w:r>
+        <w:t xml:space="preserve">] over discretized scores reaches</w:t>
       </w:r>
       <w:r>
         <w:t xml:space="preserve"> </w:t>
@@ -8767,10 +8693,19 @@
         </m:r>
       </m:oMath>
       <w:r>
-        <w:t xml:space="preserve"> </w:t>
-      </w:r>
-      <w:r>
-        <w:t xml:space="preserve">for Dawid–Skene), using only the panel's internal agreement.</w:t>
+        <w:t xml:space="preserve">. Reliability weighting</w:t>
+      </w:r>
+      <w:r>
+        <w:t xml:space="preserve"> </w:t>
+      </w:r>
+      <w:r>
+        <w:t xml:space="preserve">thus turns the panel's own internal agreement, the one signal available without labels, into the strongest aggregate,</w:t>
+      </w:r>
+      <w:r>
+        <w:t xml:space="preserve"> </w:t>
+      </w:r>
+      <w:r>
+        <w:t xml:space="preserve">while never selecting the anti-correlated judge.</w:t>
       </w:r>
     </w:p>
     <w:p>
@@ -8782,47 +8717,23 @@
         <w:widowControl w:val="1"/>
       </w:pPr>
       <w:r>
-        <w:t xml:space="preserve">Aggregation does more than average: it lets the evaluator</w:t>
-      </w:r>
-      <w:r>
-        <w:t xml:space="preserve"> </w:t>
-      </w:r>
-      <w:r>
-        <w:rPr>
-          <w:i/>
-          <w:iCs/>
-        </w:rPr>
-        <w:t xml:space="preserve">audit its own judges</w:t>
-      </w:r>
-      <w:r>
-        <w:t xml:space="preserve"> </w:t>
-      </w:r>
-      <w:r>
-        <w:t xml:space="preserve">with no labels. A judge's mean</w:t>
-      </w:r>
-      <w:r>
-        <w:t xml:space="preserve"> </w:t>
-      </w:r>
-      <w:r>
-        <w:t xml:space="preserve">agreement with the rest of the panel is an unsupervised reliability signal, and it cleanly separates competent judges</w:t>
-      </w:r>
-      <w:r>
-        <w:t xml:space="preserve"> </w:t>
-      </w:r>
-      <w:r>
-        <w:t xml:space="preserve">from broken ones. We stress-test this by adding three deliberately broken judges to the four-judge panel, one returning</w:t>
-      </w:r>
-      <w:r>
-        <w:t xml:space="preserve"> </w:t>
-      </w:r>
-      <w:r>
-        <w:t xml:space="preserve">uniform-random scores, one a constant score, and one anti-correlated with quality. All three fall to the bottom of the</w:t>
-      </w:r>
-      <w:r>
-        <w:t xml:space="preserve"> </w:t>
-      </w:r>
-      <w:r>
-        <w:t xml:space="preserve">agreement ranking (mean agreement</w:t>
+        <w:rPr>
+          <w:b/>
+          <w:bCs/>
+        </w:rPr>
+        <w:t xml:space="preserve">Finding (judge-choice regret).</w:t>
+      </w:r>
+      <w:r>
+        <w:t xml:space="preserve"> </w:t>
+      </w:r>
+      <w:r>
+        <w:t xml:space="preserve">Choosing a single judge without labels is unsafe: on the</w:t>
+      </w:r>
+      <w:r>
+        <w:t xml:space="preserve"> </w:t>
+      </w:r>
+      <w:r>
+        <w:t xml:space="preserve">benchmark-grounded set the candidate judges range from</w:t>
       </w:r>
       <w:r>
         <w:t xml:space="preserve"> </w:t>
@@ -8832,51 +8743,39 @@
           <m:rPr>
             <m:sty m:val="p"/>
           </m:rPr>
-          <m:t>≤</m:t>
-        </m:r>
-        <m:r>
-          <m:t>0</m:t>
+          <m:t>−</m:t>
+        </m:r>
+        <m:r>
+          <m:t>0.04</m:t>
         </m:r>
       </m:oMath>
       <w:r>
         <w:t xml:space="preserve"> </w:t>
       </w:r>
       <w:r>
-        <w:t xml:space="preserve">versus</w:t>
+        <w:t xml:space="preserve">(anti-correlated) to</w:t>
       </w:r>
       <w:r>
         <w:t xml:space="preserve"> </w:t>
       </w:r>
       <m:oMath>
         <m:r>
-          <m:t>0.07</m:t>
+          <m:t>0.31</m:t>
         </m:r>
       </m:oMath>
       <w:r>
-        <w:t xml:space="preserve"> </w:t>
-      </w:r>
-      <w:r>
-        <w:t xml:space="preserve">to</w:t>
+        <w:t xml:space="preserve">, a judge-choice regret of</w:t>
       </w:r>
       <w:r>
         <w:t xml:space="preserve"> </w:t>
       </w:r>
       <m:oMath>
         <m:r>
-          <m:t>0.18</m:t>
+          <m:t>0.35</m:t>
         </m:r>
       </m:oMath>
       <w:r>
-        <w:t xml:space="preserve"> </w:t>
-      </w:r>
-      <w:r>
-        <w:t xml:space="preserve">for the competent judges), and their effect on a naive</w:t>
-      </w:r>
-      <w:r>
-        <w:t xml:space="preserve"> </w:t>
-      </w:r>
-      <w:r>
-        <w:t xml:space="preserve">average is large: the plain-mean correlation with ground truth drops from</w:t>
+        <w:t xml:space="preserve">, and the best judge varies by task. The cross-family ensemble removes this risk (plain mean</w:t>
       </w:r>
       <w:r>
         <w:t xml:space="preserve"> </w:t>
@@ -8887,50 +8786,55 @@
         </m:r>
       </m:oMath>
       <w:r>
-        <w:t xml:space="preserve"> </w:t>
-      </w:r>
-      <w:r>
-        <w:t xml:space="preserve">to</w:t>
-      </w:r>
-      <w:r>
-        <w:t xml:space="preserve"> </w:t>
+        <w:t xml:space="preserve">, never</w:t>
+      </w:r>
+      <w:r>
+        <w:t xml:space="preserve"> </w:t>
+      </w:r>
+      <w:r>
+        <w:t xml:space="preserve">anti-correlated), and among label-free aggregators reliability weighting is the strongest (</w:t>
       </w:r>
       <m:oMath>
         <m:r>
-          <m:t>0.126</m:t>
+          <m:t>0.246</m:t>
         </m:r>
       </m:oMath>
       <w:r>
-        <w:t xml:space="preserve"> </w:t>
-      </w:r>
-      <w:r>
-        <w:t xml:space="preserve">once they are included.</w:t>
-      </w:r>
-      <w:r>
-        <w:t xml:space="preserve"> </w:t>
-      </w:r>
-      <w:r>
-        <w:t xml:space="preserve">Reliability weighting, using only peer agreement, assigns each broken judge a weight of essentially zero and recovers</w:t>
-      </w:r>
-      <w:r>
-        <w:t xml:space="preserve"> </w:t>
-      </w:r>
-      <w:r>
-        <w:t xml:space="preserve">the clean-panel accuracy (</w:t>
+        <w:t xml:space="preserve">, versus</w:t>
+      </w:r>
+      <w:r>
+        <w:t xml:space="preserve"> </w:t>
       </w:r>
       <m:oMath>
         <m:r>
-          <m:t>0.228</m:t>
+          <m:t>0.222</m:t>
         </m:r>
       </m:oMath>
       <w:r>
-        <w:t xml:space="preserve">). A single judge offers no such safeguard, because there is nothing to check it</w:t>
-      </w:r>
-      <w:r>
-        <w:t xml:space="preserve"> </w:t>
-      </w:r>
-      <w:r>
-        <w:t xml:space="preserve">against: the panel turns the absence of labels from a liability into a design that validates itself.</w:t>
+        <w:t xml:space="preserve"> </w:t>
+      </w:r>
+      <w:r>
+        <w:t xml:space="preserve">for</w:t>
+      </w:r>
+      <w:r>
+        <w:t xml:space="preserve"> </w:t>
+      </w:r>
+      <w:r>
+        <w:t xml:space="preserve">median/trimmed and</w:t>
+      </w:r>
+      <w:r>
+        <w:t xml:space="preserve"> </w:t>
+      </w:r>
+      <m:oMath>
+        <m:r>
+          <m:t>0.178</m:t>
+        </m:r>
+      </m:oMath>
+      <w:r>
+        <w:t xml:space="preserve"> </w:t>
+      </w:r>
+      <w:r>
+        <w:t xml:space="preserve">for Dawid–Skene), using only the panel's internal agreement.</w:t>
       </w:r>
     </w:p>
     <w:p>
@@ -8942,13 +8846,7 @@
         <w:widowControl w:val="1"/>
       </w:pPr>
       <w:r>
-        <w:t xml:space="preserve">This self-correction has a precise boundary, and the boundary is exactly the cross-family design. It tolerates any</w:t>
-      </w:r>
-      <w:r>
-        <w:t xml:space="preserve"> </w:t>
-      </w:r>
-      <w:r>
-        <w:t xml:space="preserve">number of</w:t>
+        <w:t xml:space="preserve">Aggregation does more than average: it lets the evaluator</w:t>
       </w:r>
       <w:r>
         <w:t xml:space="preserve"> </w:t>
@@ -8958,133 +8856,145 @@
           <w:i/>
           <w:iCs/>
         </w:rPr>
-        <w:t xml:space="preserve">independent</w:t>
-      </w:r>
-      <w:r>
-        <w:t xml:space="preserve"> </w:t>
-      </w:r>
-      <w:r>
-        <w:t xml:space="preserve">broken judges: adding six uniform-random judges to the four-judge panel leaves the</w:t>
-      </w:r>
-      <w:r>
-        <w:t xml:space="preserve"> </w:t>
-      </w:r>
-      <w:r>
-        <w:t xml:space="preserve">reliability-weighted accuracy at</w:t>
+        <w:t xml:space="preserve">audit its own judges</w:t>
+      </w:r>
+      <w:r>
+        <w:t xml:space="preserve"> </w:t>
+      </w:r>
+      <w:r>
+        <w:t xml:space="preserve">with no labels. A judge's mean</w:t>
+      </w:r>
+      <w:r>
+        <w:t xml:space="preserve"> </w:t>
+      </w:r>
+      <w:r>
+        <w:t xml:space="preserve">agreement with the rest of the panel is an unsupervised reliability signal, and it cleanly separates competent judges</w:t>
+      </w:r>
+      <w:r>
+        <w:t xml:space="preserve"> </w:t>
+      </w:r>
+      <w:r>
+        <w:t xml:space="preserve">from broken ones. We stress-test this by adding three deliberately broken judges to the four-judge panel, one returning</w:t>
+      </w:r>
+      <w:r>
+        <w:t xml:space="preserve"> </w:t>
+      </w:r>
+      <w:r>
+        <w:t xml:space="preserve">uniform-random scores, one a constant score, and one anti-correlated with quality. All three fall to the bottom of the</w:t>
+      </w:r>
+      <w:r>
+        <w:t xml:space="preserve"> </w:t>
+      </w:r>
+      <w:r>
+        <w:t xml:space="preserve">agreement ranking (mean agreement</w:t>
       </w:r>
       <w:r>
         <w:t xml:space="preserve"> </w:t>
       </w:r>
       <m:oMath>
         <m:r>
-          <m:t>0.25</m:t>
+          <m:rPr>
+            <m:sty m:val="p"/>
+          </m:rPr>
+          <m:t>≤</m:t>
+        </m:r>
+        <m:r>
+          <m:t>0</m:t>
         </m:r>
       </m:oMath>
       <w:r>
         <w:t xml:space="preserve"> </w:t>
       </w:r>
       <w:r>
-        <w:t xml:space="preserve">while the plain mean falls to</w:t>
+        <w:t xml:space="preserve">versus</w:t>
       </w:r>
       <w:r>
         <w:t xml:space="preserve"> </w:t>
       </w:r>
       <m:oMath>
         <m:r>
-          <m:t>0.16</m:t>
+          <m:t>0.07</m:t>
         </m:r>
       </m:oMath>
       <w:r>
-        <w:t xml:space="preserve">, because independent noise never forms a</w:t>
-      </w:r>
-      <w:r>
-        <w:t xml:space="preserve"> </w:t>
-      </w:r>
-      <w:r>
-        <w:t xml:space="preserve">consensus to agree with. It fails only when a</w:t>
-      </w:r>
-      <w:r>
-        <w:t xml:space="preserve"> </w:t>
-      </w:r>
-      <w:r>
-        <w:rPr>
-          <w:i/>
-          <w:iCs/>
-        </w:rPr>
-        <w:t xml:space="preserve">correlated</w:t>
-      </w:r>
-      <w:r>
-        <w:t xml:space="preserve"> </w:t>
-      </w:r>
-      <w:r>
-        <w:t xml:space="preserve">coalition of bad judges, all sharing one</w:t>
-      </w:r>
-      <w:r>
-        <w:t xml:space="preserve"> </w:t>
-      </w:r>
-      <w:r>
-        <w:t xml:space="preserve">systematic error,</w:t>
-      </w:r>
-      <w:r>
-        <w:t xml:space="preserve"> </w:t>
-      </w:r>
-      <w:r>
-        <w:rPr>
-          <w:i/>
-          <w:iCs/>
-        </w:rPr>
-        <w:t xml:space="preserve">outnumbers</w:t>
-      </w:r>
-      <w:r>
-        <w:t xml:space="preserve"> </w:t>
-      </w:r>
-      <w:r>
-        <w:t xml:space="preserve">the competent judges: once five such judges face four good ones the coalition</w:t>
-      </w:r>
-      <w:r>
-        <w:t xml:space="preserve"> </w:t>
-      </w:r>
-      <w:r>
-        <w:t xml:space="preserve">becomes the apparent consensus, takes all the weight, and the recovered ranking inverts. Peer-agreement weighting is</w:t>
-      </w:r>
-      <w:r>
-        <w:t xml:space="preserve"> </w:t>
-      </w:r>
-      <w:r>
-        <w:t xml:space="preserve">therefore only as safe as the independence of judge errors, and</w:t>
-      </w:r>
-      <w:r>
-        <w:t xml:space="preserve"> </w:t>
-      </w:r>
-      <w:r>
-        <w:rPr>
-          <w:i/>
-          <w:iCs/>
-        </w:rPr>
-        <w:t xml:space="preserve">vendor diversity is what supplies that</w:t>
-      </w:r>
-      <w:r>
-        <w:rPr>
-          <w:i/>
-          <w:iCs/>
-        </w:rPr>
-        <w:t xml:space="preserve"> </w:t>
-      </w:r>
-      <w:r>
-        <w:rPr>
-          <w:i/>
-          <w:iCs/>
-        </w:rPr>
-        <w:t xml:space="preserve">independence</w:t>
-      </w:r>
-      <w:r>
-        <w:t xml:space="preserve">: judges from distinct model families are unlikely to share a bias coalition. The robustness of the</w:t>
-      </w:r>
-      <w:r>
-        <w:t xml:space="preserve"> </w:t>
-      </w:r>
-      <w:r>
-        <w:t xml:space="preserve">aggregator and the cross-family composition principle are two sides of one design.</w:t>
+        <w:t xml:space="preserve"> </w:t>
+      </w:r>
+      <w:r>
+        <w:t xml:space="preserve">to</w:t>
+      </w:r>
+      <w:r>
+        <w:t xml:space="preserve"> </w:t>
+      </w:r>
+      <m:oMath>
+        <m:r>
+          <m:t>0.18</m:t>
+        </m:r>
+      </m:oMath>
+      <w:r>
+        <w:t xml:space="preserve"> </w:t>
+      </w:r>
+      <w:r>
+        <w:t xml:space="preserve">for the competent judges), and their effect on a naive</w:t>
+      </w:r>
+      <w:r>
+        <w:t xml:space="preserve"> </w:t>
+      </w:r>
+      <w:r>
+        <w:t xml:space="preserve">average is large: the plain-mean correlation with ground truth drops from</w:t>
+      </w:r>
+      <w:r>
+        <w:t xml:space="preserve"> </w:t>
+      </w:r>
+      <m:oMath>
+        <m:r>
+          <m:t>0.238</m:t>
+        </m:r>
+      </m:oMath>
+      <w:r>
+        <w:t xml:space="preserve"> </w:t>
+      </w:r>
+      <w:r>
+        <w:t xml:space="preserve">to</w:t>
+      </w:r>
+      <w:r>
+        <w:t xml:space="preserve"> </w:t>
+      </w:r>
+      <m:oMath>
+        <m:r>
+          <m:t>0.126</m:t>
+        </m:r>
+      </m:oMath>
+      <w:r>
+        <w:t xml:space="preserve"> </w:t>
+      </w:r>
+      <w:r>
+        <w:t xml:space="preserve">once they are included.</w:t>
+      </w:r>
+      <w:r>
+        <w:t xml:space="preserve"> </w:t>
+      </w:r>
+      <w:r>
+        <w:t xml:space="preserve">Reliability weighting, using only peer agreement, assigns each broken judge a weight of essentially zero and recovers</w:t>
+      </w:r>
+      <w:r>
+        <w:t xml:space="preserve"> </w:t>
+      </w:r>
+      <w:r>
+        <w:t xml:space="preserve">the clean-panel accuracy (</w:t>
+      </w:r>
+      <m:oMath>
+        <m:r>
+          <m:t>0.228</m:t>
+        </m:r>
+      </m:oMath>
+      <w:r>
+        <w:t xml:space="preserve">). A single judge offers no such safeguard, because there is nothing to check it</w:t>
+      </w:r>
+      <w:r>
+        <w:t xml:space="preserve"> </w:t>
+      </w:r>
+      <w:r>
+        <w:t xml:space="preserve">against: the panel turns the absence of labels from a liability into a design that validates itself.</w:t>
       </w:r>
     </w:p>
     <w:p>
@@ -9096,17 +9006,13 @@
         <w:widowControl w:val="1"/>
       </w:pPr>
       <w:r>
-        <w:rPr>
-          <w:b/>
-          <w:bCs/>
-        </w:rPr>
-        <w:t xml:space="preserve">Finding (self-validating panel).</w:t>
-      </w:r>
-      <w:r>
-        <w:t xml:space="preserve"> </w:t>
-      </w:r>
-      <w:r>
-        <w:t xml:space="preserve">A panel both suppresses and</w:t>
+        <w:t xml:space="preserve">This self-correction has a precise boundary, and the boundary is exactly the cross-family design. It tolerates any</w:t>
+      </w:r>
+      <w:r>
+        <w:t xml:space="preserve"> </w:t>
+      </w:r>
+      <w:r>
+        <w:t xml:space="preserve">number of</w:t>
       </w:r>
       <w:r>
         <w:t xml:space="preserve"> </w:t>
@@ -9116,73 +9022,133 @@
           <w:i/>
           <w:iCs/>
         </w:rPr>
-        <w:t xml:space="preserve">diagnoses</w:t>
-      </w:r>
-      <w:r>
-        <w:t xml:space="preserve"> </w:t>
-      </w:r>
-      <w:r>
-        <w:t xml:space="preserve">bad judges with no</w:t>
-      </w:r>
-      <w:r>
-        <w:t xml:space="preserve"> </w:t>
-      </w:r>
-      <w:r>
-        <w:t xml:space="preserve">labels. Adding three broken judges (random, constant, anti-correlated) to a four-judge panel nearly halves the</w:t>
-      </w:r>
-      <w:r>
-        <w:t xml:space="preserve"> </w:t>
-      </w:r>
-      <w:r>
-        <w:t xml:space="preserve">plain-mean accuracy (</w:t>
+        <w:t xml:space="preserve">independent</w:t>
+      </w:r>
+      <w:r>
+        <w:t xml:space="preserve"> </w:t>
+      </w:r>
+      <w:r>
+        <w:t xml:space="preserve">broken judges: adding six uniform-random judges to the four-judge panel leaves the</w:t>
+      </w:r>
+      <w:r>
+        <w:t xml:space="preserve"> </w:t>
+      </w:r>
+      <w:r>
+        <w:t xml:space="preserve">reliability-weighted accuracy at</w:t>
+      </w:r>
+      <w:r>
+        <w:t xml:space="preserve"> </w:t>
       </w:r>
       <m:oMath>
         <m:r>
-          <m:t>0.238</m:t>
-        </m:r>
-        <m:r>
-          <m:rPr>
-            <m:sty m:val="p"/>
-          </m:rPr>
-          <m:t>→</m:t>
-        </m:r>
-        <m:r>
-          <m:t>0.126</m:t>
+          <m:t>0.25</m:t>
         </m:r>
       </m:oMath>
       <w:r>
-        <w:t xml:space="preserve">); reliability weighting gives each broken judge weight</w:t>
+        <w:t xml:space="preserve"> </w:t>
+      </w:r>
+      <w:r>
+        <w:t xml:space="preserve">while the plain mean falls to</w:t>
       </w:r>
       <w:r>
         <w:t xml:space="preserve"> </w:t>
       </w:r>
       <m:oMath>
         <m:r>
-          <m:t>0.000</m:t>
+          <m:t>0.16</m:t>
         </m:r>
       </m:oMath>
       <w:r>
-        <w:t xml:space="preserve"> </w:t>
-      </w:r>
-      <w:r>
-        <w:t xml:space="preserve">from peer</w:t>
-      </w:r>
-      <w:r>
-        <w:t xml:space="preserve"> </w:t>
-      </w:r>
-      <w:r>
-        <w:t xml:space="preserve">agreement alone and restores</w:t>
-      </w:r>
-      <w:r>
-        <w:t xml:space="preserve"> </w:t>
-      </w:r>
-      <m:oMath>
-        <m:r>
-          <m:t>0.228</m:t>
-        </m:r>
-      </m:oMath>
-      <w:r>
-        <w:t xml:space="preserve">. A single judge has no internal check to fall back on.</w:t>
+        <w:t xml:space="preserve">, because independent noise never forms a</w:t>
+      </w:r>
+      <w:r>
+        <w:t xml:space="preserve"> </w:t>
+      </w:r>
+      <w:r>
+        <w:t xml:space="preserve">consensus to agree with. It fails only when a</w:t>
+      </w:r>
+      <w:r>
+        <w:t xml:space="preserve"> </w:t>
+      </w:r>
+      <w:r>
+        <w:rPr>
+          <w:i/>
+          <w:iCs/>
+        </w:rPr>
+        <w:t xml:space="preserve">correlated</w:t>
+      </w:r>
+      <w:r>
+        <w:t xml:space="preserve"> </w:t>
+      </w:r>
+      <w:r>
+        <w:t xml:space="preserve">coalition of bad judges, all sharing one</w:t>
+      </w:r>
+      <w:r>
+        <w:t xml:space="preserve"> </w:t>
+      </w:r>
+      <w:r>
+        <w:t xml:space="preserve">systematic error,</w:t>
+      </w:r>
+      <w:r>
+        <w:t xml:space="preserve"> </w:t>
+      </w:r>
+      <w:r>
+        <w:rPr>
+          <w:i/>
+          <w:iCs/>
+        </w:rPr>
+        <w:t xml:space="preserve">outnumbers</w:t>
+      </w:r>
+      <w:r>
+        <w:t xml:space="preserve"> </w:t>
+      </w:r>
+      <w:r>
+        <w:t xml:space="preserve">the competent judges: once five such judges face four good ones the coalition</w:t>
+      </w:r>
+      <w:r>
+        <w:t xml:space="preserve"> </w:t>
+      </w:r>
+      <w:r>
+        <w:t xml:space="preserve">becomes the apparent consensus, takes all the weight, and the recovered ranking inverts. Peer-agreement weighting is</w:t>
+      </w:r>
+      <w:r>
+        <w:t xml:space="preserve"> </w:t>
+      </w:r>
+      <w:r>
+        <w:t xml:space="preserve">therefore only as safe as the independence of judge errors, and</w:t>
+      </w:r>
+      <w:r>
+        <w:t xml:space="preserve"> </w:t>
+      </w:r>
+      <w:r>
+        <w:rPr>
+          <w:i/>
+          <w:iCs/>
+        </w:rPr>
+        <w:t xml:space="preserve">vendor diversity is what supplies that</w:t>
+      </w:r>
+      <w:r>
+        <w:rPr>
+          <w:i/>
+          <w:iCs/>
+        </w:rPr>
+        <w:t xml:space="preserve"> </w:t>
+      </w:r>
+      <w:r>
+        <w:rPr>
+          <w:i/>
+          <w:iCs/>
+        </w:rPr>
+        <w:t xml:space="preserve">independence</w:t>
+      </w:r>
+      <w:r>
+        <w:t xml:space="preserve">: judges from distinct model families are unlikely to share a bias coalition. The robustness of the</w:t>
+      </w:r>
+      <w:r>
+        <w:t xml:space="preserve"> </w:t>
+      </w:r>
+      <w:r>
+        <w:t xml:space="preserve">aggregator and the cross-family composition principle are two sides of one design.</w:t>
       </w:r>
     </w:p>
     <w:p>
@@ -9194,7 +9160,17 @@
         <w:widowControl w:val="1"/>
       </w:pPr>
       <w:r>
-        <w:t xml:space="preserve">The panel's two label-free quality signals, item discriminative power and judge agreement, compose into the</w:t>
+        <w:rPr>
+          <w:b/>
+          <w:bCs/>
+        </w:rPr>
+        <w:t xml:space="preserve">Finding (self-validating panel).</w:t>
+      </w:r>
+      <w:r>
+        <w:t xml:space="preserve"> </w:t>
+      </w:r>
+      <w:r>
+        <w:t xml:space="preserve">A panel both suppresses and</w:t>
       </w:r>
       <w:r>
         <w:t xml:space="preserve"> </w:t>
@@ -9204,6 +9180,94 @@
           <w:i/>
           <w:iCs/>
         </w:rPr>
+        <w:t xml:space="preserve">diagnoses</w:t>
+      </w:r>
+      <w:r>
+        <w:t xml:space="preserve"> </w:t>
+      </w:r>
+      <w:r>
+        <w:t xml:space="preserve">bad judges with no</w:t>
+      </w:r>
+      <w:r>
+        <w:t xml:space="preserve"> </w:t>
+      </w:r>
+      <w:r>
+        <w:t xml:space="preserve">labels. Adding three broken judges (random, constant, anti-correlated) to a four-judge panel nearly halves the</w:t>
+      </w:r>
+      <w:r>
+        <w:t xml:space="preserve"> </w:t>
+      </w:r>
+      <w:r>
+        <w:t xml:space="preserve">plain-mean accuracy (</w:t>
+      </w:r>
+      <m:oMath>
+        <m:r>
+          <m:t>0.238</m:t>
+        </m:r>
+        <m:r>
+          <m:rPr>
+            <m:sty m:val="p"/>
+          </m:rPr>
+          <m:t>→</m:t>
+        </m:r>
+        <m:r>
+          <m:t>0.126</m:t>
+        </m:r>
+      </m:oMath>
+      <w:r>
+        <w:t xml:space="preserve">); reliability weighting gives each broken judge weight</w:t>
+      </w:r>
+      <w:r>
+        <w:t xml:space="preserve"> </w:t>
+      </w:r>
+      <m:oMath>
+        <m:r>
+          <m:t>0.000</m:t>
+        </m:r>
+      </m:oMath>
+      <w:r>
+        <w:t xml:space="preserve"> </w:t>
+      </w:r>
+      <w:r>
+        <w:t xml:space="preserve">from peer</w:t>
+      </w:r>
+      <w:r>
+        <w:t xml:space="preserve"> </w:t>
+      </w:r>
+      <w:r>
+        <w:t xml:space="preserve">agreement alone and restores</w:t>
+      </w:r>
+      <w:r>
+        <w:t xml:space="preserve"> </w:t>
+      </w:r>
+      <m:oMath>
+        <m:r>
+          <m:t>0.228</m:t>
+        </m:r>
+      </m:oMath>
+      <w:r>
+        <w:t xml:space="preserve">. A single judge has no internal check to fall back on.</w:t>
+      </w:r>
+    </w:p>
+    <w:p>
+      <w:pPr>
+        <w:pStyle w:val="BodyText"/>
+        <w:jc w:val="both"/>
+        <w:keepNext w:val="0"/>
+        <w:keepLines w:val="0"/>
+        <w:widowControl w:val="1"/>
+      </w:pPr>
+      <w:r>
+        <w:t xml:space="preserve">The panel's two label-free quality signals, item discriminative power and judge agreement, compose into the</w:t>
+      </w:r>
+      <w:r>
+        <w:t xml:space="preserve"> </w:t>
+      </w:r>
+      <w:r>
+        <w:rPr>
+          <w:i/>
+          <w:iCs/>
+        </w:rPr>
         <w:t xml:space="preserve">doubly-robust ranking</w:t>
       </w:r>
       <w:r>
@@ -9384,8 +9448,8 @@
         <w:t xml:space="preserve">.</w:t>
       </w:r>
     </w:p>
-    <w:bookmarkEnd w:id="22"/>
-    <w:bookmarkStart w:id="23" w:name="bias-cancellation"/>
+    <w:bookmarkEnd w:id="31"/>
+    <w:bookmarkStart w:id="35" w:name="bias-cancellation"/>
     <w:p>
       <w:pPr>
         <w:pStyle w:val="Heading3"/>
@@ -10427,6 +10491,121 @@
     </w:tbl>
     <w:p>
       <w:pPr>
+        <w:pStyle w:val="BodyText"/>
+        <w:jc w:val="center"/>
+        <w:keepNext/>
+        <w:keepLines/>
+        <w:widowControl w:val="1"/>
+      </w:pPr>
+      <w:r>
+        <w:drawing>
+          <wp:inline>
+            <wp:extent cx="5163312" cy="2987040"/>
+            <wp:effectExtent b="0" l="0" r="0" t="0"/>
+            <wp:docPr descr="Forest plot of per-judge length-bias correlations with the ensemble near zero" title="" id="33" name="Picture"/>
+            <a:graphic>
+              <a:graphicData uri="http://schemas.openxmlformats.org/drawingml/2006/picture">
+                <pic:pic>
+                  <pic:nvPicPr>
+                    <pic:cNvPr descr="figures/f3_verbosity_forest.png" id="34" name="Picture"/>
+                    <pic:cNvPicPr>
+                      <a:picLocks noChangeArrowheads="1" noChangeAspect="1"/>
+                    </pic:cNvPicPr>
+                  </pic:nvPicPr>
+                  <pic:blipFill>
+                    <a:blip r:embed="rId32"/>
+                    <a:stretch>
+                      <a:fillRect/>
+                    </a:stretch>
+                  </pic:blipFill>
+                  <pic:spPr bwMode="auto">
+                    <a:xfrm>
+                      <a:off x="0" y="0"/>
+                      <a:ext cx="5163312" cy="2987040"/>
+                    </a:xfrm>
+                    <a:prstGeom prst="rect">
+                      <a:avLst/>
+                    </a:prstGeom>
+                    <a:noFill/>
+                    <a:ln w="9525">
+                      <a:noFill/>
+                      <a:headEnd/>
+                      <a:tailEnd/>
+                    </a:ln>
+                  </pic:spPr>
+                </pic:pic>
+              </a:graphicData>
+            </a:graphic>
+          </wp:inline>
+        </w:drawing>
+      </w:r>
+    </w:p>
+    <w:p>
+      <w:pPr>
+        <w:pStyle w:val="ImageCaption"/>
+        <w:spacing w:before="80" w:after="120" w:line="240" w:lineRule="auto"/>
+        <w:jc w:val="center"/>
+        <w:keepNext w:val="0"/>
+        <w:keepLines/>
+        <w:widowControl w:val="1"/>
+      </w:pPr>
+      <w:r>
+        <w:rPr>
+          <w:b/>
+          <w:bCs/>
+        </w:rPr>
+        <w:t xml:space="preserve">Figure 4.</w:t>
+      </w:r>
+      <w:r>
+        <w:t xml:space="preserve"> </w:t>
+      </w:r>
+      <w:r>
+        <w:t xml:space="preserve">Verbosity bias by judge. Each judge's Pearson correlation between response</w:t>
+      </w:r>
+      <w:r>
+        <w:t xml:space="preserve"> </w:t>
+      </w:r>
+      <w:r>
+        <w:t xml:space="preserve">length and score (point) with its 95% bootstrap CI; the ensemble (green) sits at</w:t>
+      </w:r>
+      <w:r>
+        <w:t xml:space="preserve"> </w:t>
+      </w:r>
+      <m:oMath>
+        <m:r>
+          <m:t>r</m:t>
+        </m:r>
+        <m:r>
+          <m:rPr>
+            <m:sty m:val="p"/>
+          </m:rPr>
+          <m:t>=</m:t>
+        </m:r>
+        <m:r>
+          <m:rPr>
+            <m:sty m:val="p"/>
+          </m:rPr>
+          <m:t>+</m:t>
+        </m:r>
+        <m:r>
+          <m:t>0.010</m:t>
+        </m:r>
+      </m:oMath>
+      <w:r>
+        <w:t xml:space="preserve"> </w:t>
+      </w:r>
+      <w:r>
+        <w:t xml:space="preserve">with a CI spanning zero.</w:t>
+      </w:r>
+      <w:r>
+        <w:t xml:space="preserve"> </w:t>
+      </w:r>
+      <w:r>
+        <w:t xml:space="preserve">Mixed-sign per-judge biases cancel under averaging.</w:t>
+      </w:r>
+    </w:p>
+    <w:p>
+      <w:pPr>
         <w:spacing w:before="120" w:after="120" w:line="120" w:lineRule="exact"/>
         <w:rPr>
           <w:sz w:val="12"/>
@@ -10441,64 +10620,12 @@
         </w:sectPr>
       </w:pPr>
     </w:p>
-    <w:tbl>
-      <w:tblPr>
-        <w:tblStyle w:val="FigureTable"/>
-        <w:tblW w:type="pct" w:w="5000"/>
-        <w:jc w:val="center"/>
-        <w:tblLook w:firstRow="0" w:lastRow="0" w:firstColumn="0" w:lastColumn="0"/>
-        <w:tblLayout w:type="autofit"/>
-        <w:tblBorders>
-          <w:top w:val="single" w:sz="10" w:color="4F6272"/>
-          <w:bottom w:val="single" w:sz="10" w:color="4F6272"/>
-          <w:insideH w:val="single" w:sz="5" w:color="9FB0C2"/>
-          <w:left w:val="single" w:sz="6" w:color="9FB0C2"/>
-          <w:right w:val="single" w:sz="6" w:color="9FB0C2"/>
-          <w:insideV w:val="single" w:sz="5" w:color="D9E1E8"/>
-        </w:tblBorders>
-      </w:tblPr>
-      <w:tblGrid>
-        <w:gridCol w:w="7920"/>
-      </w:tblGrid>
-      <w:tr>
-        <w:tc>
-          <w:tcPr>
-            <w:shd w:fill="EEF3F7"/>
-            <w:tcBorders>
-              <w:left w:val="nil"/>
-              <w:right w:val="nil"/>
-              <w:top w:val="nil"/>
-              <w:bottom w:val="single" w:sz="8" w:color="9FB0C2"/>
-            </w:tcBorders>
-          </w:tcPr>
-          <w:p>
-            <w:pPr>
-              <w:pStyle w:val="Compact"/>
-              <w:spacing w:before="0" w:after="20" w:line="240" w:lineRule="auto"/>
-              <w:jc w:val="center"/>
-              <w:keepNext w:val="0"/>
-              <w:keepLines/>
-              <w:widowControl w:val="1"/>
-            </w:pPr>
-            <w:r>
-              <w:rPr>
-                <w:rFonts w:ascii="Times New Roman" w:hAnsi="Times New Roman"/>
-                <w:b/>
-                <w:sz w:val="19"/>
-              </w:rPr>
-              <w:t xml:space="preserve">Forest plot of per-judge length-bias correlations with the ensemble near zero</w:t>
-            </w:r>
-          </w:p>
-        </w:tc>
-      </w:tr>
-    </w:tbl>
     <w:p>
       <w:pPr>
-        <w:pStyle w:val="ImageCaption"/>
-        <w:spacing w:before="80" w:after="120" w:line="240" w:lineRule="auto"/>
-        <w:jc w:val="center"/>
+        <w:pStyle w:val="BodyText"/>
+        <w:jc w:val="both"/>
         <w:keepNext w:val="0"/>
-        <w:keepLines/>
+        <w:keepLines w:val="0"/>
         <w:widowControl w:val="1"/>
       </w:pPr>
       <w:r>
@@ -10506,26 +10633,38 @@
           <w:b/>
           <w:bCs/>
         </w:rPr>
-        <w:t xml:space="preserve">Figure 4.</w:t>
-      </w:r>
-      <w:r>
-        <w:t xml:space="preserve"> </w:t>
-      </w:r>
-      <w:r>
-        <w:t xml:space="preserve">Verbosity bias by judge. Each judge's Pearson correlation between response</w:t>
-      </w:r>
-      <w:r>
-        <w:t xml:space="preserve"> </w:t>
-      </w:r>
-      <w:r>
-        <w:t xml:space="preserve">length and score (point) with its 95% bootstrap CI; the ensemble (green) sits at</w:t>
+        <w:t xml:space="preserve">Finding (bias cancellation).</w:t>
+      </w:r>
+      <w:r>
+        <w:t xml:space="preserve"> </w:t>
+      </w:r>
+      <w:r>
+        <w:t xml:space="preserve">The ensemble removes a verbosity bias that no single judge avoids:</w:t>
+      </w:r>
+      <w:r>
+        <w:t xml:space="preserve"> </w:t>
+      </w:r>
+      <w:r>
+        <w:t xml:space="preserve">mean per-judge</w:t>
       </w:r>
       <w:r>
         <w:t xml:space="preserve"> </w:t>
       </w:r>
       <m:oMath>
         <m:r>
+          <m:rPr>
+            <m:sty m:val="p"/>
+          </m:rPr>
+          <m:t>|</m:t>
+        </m:r>
+        <m:r>
           <m:t>r</m:t>
+        </m:r>
+        <m:r>
+          <m:rPr>
+            <m:sty m:val="p"/>
+          </m:rPr>
+          <m:t>|</m:t>
         </m:r>
         <m:r>
           <m:rPr>
@@ -10534,6 +10673,29 @@
           <m:t>=</m:t>
         </m:r>
         <m:r>
+          <m:t>0.153</m:t>
+        </m:r>
+      </m:oMath>
+      <w:r>
+        <w:t xml:space="preserve"> </w:t>
+      </w:r>
+      <w:r>
+        <w:t xml:space="preserve">collapses to an ensemble</w:t>
+      </w:r>
+      <w:r>
+        <w:t xml:space="preserve"> </w:t>
+      </w:r>
+      <m:oMath>
+        <m:r>
+          <m:t>r</m:t>
+        </m:r>
+        <m:r>
+          <m:rPr>
+            <m:sty m:val="p"/>
+          </m:rPr>
+          <m:t>=</m:t>
+        </m:r>
+        <m:r>
           <m:rPr>
             <m:sty m:val="p"/>
           </m:rPr>
@@ -10547,13 +10709,176 @@
         <w:t xml:space="preserve"> </w:t>
       </w:r>
       <w:r>
-        <w:t xml:space="preserve">with a CI spanning zero.</w:t>
-      </w:r>
-      <w:r>
-        <w:t xml:space="preserve"> </w:t>
-      </w:r>
-      <w:r>
-        <w:t xml:space="preserve">Mixed-sign per-judge biases cancel under averaging.</w:t>
+        <w:t xml:space="preserve">whose 95% CI</w:t>
+      </w:r>
+      <w:r>
+        <w:t xml:space="preserve"> </w:t>
+      </w:r>
+      <m:oMath>
+        <m:r>
+          <m:rPr>
+            <m:sty m:val="p"/>
+          </m:rPr>
+          <m:t>[</m:t>
+        </m:r>
+        <m:r>
+          <m:rPr>
+            <m:sty m:val="p"/>
+          </m:rPr>
+          <m:t>−</m:t>
+        </m:r>
+        <m:r>
+          <m:t>0.039</m:t>
+        </m:r>
+        <m:r>
+          <m:rPr>
+            <m:sty m:val="p"/>
+          </m:rPr>
+          <m:t>,</m:t>
+        </m:r>
+        <m:r>
+          <m:rPr>
+            <m:sty m:val="p"/>
+          </m:rPr>
+          <m:t>+</m:t>
+        </m:r>
+        <m:r>
+          <m:t>0.057</m:t>
+        </m:r>
+        <m:r>
+          <m:rPr>
+            <m:sty m:val="p"/>
+          </m:rPr>
+          <m:t>]</m:t>
+        </m:r>
+      </m:oMath>
+      <w:r>
+        <w:t xml:space="preserve"> </w:t>
+      </w:r>
+      <w:r>
+        <w:t xml:space="preserve">contains zero, a</w:t>
+      </w:r>
+      <w:r>
+        <w:t xml:space="preserve"> </w:t>
+      </w:r>
+      <w:r>
+        <w:t xml:space="preserve">93% reduction.</w:t>
+      </w:r>
+    </w:p>
+    <w:bookmarkEnd w:id="35"/>
+    <w:bookmarkStart w:id="36" w:name="Xafb02bce621e02934ae814be540128cfed2d296"/>
+    <w:p>
+      <w:pPr>
+        <w:pStyle w:val="Heading3"/>
+        <w:keepNext/>
+        <w:keepLines/>
+        <w:widowControl w:val="1"/>
+      </w:pPr>
+      <w:r>
+        <w:t xml:space="preserve">5.4 Cross-family self-preference: a design property</w:t>
+      </w:r>
+    </w:p>
+    <w:p>
+      <w:pPr>
+        <w:pStyle w:val="FirstParagraph"/>
+        <w:jc w:val="both"/>
+        <w:keepNext w:val="0"/>
+        <w:keepLines w:val="0"/>
+        <w:widowControl w:val="1"/>
+      </w:pPr>
+      <w:r>
+        <w:t xml:space="preserve">Recent work establishes that judge–generator relatedness inflates scores:</w:t>
+      </w:r>
+      <w:r>
+        <w:t xml:space="preserve"> </w:t>
+      </w:r>
+      <w:r>
+        <w:rPr>
+          <w:i/>
+          <w:iCs/>
+        </w:rPr>
+        <w:t xml:space="preserve">Preference Leakage</w:t>
+      </w:r>
+      <w:r>
+        <w:t xml:space="preserve"> </w:t>
+      </w:r>
+      <w:r>
+        <w:t xml:space="preserve">[</w:t>
+      </w:r>
+      <w:hyperlink w:anchor="r15">
+        <w:r>
+          <w:rPr>
+            <w:rStyle w:val="Hyperlink"/>
+          </w:rPr>
+          <w:t xml:space="preserve">15</w:t>
+        </w:r>
+      </w:hyperlink>
+      <w:r>
+        <w:t xml:space="preserve">] identifies same-model and same-family relatedness as a contamination vector, and</w:t>
+      </w:r>
+      <w:r>
+        <w:t xml:space="preserve"> </w:t>
+      </w:r>
+      <w:r>
+        <w:rPr>
+          <w:i/>
+          <w:iCs/>
+        </w:rPr>
+        <w:t xml:space="preserve">Play Favorites</w:t>
+      </w:r>
+      <w:r>
+        <w:t xml:space="preserve"> </w:t>
+      </w:r>
+      <w:r>
+        <w:t xml:space="preserve">[</w:t>
+      </w:r>
+      <w:hyperlink w:anchor="r16">
+        <w:r>
+          <w:rPr>
+            <w:rStyle w:val="Hyperlink"/>
+          </w:rPr>
+          <w:t xml:space="preserve">16</w:t>
+        </w:r>
+      </w:hyperlink>
+      <w:r>
+        <w:t xml:space="preserve">] measures frontier models favoring same-family outputs.</w:t>
+      </w:r>
+      <w:r>
+        <w:t xml:space="preserve"> </w:t>
+      </w:r>
+      <w:r>
+        <w:t xml:space="preserve">CoEval addresses this</w:t>
+      </w:r>
+      <w:r>
+        <w:t xml:space="preserve"> </w:t>
+      </w:r>
+      <w:r>
+        <w:rPr>
+          <w:i/>
+          <w:iCs/>
+        </w:rPr>
+        <w:t xml:space="preserve">structurally</w:t>
+      </w:r>
+      <w:r>
+        <w:t xml:space="preserve">: by requiring the judge panel to be vendor-disjoint from the student under</w:t>
+      </w:r>
+      <w:r>
+        <w:t xml:space="preserve"> </w:t>
+      </w:r>
+      <w:r>
+        <w:t xml:space="preserve">test, it precludes a model from scoring its own family, eliminating the self-preference channel by design rather than</w:t>
+      </w:r>
+      <w:r>
+        <w:t xml:space="preserve"> </w:t>
+      </w:r>
+      <w:r>
+        <w:t xml:space="preserve">by post-hoc correction. Because no judge ever scores its own family, a same-family preference cannot enter the</w:t>
+      </w:r>
+      <w:r>
+        <w:t xml:space="preserve"> </w:t>
+      </w:r>
+      <w:r>
+        <w:t xml:space="preserve">aggregate in the first place, regardless of its magnitude on any individual model.</w:t>
       </w:r>
     </w:p>
     <w:p>
@@ -10565,26 +10890,282 @@
         <w:widowControl w:val="1"/>
       </w:pPr>
       <w:r>
+        <w:t xml:space="preserve">We also measure the residual same-family preference directly. The vertical case studies (Section 5.7) include</w:t>
+      </w:r>
+      <w:r>
+        <w:t xml:space="preserve"> </w:t>
+      </w:r>
+      <w:r>
+        <w:rPr>
+          <w:rStyle w:val="VerbatimChar"/>
+        </w:rPr>
+        <w:t xml:space="preserve">gpt-4o-mini</w:t>
+      </w:r>
+      <w:r>
+        <w:t xml:space="preserve"> </w:t>
+      </w:r>
+      <w:r>
+        <w:t xml:space="preserve">as both a judge and a candidate, which lets us isolate self-preference as a</w:t>
+      </w:r>
+      <w:r>
+        <w:t xml:space="preserve"> </w:t>
+      </w:r>
+      <w:r>
+        <w:t xml:space="preserve">difference-in-differences that controls for a judge's overall harshness (how much more the same-family judge favors the</w:t>
+      </w:r>
+      <w:r>
+        <w:t xml:space="preserve"> </w:t>
+      </w:r>
+      <w:r>
+        <w:t xml:space="preserve">in-family candidate over a rival than the cross-family judges do). Across the three verticals the residual effect is</w:t>
+      </w:r>
+      <w:r>
+        <w:t xml:space="preserve"> </w:t>
+      </w:r>
+      <w:r>
+        <w:t xml:space="preserve">small and inconsistent in sign,</w:t>
+      </w:r>
+      <w:r>
+        <w:t xml:space="preserve"> </w:t>
+      </w:r>
+      <m:oMath>
+        <m:r>
+          <m:rPr>
+            <m:sty m:val="p"/>
+          </m:rPr>
+          <m:t>+</m:t>
+        </m:r>
+        <m:r>
+          <m:t>0.04</m:t>
+        </m:r>
+      </m:oMath>
+      <w:r>
+        <w:t xml:space="preserve"> </w:t>
+      </w:r>
+      <w:r>
+        <w:t xml:space="preserve">on clinical reasoning (95% CI</w:t>
+      </w:r>
+      <w:r>
+        <w:t xml:space="preserve"> </w:t>
+      </w:r>
+      <m:oMath>
+        <m:r>
+          <m:rPr>
+            <m:sty m:val="p"/>
+          </m:rPr>
+          <m:t>[</m:t>
+        </m:r>
+        <m:r>
+          <m:rPr>
+            <m:sty m:val="p"/>
+          </m:rPr>
+          <m:t>−</m:t>
+        </m:r>
+        <m:r>
+          <m:t>0.00</m:t>
+        </m:r>
+        <m:r>
+          <m:rPr>
+            <m:sty m:val="p"/>
+          </m:rPr>
+          <m:t>,</m:t>
+        </m:r>
+        <m:r>
+          <m:rPr>
+            <m:sty m:val="p"/>
+          </m:rPr>
+          <m:t>+</m:t>
+        </m:r>
+        <m:r>
+          <m:t>0.08</m:t>
+        </m:r>
+        <m:r>
+          <m:rPr>
+            <m:sty m:val="p"/>
+          </m:rPr>
+          <m:t>]</m:t>
+        </m:r>
+      </m:oMath>
+      <w:r>
+        <w:t xml:space="preserve">),</w:t>
+      </w:r>
+      <w:r>
+        <w:t xml:space="preserve"> </w:t>
+      </w:r>
+      <m:oMath>
+        <m:r>
+          <m:rPr>
+            <m:sty m:val="p"/>
+          </m:rPr>
+          <m:t>−</m:t>
+        </m:r>
+        <m:r>
+          <m:t>0.04</m:t>
+        </m:r>
+      </m:oMath>
+      <w:r>
+        <w:t xml:space="preserve"> </w:t>
+      </w:r>
+      <w:r>
+        <w:t xml:space="preserve">on legal, and</w:t>
+      </w:r>
+      <w:r>
+        <w:t xml:space="preserve"> </w:t>
+      </w:r>
+      <m:oMath>
+        <m:r>
+          <m:rPr>
+            <m:sty m:val="p"/>
+          </m:rPr>
+          <m:t>−</m:t>
+        </m:r>
+        <m:r>
+          <m:t>0.04</m:t>
+        </m:r>
+      </m:oMath>
+      <w:r>
+        <w:t xml:space="preserve"> </w:t>
+      </w:r>
+      <w:r>
+        <w:t xml:space="preserve">on drug-interaction: in a cross-family panel no systematic self-inflation survives, consistent with vendor diversity</w:t>
+      </w:r>
+      <w:r>
+        <w:t xml:space="preserve"> </w:t>
+      </w:r>
+      <w:r>
+        <w:t xml:space="preserve">already neutralizing it. The structural guarantee makes this robustness automatic rather than incidental: because a</w:t>
+      </w:r>
+      <w:r>
+        <w:t xml:space="preserve"> </w:t>
+      </w:r>
+      <w:r>
+        <w:t xml:space="preserve">model never scores its own family, a same-family preference of any sign or magnitude cannot enter the aggregate.</w:t>
+      </w:r>
+    </w:p>
+    <w:p>
+      <w:pPr>
+        <w:pStyle w:val="BodyText"/>
+        <w:jc w:val="both"/>
+        <w:keepNext w:val="0"/>
+        <w:keepLines w:val="0"/>
+        <w:widowControl w:val="1"/>
+      </w:pPr>
+      <w:r>
+        <w:t xml:space="preserve">Beyond the structural guarantee, CoEval can</w:t>
+      </w:r>
+      <w:r>
+        <w:t xml:space="preserve"> </w:t>
+      </w:r>
+      <w:r>
+        <w:rPr>
+          <w:i/>
+          <w:iCs/>
+        </w:rPr>
+        <w:t xml:space="preserve">explicitly</w:t>
+      </w:r>
+      <w:r>
+        <w:t xml:space="preserve"> </w:t>
+      </w:r>
+      <w:r>
+        <w:t xml:space="preserve">account for systematic same-family bias through</w:t>
+      </w:r>
+      <w:r>
+        <w:t xml:space="preserve"> </w:t>
+      </w:r>
+      <w:r>
+        <w:rPr>
+          <w:i/>
+          <w:iCs/>
+        </w:rPr>
+        <w:t xml:space="preserve">vendor-disjoint aggregation</w:t>
+      </w:r>
+      <w:r>
+        <w:t xml:space="preserve">: when scoring a model under test, the ensemble drops any judge that shares the</w:t>
+      </w:r>
+      <w:r>
+        <w:t xml:space="preserve"> </w:t>
+      </w:r>
+      <w:r>
+        <w:t xml:space="preserve">model's vendor family, so no model contributes to its own family's score. Applying this correction to the rankings</w:t>
+      </w:r>
+      <w:r>
+        <w:t xml:space="preserve"> </w:t>
+      </w:r>
+      <w:r>
+        <w:t xml:space="preserve">of Tables 3 and 5 leaves</w:t>
+      </w:r>
+      <w:r>
+        <w:t xml:space="preserve"> </w:t>
+      </w:r>
+      <w:r>
+        <w:rPr>
+          <w:i/>
+          <w:iCs/>
+        </w:rPr>
+        <w:t xml:space="preserve">every</w:t>
+      </w:r>
+      <w:r>
+        <w:t xml:space="preserve"> </w:t>
+      </w:r>
+      <w:r>
+        <w:t xml:space="preserve">ranking unchanged, with per-model scores shifting by at most</w:t>
+      </w:r>
+      <w:r>
+        <w:t xml:space="preserve"> </w:t>
+      </w:r>
+      <m:oMath>
+        <m:r>
+          <m:t>0.015</m:t>
+        </m:r>
+      </m:oMath>
+      <w:r>
+        <w:t xml:space="preserve">, a direct, auditable confirmation that the cross-family ensemble's rankings are already robust to</w:t>
+      </w:r>
+      <w:r>
+        <w:t xml:space="preserve"> </w:t>
+      </w:r>
+      <w:r>
+        <w:t xml:space="preserve">same-family bias. The correction is therefore available as a safeguard, and its null effect here is itself evidence</w:t>
+      </w:r>
+      <w:r>
+        <w:t xml:space="preserve"> </w:t>
+      </w:r>
+      <w:r>
+        <w:t xml:space="preserve">that vendor diversity, not a post-hoc adjustment, is doing the work.</w:t>
+      </w:r>
+    </w:p>
+    <w:p>
+      <w:pPr>
+        <w:pStyle w:val="BodyText"/>
+        <w:jc w:val="both"/>
+        <w:keepNext w:val="0"/>
+        <w:keepLines w:val="0"/>
+        <w:widowControl w:val="1"/>
+      </w:pPr>
+      <w:r>
         <w:rPr>
           <w:b/>
           <w:bCs/>
         </w:rPr>
-        <w:t xml:space="preserve">Finding (bias cancellation).</w:t>
-      </w:r>
-      <w:r>
-        <w:t xml:space="preserve"> </w:t>
-      </w:r>
-      <w:r>
-        <w:t xml:space="preserve">The ensemble removes a verbosity bias that no single judge avoids:</w:t>
-      </w:r>
-      <w:r>
-        <w:t xml:space="preserve"> </w:t>
-      </w:r>
-      <w:r>
-        <w:t xml:space="preserve">mean per-judge</w:t>
-      </w:r>
-      <w:r>
-        <w:t xml:space="preserve"> </w:t>
+        <w:t xml:space="preserve">Finding (self-preference).</w:t>
+      </w:r>
+      <w:r>
+        <w:t xml:space="preserve"> </w:t>
+      </w:r>
+      <w:r>
+        <w:t xml:space="preserve">CoEval's vendor-disjoint panel structurally precludes a model from judging</w:t>
+      </w:r>
+      <w:r>
+        <w:t xml:space="preserve"> </w:t>
+      </w:r>
+      <w:r>
+        <w:t xml:space="preserve">its own family. The measured residual same-family preference is small and inconsistent in sign across three verticals</w:t>
+      </w:r>
+      <w:r>
+        <w:t xml:space="preserve"> </w:t>
+      </w:r>
+      <w:r>
+        <w:t xml:space="preserve">(</w:t>
       </w:r>
       <m:oMath>
         <m:r>
@@ -10594,7 +11175,11 @@
           <m:t>|</m:t>
         </m:r>
         <m:r>
-          <m:t>r</m:t>
+          <m:rPr>
+            <m:nor/>
+            <m:sty m:val="p"/>
+          </m:rPr>
+          <m:t>effect</m:t>
         </m:r>
         <m:r>
           <m:rPr>
@@ -10606,103 +11191,35 @@
           <m:rPr>
             <m:sty m:val="p"/>
           </m:rPr>
-          <m:t>=</m:t>
-        </m:r>
-        <m:r>
-          <m:t>0.153</m:t>
+          <m:t>≤</m:t>
+        </m:r>
+        <m:r>
+          <m:t>0.04</m:t>
         </m:r>
       </m:oMath>
       <w:r>
-        <w:t xml:space="preserve"> </w:t>
-      </w:r>
-      <w:r>
-        <w:t xml:space="preserve">collapses to an ensemble</w:t>
+        <w:t xml:space="preserve">), and vendor-disjoint aggregation leaves every ranking unchanged (scores shift</w:t>
       </w:r>
       <w:r>
         <w:t xml:space="preserve"> </w:t>
       </w:r>
       <m:oMath>
-        <m:r>
-          <m:t>r</m:t>
-        </m:r>
         <m:r>
           <m:rPr>
             <m:sty m:val="p"/>
           </m:rPr>
-          <m:t>=</m:t>
-        </m:r>
-        <m:r>
-          <m:rPr>
-            <m:sty m:val="p"/>
-          </m:rPr>
-          <m:t>+</m:t>
-        </m:r>
-        <m:r>
-          <m:t>0.010</m:t>
+          <m:t>≤</m:t>
+        </m:r>
+        <m:r>
+          <m:t>0.015</m:t>
         </m:r>
       </m:oMath>
       <w:r>
-        <w:t xml:space="preserve"> </w:t>
-      </w:r>
-      <w:r>
-        <w:t xml:space="preserve">whose 95% CI</w:t>
-      </w:r>
-      <w:r>
-        <w:t xml:space="preserve"> </w:t>
-      </w:r>
-      <m:oMath>
-        <m:r>
-          <m:rPr>
-            <m:sty m:val="p"/>
-          </m:rPr>
-          <m:t>[</m:t>
-        </m:r>
-        <m:r>
-          <m:rPr>
-            <m:sty m:val="p"/>
-          </m:rPr>
-          <m:t>−</m:t>
-        </m:r>
-        <m:r>
-          <m:t>0.039</m:t>
-        </m:r>
-        <m:r>
-          <m:rPr>
-            <m:sty m:val="p"/>
-          </m:rPr>
-          <m:t>,</m:t>
-        </m:r>
-        <m:r>
-          <m:rPr>
-            <m:sty m:val="p"/>
-          </m:rPr>
-          <m:t>+</m:t>
-        </m:r>
-        <m:r>
-          <m:t>0.057</m:t>
-        </m:r>
-        <m:r>
-          <m:rPr>
-            <m:sty m:val="p"/>
-          </m:rPr>
-          <m:t>]</m:t>
-        </m:r>
-      </m:oMath>
-      <w:r>
-        <w:t xml:space="preserve"> </w:t>
-      </w:r>
-      <w:r>
-        <w:t xml:space="preserve">contains zero, a</w:t>
-      </w:r>
-      <w:r>
-        <w:t xml:space="preserve"> </w:t>
-      </w:r>
-      <w:r>
-        <w:t xml:space="preserve">93% reduction.</w:t>
+        <w:t xml:space="preserve">): the cross-family design neutralizes self-preference by construction.</w:t>
       </w:r>
     </w:p>
-    <w:bookmarkEnd w:id="23"/>
-    <w:bookmarkStart w:id="24" w:name="Xafb02bce621e02934ae814be540128cfed2d296"/>
+    <w:bookmarkEnd w:id="36"/>
+    <w:bookmarkStart w:id="37" w:name="contamination-resistance"/>
     <w:p>
       <w:pPr>
         <w:pStyle w:val="Heading3"/>
@@ -10711,7 +11228,7 @@
         <w:widowControl w:val="1"/>
       </w:pPr>
       <w:r>
-        <w:t xml:space="preserve">5.4 Cross-family self-preference: a design property</w:t>
+        <w:t xml:space="preserve">5.5 Contamination resistance</w:t>
       </w:r>
     </w:p>
     <w:p>
@@ -10723,7 +11240,116 @@
         <w:widowControl w:val="1"/>
       </w:pPr>
       <w:r>
-        <w:t xml:space="preserve">Recent work establishes that judge–generator relatedness inflates scores:</w:t>
+        <w:t xml:space="preserve">We test the contamination-resistance claim empirically. We take the 400 CoEval-generated items from the</w:t>
+      </w:r>
+      <w:r>
+        <w:t xml:space="preserve"> </w:t>
+      </w:r>
+      <w:r>
+        <w:rPr>
+          <w:rStyle w:val="VerbatimChar"/>
+        </w:rPr>
+        <w:t xml:space="preserve">medium-benchmark</w:t>
+      </w:r>
+      <w:r>
+        <w:t xml:space="preserve"> </w:t>
+      </w:r>
+      <w:r>
+        <w:t xml:space="preserve">study and measure their verbatim 13-gram overlap against a corpus of 491 items drawn</w:t>
+      </w:r>
+      <w:r>
+        <w:t xml:space="preserve"> </w:t>
+      </w:r>
+      <w:r>
+        <w:t xml:space="preserve">from five widely used public benchmarks (XSum, CNN/DailyMail, CodeSearchNet, SciQ, ARC-Challenge), datasets that</w:t>
+      </w:r>
+      <w:r>
+        <w:t xml:space="preserve"> </w:t>
+      </w:r>
+      <w:r>
+        <w:t xml:space="preserve">are, by virtue of their age and popularity, present in the pretraining corpora of current models. Across</w:t>
+      </w:r>
+      <w:r>
+        <w:t xml:space="preserve"> </w:t>
+      </w:r>
+      <m:oMath>
+        <m:r>
+          <m:t>110</m:t>
+        </m:r>
+        <m:r>
+          <m:rPr>
+            <m:sty m:val="p"/>
+          </m:rPr>
+          <m:t>,</m:t>
+        </m:r>
+        <m:r>
+          <m:t>784</m:t>
+        </m:r>
+      </m:oMath>
+      <w:r>
+        <w:t xml:space="preserve"> </w:t>
+      </w:r>
+      <w:r>
+        <w:t xml:space="preserve">distinct public 13-grams,</w:t>
+      </w:r>
+      <w:r>
+        <w:t xml:space="preserve"> </w:t>
+      </w:r>
+      <w:r>
+        <w:rPr>
+          <w:b/>
+          <w:bCs/>
+        </w:rPr>
+        <w:t xml:space="preserve">not a single CoEval-generated item shares any 13-gram</w:t>
+      </w:r>
+      <w:r>
+        <w:t xml:space="preserve"> </w:t>
+      </w:r>
+      <w:r>
+        <w:t xml:space="preserve">with the</w:t>
+      </w:r>
+      <w:r>
+        <w:t xml:space="preserve"> </w:t>
+      </w:r>
+      <w:r>
+        <w:t xml:space="preserve">public corpus: mean and maximum overlap are both</w:t>
+      </w:r>
+      <w:r>
+        <w:t xml:space="preserve"> </w:t>
+      </w:r>
+      <m:oMath>
+        <m:r>
+          <m:t>0.0000</m:t>
+        </m:r>
+      </m:oMath>
+      <w:r>
+        <w:t xml:space="preserve">, and</w:t>
+      </w:r>
+      <w:r>
+        <w:t xml:space="preserve"> </w:t>
+      </w:r>
+      <m:oMath>
+        <m:r>
+          <m:t>0</m:t>
+        </m:r>
+        <m:r>
+          <m:rPr>
+            <m:sty m:val="p"/>
+          </m:rPr>
+          <m:t>%</m:t>
+        </m:r>
+      </m:oMath>
+      <w:r>
+        <w:t xml:space="preserve"> </w:t>
+      </w:r>
+      <w:r>
+        <w:t xml:space="preserve">of generated items share any 13-gram. This</w:t>
+      </w:r>
+      <w:r>
+        <w:t xml:space="preserve"> </w:t>
+      </w:r>
+      <w:r>
+        <w:t xml:space="preserve">verbatim non-duplication</w:t>
       </w:r>
       <w:r>
         <w:t xml:space="preserve"> </w:t>
@@ -10733,24 +11359,19 @@
           <w:i/>
           <w:iCs/>
         </w:rPr>
-        <w:t xml:space="preserve">Preference Leakage</w:t>
-      </w:r>
-      <w:r>
-        <w:t xml:space="preserve"> </w:t>
-      </w:r>
-      <w:r>
-        <w:t xml:space="preserve">[</w:t>
-      </w:r>
-      <w:hyperlink w:anchor="r15">
-        <w:r>
-          <w:rPr>
-            <w:rStyle w:val="Hyperlink"/>
-          </w:rPr>
-          <w:t xml:space="preserve">15</w:t>
-        </w:r>
-      </w:hyperlink>
-      <w:r>
-        <w:t xml:space="preserve">] identifies same-model and same-family relatedness as a contamination vector, and</w:t>
+        <w:t xml:space="preserve">corroborates</w:t>
+      </w:r>
+      <w:r>
+        <w:t xml:space="preserve"> </w:t>
+      </w:r>
+      <w:r>
+        <w:t xml:space="preserve">the structural guarantee: because items are synthesized fresh from the</w:t>
+      </w:r>
+      <w:r>
+        <w:t xml:space="preserve"> </w:t>
+      </w:r>
+      <w:r>
+        <w:t xml:space="preserve">attribute specification on each run, they cannot have appeared in any model's</w:t>
       </w:r>
       <w:r>
         <w:t xml:space="preserve"> </w:t>
@@ -10760,61 +11381,31 @@
           <w:i/>
           <w:iCs/>
         </w:rPr>
-        <w:t xml:space="preserve">Play Favorites</w:t>
-      </w:r>
-      <w:r>
-        <w:t xml:space="preserve"> </w:t>
-      </w:r>
-      <w:r>
-        <w:t xml:space="preserve">[</w:t>
-      </w:r>
-      <w:hyperlink w:anchor="r16">
-        <w:r>
-          <w:rPr>
-            <w:rStyle w:val="Hyperlink"/>
-          </w:rPr>
-          <w:t xml:space="preserve">16</w:t>
-        </w:r>
-      </w:hyperlink>
-      <w:r>
-        <w:t xml:space="preserve">] measures frontier models favoring same-family outputs.</w:t>
-      </w:r>
-      <w:r>
-        <w:t xml:space="preserve"> </w:t>
-      </w:r>
-      <w:r>
-        <w:t xml:space="preserve">CoEval addresses this</w:t>
-      </w:r>
-      <w:r>
-        <w:t xml:space="preserve"> </w:t>
-      </w:r>
-      <w:r>
-        <w:rPr>
-          <w:i/>
-          <w:iCs/>
-        </w:rPr>
-        <w:t xml:space="preserve">structurally</w:t>
-      </w:r>
-      <w:r>
-        <w:t xml:space="preserve">: by requiring the judge panel to be vendor-disjoint from the student under</w:t>
-      </w:r>
-      <w:r>
-        <w:t xml:space="preserve"> </w:t>
-      </w:r>
-      <w:r>
-        <w:t xml:space="preserve">test, it precludes a model from scoring its own family, eliminating the self-preference channel by design rather than</w:t>
-      </w:r>
-      <w:r>
-        <w:t xml:space="preserve"> </w:t>
-      </w:r>
-      <w:r>
-        <w:t xml:space="preserve">by post-hoc correction. Because no judge ever scores its own family, a same-family preference cannot enter the</w:t>
-      </w:r>
-      <w:r>
-        <w:t xml:space="preserve"> </w:t>
-      </w:r>
-      <w:r>
-        <w:t xml:space="preserve">aggregate in the first place, regardless of its magnitude on any individual model.</w:t>
+        <w:t xml:space="preserve">prior</w:t>
+      </w:r>
+      <w:r>
+        <w:t xml:space="preserve"> </w:t>
+      </w:r>
+      <w:r>
+        <w:t xml:space="preserve">training, and a model</w:t>
+      </w:r>
+      <w:r>
+        <w:t xml:space="preserve"> </w:t>
+      </w:r>
+      <w:r>
+        <w:t xml:space="preserve">cannot retrieve them from a leaked copy of these widely-used benchmarks. (The scope from Section 5.1 holds: this</w:t>
+      </w:r>
+      <w:r>
+        <w:t xml:space="preserve"> </w:t>
+      </w:r>
+      <w:r>
+        <w:t xml:space="preserve">applies to CoEval's generated items; the benchmark-grounded anchor of Table 2 deliberately reuses public items to</w:t>
+      </w:r>
+      <w:r>
+        <w:t xml:space="preserve"> </w:t>
+      </w:r>
+      <w:r>
+        <w:t xml:space="preserve">obtain objective ground truth.)</w:t>
       </w:r>
     </w:p>
     <w:p>
@@ -10826,10 +11417,33 @@
         <w:widowControl w:val="1"/>
       </w:pPr>
       <w:r>
-        <w:t xml:space="preserve">We also measure the residual same-family preference directly. The vertical case studies (Section 5.7) include</w:t>
-      </w:r>
-      <w:r>
-        <w:t xml:space="preserve"> </w:t>
+        <w:t xml:space="preserve">Non-duplication shows the items are fresh; a controlled study shows why that matters. We fine-tune a small open model</w:t>
+      </w:r>
+      <w:r>
+        <w:t xml:space="preserve"> </w:t>
+      </w:r>
+      <w:r>
+        <w:t xml:space="preserve">(Qwen2.5-0.5B) to memorize</w:t>
+      </w:r>
+      <w:r>
+        <w:t xml:space="preserve"> </w:t>
+      </w:r>
+      <m:oMath>
+        <m:r>
+          <m:t>200</m:t>
+        </m:r>
+      </m:oMath>
+      <w:r>
+        <w:t xml:space="preserve"> </w:t>
+      </w:r>
+      <w:r>
+        <w:t xml:space="preserve">public SciQ items, turning that public set into a contaminated benchmark, and compare</w:t>
+      </w:r>
+      <w:r>
+        <w:t xml:space="preserve"> </w:t>
+      </w:r>
+      <w:r>
+        <w:t xml:space="preserve">it against a clean frontier model (</w:t>
       </w:r>
       <w:r>
         <w:rPr>
@@ -10838,144 +11452,232 @@
         <w:t xml:space="preserve">gpt-4o-mini</w:t>
       </w:r>
       <w:r>
-        <w:t xml:space="preserve"> </w:t>
-      </w:r>
-      <w:r>
-        <w:t xml:space="preserve">as both a judge and a candidate, which lets us isolate self-preference as a</w:t>
-      </w:r>
-      <w:r>
-        <w:t xml:space="preserve"> </w:t>
-      </w:r>
-      <w:r>
-        <w:t xml:space="preserve">difference-in-differences that controls for a judge's overall harshness (how much more the same-family judge favors the</w:t>
-      </w:r>
-      <w:r>
-        <w:t xml:space="preserve"> </w:t>
-      </w:r>
-      <w:r>
-        <w:t xml:space="preserve">in-family candidate over a rival than the cross-family judges do). Across the three verticals the residual effect is</w:t>
-      </w:r>
-      <w:r>
-        <w:t xml:space="preserve"> </w:t>
-      </w:r>
-      <w:r>
-        <w:t xml:space="preserve">small and inconsistent in sign,</w:t>
+        <w:t xml:space="preserve">) on both the memorized set and</w:t>
       </w:r>
       <w:r>
         <w:t xml:space="preserve"> </w:t>
       </w:r>
       <m:oMath>
         <m:r>
-          <m:rPr>
-            <m:sty m:val="p"/>
-          </m:rPr>
-          <m:t>+</m:t>
-        </m:r>
-        <m:r>
-          <m:t>0.04</m:t>
+          <m:t>100</m:t>
         </m:r>
       </m:oMath>
       <w:r>
         <w:t xml:space="preserve"> </w:t>
       </w:r>
       <w:r>
-        <w:t xml:space="preserve">on clinical reasoning (95% CI</w:t>
+        <w:t xml:space="preserve">fresh held-out items</w:t>
+      </w:r>
+      <w:r>
+        <w:t xml:space="preserve"> </w:t>
+      </w:r>
+      <w:r>
+        <w:t xml:space="preserve">of the same capability. On the contaminated benchmark the memorizer scores a perfect</w:t>
       </w:r>
       <w:r>
         <w:t xml:space="preserve"> </w:t>
       </w:r>
       <m:oMath>
         <m:r>
-          <m:rPr>
-            <m:sty m:val="p"/>
-          </m:rPr>
-          <m:t>[</m:t>
-        </m:r>
-        <m:r>
-          <m:rPr>
-            <m:sty m:val="p"/>
-          </m:rPr>
-          <m:t>−</m:t>
-        </m:r>
-        <m:r>
-          <m:t>0.00</m:t>
-        </m:r>
-        <m:r>
-          <m:rPr>
-            <m:sty m:val="p"/>
-          </m:rPr>
-          <m:t>,</m:t>
-        </m:r>
-        <m:r>
-          <m:rPr>
-            <m:sty m:val="p"/>
-          </m:rPr>
-          <m:t>+</m:t>
-        </m:r>
-        <m:r>
-          <m:t>0.08</m:t>
-        </m:r>
-        <m:r>
-          <m:rPr>
-            <m:sty m:val="p"/>
-          </m:rPr>
-          <m:t>]</m:t>
+          <m:t>1.00</m:t>
         </m:r>
       </m:oMath>
       <w:r>
-        <w:t xml:space="preserve">),</w:t>
-      </w:r>
-      <w:r>
-        <w:t xml:space="preserve"> </w:t>
+        <w:t xml:space="preserve"> </w:t>
+      </w:r>
+      <w:r>
+        <w:t xml:space="preserve">and is ranked</w:t>
+      </w:r>
+      <w:r>
+        <w:t xml:space="preserve"> </w:t>
+      </w:r>
+      <w:r>
+        <w:rPr>
+          <w:i/>
+          <w:iCs/>
+        </w:rPr>
+        <w:t xml:space="preserve">above</w:t>
+      </w:r>
+      <w:r>
+        <w:t xml:space="preserve"> </w:t>
+      </w:r>
+      <w:r>
+        <w:rPr>
+          <w:rStyle w:val="VerbatimChar"/>
+        </w:rPr>
+        <w:t xml:space="preserve">gpt-4o-mini</w:t>
+      </w:r>
+      <w:r>
+        <w:t xml:space="preserve"> </w:t>
+      </w:r>
+      <w:r>
+        <w:t xml:space="preserve">(</w:t>
       </w:r>
       <m:oMath>
         <m:r>
-          <m:rPr>
-            <m:sty m:val="p"/>
-          </m:rPr>
-          <m:t>−</m:t>
-        </m:r>
-        <m:r>
-          <m:t>0.04</m:t>
+          <m:t>0.845</m:t>
         </m:r>
       </m:oMath>
       <w:r>
-        <w:t xml:space="preserve"> </w:t>
-      </w:r>
-      <w:r>
-        <w:t xml:space="preserve">on legal, and</w:t>
-      </w:r>
-      <w:r>
-        <w:t xml:space="preserve"> </w:t>
+        <w:t xml:space="preserve">); on the fresh items the order is correct, with</w:t>
+      </w:r>
+      <w:r>
+        <w:t xml:space="preserve"> </w:t>
+      </w:r>
+      <w:r>
+        <w:rPr>
+          <w:rStyle w:val="VerbatimChar"/>
+        </w:rPr>
+        <w:t xml:space="preserve">gpt-4o-mini</w:t>
+      </w:r>
+      <w:r>
+        <w:t xml:space="preserve"> </w:t>
+      </w:r>
+      <w:r>
+        <w:t xml:space="preserve">(</w:t>
       </w:r>
       <m:oMath>
         <m:r>
-          <m:rPr>
-            <m:sty m:val="p"/>
-          </m:rPr>
-          <m:t>−</m:t>
-        </m:r>
-        <m:r>
-          <m:t>0.04</m:t>
+          <m:t>0.81</m:t>
         </m:r>
       </m:oMath>
       <w:r>
-        <w:t xml:space="preserve"> </w:t>
-      </w:r>
-      <w:r>
-        <w:t xml:space="preserve">on drug-interaction: in a cross-family panel no systematic self-inflation survives, consistent with vendor diversity</w:t>
-      </w:r>
-      <w:r>
-        <w:t xml:space="preserve"> </w:t>
-      </w:r>
-      <w:r>
-        <w:t xml:space="preserve">already neutralizing it. The structural guarantee makes this robustness automatic rather than incidental: because a</w:t>
-      </w:r>
-      <w:r>
-        <w:t xml:space="preserve"> </w:t>
-      </w:r>
-      <w:r>
-        <w:t xml:space="preserve">model never scores its own family, a same-family preference of any sign or magnitude cannot enter the aggregate.</w:t>
+        <w:t xml:space="preserve">) above the memorizer (</w:t>
+      </w:r>
+      <m:oMath>
+        <m:r>
+          <m:t>0.74</m:t>
+        </m:r>
+      </m:oMath>
+      <w:r>
+        <w:t xml:space="preserve">, its fresh-measured capability). The</w:t>
+      </w:r>
+      <w:r>
+        <w:t xml:space="preserve"> </w:t>
+      </w:r>
+      <w:r>
+        <w:t xml:space="preserve">memorized-minus-fresh gap isolates memorization from any skill the fine-tuning also imparted: the clean base model's</w:t>
+      </w:r>
+      <w:r>
+        <w:t xml:space="preserve"> </w:t>
+      </w:r>
+      <w:r>
+        <w:t xml:space="preserve">gap is</w:t>
+      </w:r>
+      <w:r>
+        <w:t xml:space="preserve"> </w:t>
+      </w:r>
+      <m:oMath>
+        <m:r>
+          <m:t>0.10</m:t>
+        </m:r>
+      </m:oMath>
+      <w:r>
+        <w:t xml:space="preserve"> </w:t>
+      </w:r>
+      <w:r>
+        <w:t xml:space="preserve">(</w:t>
+      </w:r>
+      <m:oMath>
+        <m:r>
+          <m:t>0.625</m:t>
+        </m:r>
+      </m:oMath>
+      <w:r>
+        <w:t xml:space="preserve"> </w:t>
+      </w:r>
+      <w:r>
+        <w:t xml:space="preserve">vs</w:t>
+      </w:r>
+      <w:r>
+        <w:t xml:space="preserve"> </w:t>
+      </w:r>
+      <m:oMath>
+        <m:r>
+          <m:t>0.53</m:t>
+        </m:r>
+      </m:oMath>
+      <w:r>
+        <w:t xml:space="preserve">) while the contaminated model's is</w:t>
+      </w:r>
+      <w:r>
+        <w:t xml:space="preserve"> </w:t>
+      </w:r>
+      <m:oMath>
+        <m:r>
+          <m:t>0.26</m:t>
+        </m:r>
+      </m:oMath>
+      <w:r>
+        <w:t xml:space="preserve"> </w:t>
+      </w:r>
+      <w:r>
+        <w:t xml:space="preserve">(</w:t>
+      </w:r>
+      <m:oMath>
+        <m:r>
+          <m:t>1.00</m:t>
+        </m:r>
+      </m:oMath>
+      <w:r>
+        <w:t xml:space="preserve"> </w:t>
+      </w:r>
+      <w:r>
+        <w:t xml:space="preserve">vs</w:t>
+      </w:r>
+      <w:r>
+        <w:t xml:space="preserve"> </w:t>
+      </w:r>
+      <m:oMath>
+        <m:r>
+          <m:t>0.74</m:t>
+        </m:r>
+      </m:oMath>
+      <w:r>
+        <w:t xml:space="preserve">), so</w:t>
+      </w:r>
+      <w:r>
+        <w:t xml:space="preserve"> </w:t>
+      </w:r>
+      <m:oMath>
+        <m:r>
+          <m:t>0.16</m:t>
+        </m:r>
+      </m:oMath>
+      <w:r>
+        <w:t xml:space="preserve"> </w:t>
+      </w:r>
+      <w:r>
+        <w:t xml:space="preserve">of its</w:t>
+      </w:r>
+      <w:r>
+        <w:t xml:space="preserve"> </w:t>
+      </w:r>
+      <w:r>
+        <w:t xml:space="preserve">apparent edge on the static benchmark is pure memorization that fresh items strip away. A static, possibly-contaminated</w:t>
+      </w:r>
+      <w:r>
+        <w:t xml:space="preserve"> </w:t>
+      </w:r>
+      <w:r>
+        <w:t xml:space="preserve">leaderboard thus ranks a</w:t>
+      </w:r>
+      <w:r>
+        <w:t xml:space="preserve"> </w:t>
+      </w:r>
+      <m:oMath>
+        <m:r>
+          <m:t>0.5</m:t>
+        </m:r>
+      </m:oMath>
+      <w:r>
+        <w:t xml:space="preserve">B memorizer ahead of a frontier model, an inversion that CoEval's freshly-generated</w:t>
+      </w:r>
+      <w:r>
+        <w:t xml:space="preserve"> </w:t>
+      </w:r>
+      <w:r>
+        <w:t xml:space="preserve">items remove because no candidate can have trained on items synthesized after the fact.</w:t>
       </w:r>
     </w:p>
     <w:p>
@@ -10987,7 +11689,28 @@
         <w:widowControl w:val="1"/>
       </w:pPr>
       <w:r>
-        <w:t xml:space="preserve">Beyond the structural guarantee, CoEval can</w:t>
+        <w:rPr>
+          <w:b/>
+          <w:bCs/>
+        </w:rPr>
+        <w:t xml:space="preserve">Finding (contamination).</w:t>
+      </w:r>
+      <w:r>
+        <w:t xml:space="preserve"> </w:t>
+      </w:r>
+      <w:r>
+        <w:t xml:space="preserve">A static benchmark of memorized public items ranks a</w:t>
+      </w:r>
+      <w:r>
+        <w:t xml:space="preserve"> </w:t>
+      </w:r>
+      <m:oMath>
+        <m:r>
+          <m:t>0.5</m:t>
+        </m:r>
+      </m:oMath>
+      <w:r>
+        <w:t xml:space="preserve">B memorizer</w:t>
       </w:r>
       <w:r>
         <w:t xml:space="preserve"> </w:t>
@@ -10997,165 +11720,105 @@
           <w:i/>
           <w:iCs/>
         </w:rPr>
-        <w:t xml:space="preserve">explicitly</w:t>
-      </w:r>
-      <w:r>
-        <w:t xml:space="preserve"> </w:t>
-      </w:r>
-      <w:r>
-        <w:t xml:space="preserve">account for systematic same-family bias through</w:t>
-      </w:r>
-      <w:r>
-        <w:t xml:space="preserve"> </w:t>
-      </w:r>
-      <w:r>
-        <w:rPr>
-          <w:i/>
-          <w:iCs/>
-        </w:rPr>
-        <w:t xml:space="preserve">vendor-disjoint aggregation</w:t>
-      </w:r>
-      <w:r>
-        <w:t xml:space="preserve">: when scoring a model under test, the ensemble drops any judge that shares the</w:t>
-      </w:r>
-      <w:r>
-        <w:t xml:space="preserve"> </w:t>
-      </w:r>
-      <w:r>
-        <w:t xml:space="preserve">model's vendor family, so no model contributes to its own family's score. Applying this correction to the rankings</w:t>
-      </w:r>
-      <w:r>
-        <w:t xml:space="preserve"> </w:t>
-      </w:r>
-      <w:r>
-        <w:t xml:space="preserve">of Tables 3 and 5 leaves</w:t>
-      </w:r>
-      <w:r>
-        <w:t xml:space="preserve"> </w:t>
-      </w:r>
-      <w:r>
-        <w:rPr>
-          <w:i/>
-          <w:iCs/>
-        </w:rPr>
-        <w:t xml:space="preserve">every</w:t>
-      </w:r>
-      <w:r>
-        <w:t xml:space="preserve"> </w:t>
-      </w:r>
-      <w:r>
-        <w:t xml:space="preserve">ranking unchanged, with per-model scores shifting by at most</w:t>
-      </w:r>
-      <w:r>
-        <w:t xml:space="preserve"> </w:t>
+        <w:t xml:space="preserve">above</w:t>
+      </w:r>
+      <w:r>
+        <w:t xml:space="preserve"> </w:t>
+      </w:r>
+      <w:r>
+        <w:rPr>
+          <w:rStyle w:val="VerbatimChar"/>
+        </w:rPr>
+        <w:t xml:space="preserve">gpt-4o-mini</w:t>
+      </w:r>
+      <w:r>
+        <w:t xml:space="preserve"> </w:t>
+      </w:r>
+      <w:r>
+        <w:t xml:space="preserve">(</w:t>
       </w:r>
       <m:oMath>
         <m:r>
-          <m:t>0.015</m:t>
+          <m:t>1.00</m:t>
         </m:r>
       </m:oMath>
       <w:r>
-        <w:t xml:space="preserve">, a direct, auditable confirmation that the cross-family ensemble's rankings are already robust to</w:t>
-      </w:r>
-      <w:r>
-        <w:t xml:space="preserve"> </w:t>
-      </w:r>
-      <w:r>
-        <w:t xml:space="preserve">same-family bias. The correction is therefore available as a safeguard, and its null effect here is itself evidence</w:t>
-      </w:r>
-      <w:r>
-        <w:t xml:space="preserve"> </w:t>
-      </w:r>
-      <w:r>
-        <w:t xml:space="preserve">that vendor diversity, not a post-hoc adjustment, is doing the work.</w:t>
-      </w:r>
-    </w:p>
-    <w:p>
-      <w:pPr>
-        <w:pStyle w:val="BodyText"/>
-        <w:jc w:val="both"/>
-        <w:keepNext w:val="0"/>
-        <w:keepLines w:val="0"/>
-        <w:widowControl w:val="1"/>
-      </w:pPr>
-      <w:r>
-        <w:rPr>
-          <w:b/>
-          <w:bCs/>
-        </w:rPr>
-        <w:t xml:space="preserve">Finding (self-preference).</w:t>
-      </w:r>
-      <w:r>
-        <w:t xml:space="preserve"> </w:t>
-      </w:r>
-      <w:r>
-        <w:t xml:space="preserve">CoEval's vendor-disjoint panel structurally precludes a model from judging</w:t>
-      </w:r>
-      <w:r>
-        <w:t xml:space="preserve"> </w:t>
-      </w:r>
-      <w:r>
-        <w:t xml:space="preserve">its own family. The measured residual same-family preference is small and inconsistent in sign across three verticals</w:t>
-      </w:r>
-      <w:r>
-        <w:t xml:space="preserve"> </w:t>
-      </w:r>
-      <w:r>
-        <w:t xml:space="preserve">(</w:t>
+        <w:t xml:space="preserve"> </w:t>
+      </w:r>
+      <w:r>
+        <w:t xml:space="preserve">vs</w:t>
+      </w:r>
+      <w:r>
+        <w:t xml:space="preserve"> </w:t>
       </w:r>
       <m:oMath>
+        <m:r>
+          <m:t>0.845</m:t>
+        </m:r>
+      </m:oMath>
+      <w:r>
+        <w:t xml:space="preserve">); on fresh items of the same capability the order inverts to</w:t>
+      </w:r>
+      <w:r>
+        <w:t xml:space="preserve"> </w:t>
+      </w:r>
+      <w:r>
+        <w:t xml:space="preserve">the correct one (</w:t>
+      </w:r>
+      <w:r>
+        <w:rPr>
+          <w:rStyle w:val="VerbatimChar"/>
+        </w:rPr>
+        <w:t xml:space="preserve">gpt-4o-mini</w:t>
+      </w:r>
+      <w:r>
+        <w:t xml:space="preserve"> </w:t>
+      </w:r>
+      <m:oMath>
+        <m:r>
+          <m:t>0.81</m:t>
+        </m:r>
         <m:r>
           <m:rPr>
             <m:sty m:val="p"/>
           </m:rPr>
-          <m:t>|</m:t>
-        </m:r>
-        <m:r>
-          <m:rPr>
-            <m:nor/>
-            <m:sty m:val="p"/>
-          </m:rPr>
-          <m:t>effect</m:t>
-        </m:r>
-        <m:r>
-          <m:rPr>
-            <m:sty m:val="p"/>
-          </m:rPr>
-          <m:t>|</m:t>
-        </m:r>
-        <m:r>
-          <m:rPr>
-            <m:sty m:val="p"/>
-          </m:rPr>
-          <m:t>≤</m:t>
-        </m:r>
-        <m:r>
-          <m:t>0.04</m:t>
+          <m:t>&gt;</m:t>
         </m:r>
       </m:oMath>
       <w:r>
-        <w:t xml:space="preserve">), and vendor-disjoint aggregation leaves every ranking unchanged (scores shift</w:t>
+        <w:t xml:space="preserve"> </w:t>
+      </w:r>
+      <w:r>
+        <w:t xml:space="preserve">memorizer</w:t>
       </w:r>
       <w:r>
         <w:t xml:space="preserve"> </w:t>
       </w:r>
       <m:oMath>
         <m:r>
-          <m:rPr>
-            <m:sty m:val="p"/>
-          </m:rPr>
-          <m:t>≤</m:t>
-        </m:r>
-        <m:r>
-          <m:t>0.015</m:t>
+          <m:t>0.74</m:t>
         </m:r>
       </m:oMath>
       <w:r>
-        <w:t xml:space="preserve">): the cross-family design neutralizes self-preference by construction.</w:t>
+        <w:t xml:space="preserve">). CoEval-generated items additionally show</w:t>
+      </w:r>
+      <w:r>
+        <w:t xml:space="preserve"> </w:t>
+      </w:r>
+      <m:oMath>
+        <m:r>
+          <m:t>0.0000</m:t>
+        </m:r>
+      </m:oMath>
+      <w:r>
+        <w:t xml:space="preserve"> </w:t>
+      </w:r>
+      <w:r>
+        <w:t xml:space="preserve">verbatim 13-gram overlap with five major public benchmarks, so they cannot be gamed this way.</w:t>
       </w:r>
     </w:p>
-    <w:bookmarkEnd w:id="24"/>
-    <w:bookmarkStart w:id="25" w:name="contamination-resistance"/>
+    <w:bookmarkEnd w:id="37"/>
+    <w:bookmarkStart w:id="38" w:name="cost"/>
     <w:p>
       <w:pPr>
         <w:pStyle w:val="Heading3"/>
@@ -11164,7 +11827,7 @@
         <w:widowControl w:val="1"/>
       </w:pPr>
       <w:r>
-        <w:t xml:space="preserve">5.5 Contamination resistance</w:t>
+        <w:t xml:space="preserve">5.6 Cost</w:t>
       </w:r>
     </w:p>
     <w:p>
@@ -11176,605 +11839,6 @@
         <w:widowControl w:val="1"/>
       </w:pPr>
       <w:r>
-        <w:t xml:space="preserve">We test the contamination-resistance claim empirically. We take the 400 CoEval-generated items from the</w:t>
-      </w:r>
-      <w:r>
-        <w:t xml:space="preserve"> </w:t>
-      </w:r>
-      <w:r>
-        <w:rPr>
-          <w:rStyle w:val="VerbatimChar"/>
-        </w:rPr>
-        <w:t xml:space="preserve">medium-benchmark</w:t>
-      </w:r>
-      <w:r>
-        <w:t xml:space="preserve"> </w:t>
-      </w:r>
-      <w:r>
-        <w:t xml:space="preserve">study and measure their verbatim 13-gram overlap against a corpus of 491 items drawn</w:t>
-      </w:r>
-      <w:r>
-        <w:t xml:space="preserve"> </w:t>
-      </w:r>
-      <w:r>
-        <w:t xml:space="preserve">from five widely used public benchmarks (XSum, CNN/DailyMail, CodeSearchNet, SciQ, ARC-Challenge), datasets that</w:t>
-      </w:r>
-      <w:r>
-        <w:t xml:space="preserve"> </w:t>
-      </w:r>
-      <w:r>
-        <w:t xml:space="preserve">are, by virtue of their age and popularity, present in the pretraining corpora of current models. Across</w:t>
-      </w:r>
-      <w:r>
-        <w:t xml:space="preserve"> </w:t>
-      </w:r>
-      <m:oMath>
-        <m:r>
-          <m:t>110</m:t>
-        </m:r>
-        <m:r>
-          <m:rPr>
-            <m:sty m:val="p"/>
-          </m:rPr>
-          <m:t>,</m:t>
-        </m:r>
-        <m:r>
-          <m:t>784</m:t>
-        </m:r>
-      </m:oMath>
-      <w:r>
-        <w:t xml:space="preserve"> </w:t>
-      </w:r>
-      <w:r>
-        <w:t xml:space="preserve">distinct public 13-grams,</w:t>
-      </w:r>
-      <w:r>
-        <w:t xml:space="preserve"> </w:t>
-      </w:r>
-      <w:r>
-        <w:rPr>
-          <w:b/>
-          <w:bCs/>
-        </w:rPr>
-        <w:t xml:space="preserve">not a single CoEval-generated item shares any 13-gram</w:t>
-      </w:r>
-      <w:r>
-        <w:t xml:space="preserve"> </w:t>
-      </w:r>
-      <w:r>
-        <w:t xml:space="preserve">with the</w:t>
-      </w:r>
-      <w:r>
-        <w:t xml:space="preserve"> </w:t>
-      </w:r>
-      <w:r>
-        <w:t xml:space="preserve">public corpus: mean and maximum overlap are both</w:t>
-      </w:r>
-      <w:r>
-        <w:t xml:space="preserve"> </w:t>
-      </w:r>
-      <m:oMath>
-        <m:r>
-          <m:t>0.0000</m:t>
-        </m:r>
-      </m:oMath>
-      <w:r>
-        <w:t xml:space="preserve">, and</w:t>
-      </w:r>
-      <w:r>
-        <w:t xml:space="preserve"> </w:t>
-      </w:r>
-      <m:oMath>
-        <m:r>
-          <m:t>0</m:t>
-        </m:r>
-        <m:r>
-          <m:rPr>
-            <m:sty m:val="p"/>
-          </m:rPr>
-          <m:t>%</m:t>
-        </m:r>
-      </m:oMath>
-      <w:r>
-        <w:t xml:space="preserve"> </w:t>
-      </w:r>
-      <w:r>
-        <w:t xml:space="preserve">of generated items share any 13-gram. This</w:t>
-      </w:r>
-      <w:r>
-        <w:t xml:space="preserve"> </w:t>
-      </w:r>
-      <w:r>
-        <w:t xml:space="preserve">verbatim non-duplication</w:t>
-      </w:r>
-      <w:r>
-        <w:t xml:space="preserve"> </w:t>
-      </w:r>
-      <w:r>
-        <w:rPr>
-          <w:i/>
-          <w:iCs/>
-        </w:rPr>
-        <w:t xml:space="preserve">corroborates</w:t>
-      </w:r>
-      <w:r>
-        <w:t xml:space="preserve"> </w:t>
-      </w:r>
-      <w:r>
-        <w:t xml:space="preserve">the structural guarantee: because items are synthesized fresh from the</w:t>
-      </w:r>
-      <w:r>
-        <w:t xml:space="preserve"> </w:t>
-      </w:r>
-      <w:r>
-        <w:t xml:space="preserve">attribute specification on each run, they cannot have appeared in any model's</w:t>
-      </w:r>
-      <w:r>
-        <w:t xml:space="preserve"> </w:t>
-      </w:r>
-      <w:r>
-        <w:rPr>
-          <w:i/>
-          <w:iCs/>
-        </w:rPr>
-        <w:t xml:space="preserve">prior</w:t>
-      </w:r>
-      <w:r>
-        <w:t xml:space="preserve"> </w:t>
-      </w:r>
-      <w:r>
-        <w:t xml:space="preserve">training, and a model</w:t>
-      </w:r>
-      <w:r>
-        <w:t xml:space="preserve"> </w:t>
-      </w:r>
-      <w:r>
-        <w:t xml:space="preserve">cannot retrieve them from a leaked copy of these widely-used benchmarks. (The scope from Section 5.1 holds: this</w:t>
-      </w:r>
-      <w:r>
-        <w:t xml:space="preserve"> </w:t>
-      </w:r>
-      <w:r>
-        <w:t xml:space="preserve">applies to CoEval's generated items; the benchmark-grounded anchor of Table 2 deliberately reuses public items to</w:t>
-      </w:r>
-      <w:r>
-        <w:t xml:space="preserve"> </w:t>
-      </w:r>
-      <w:r>
-        <w:t xml:space="preserve">obtain objective ground truth.)</w:t>
-      </w:r>
-    </w:p>
-    <w:p>
-      <w:pPr>
-        <w:pStyle w:val="BodyText"/>
-        <w:jc w:val="both"/>
-        <w:keepNext w:val="0"/>
-        <w:keepLines w:val="0"/>
-        <w:widowControl w:val="1"/>
-      </w:pPr>
-      <w:r>
-        <w:t xml:space="preserve">Non-duplication shows the items are fresh; a controlled study shows why that matters. We fine-tune a small open model</w:t>
-      </w:r>
-      <w:r>
-        <w:t xml:space="preserve"> </w:t>
-      </w:r>
-      <w:r>
-        <w:t xml:space="preserve">(Qwen2.5-0.5B) to memorize</w:t>
-      </w:r>
-      <w:r>
-        <w:t xml:space="preserve"> </w:t>
-      </w:r>
-      <m:oMath>
-        <m:r>
-          <m:t>200</m:t>
-        </m:r>
-      </m:oMath>
-      <w:r>
-        <w:t xml:space="preserve"> </w:t>
-      </w:r>
-      <w:r>
-        <w:t xml:space="preserve">public SciQ items, turning that public set into a contaminated benchmark, and compare</w:t>
-      </w:r>
-      <w:r>
-        <w:t xml:space="preserve"> </w:t>
-      </w:r>
-      <w:r>
-        <w:t xml:space="preserve">it against a clean frontier model (</w:t>
-      </w:r>
-      <w:r>
-        <w:rPr>
-          <w:rStyle w:val="VerbatimChar"/>
-        </w:rPr>
-        <w:t xml:space="preserve">gpt-4o-mini</w:t>
-      </w:r>
-      <w:r>
-        <w:t xml:space="preserve">) on both the memorized set and</w:t>
-      </w:r>
-      <w:r>
-        <w:t xml:space="preserve"> </w:t>
-      </w:r>
-      <m:oMath>
-        <m:r>
-          <m:t>100</m:t>
-        </m:r>
-      </m:oMath>
-      <w:r>
-        <w:t xml:space="preserve"> </w:t>
-      </w:r>
-      <w:r>
-        <w:t xml:space="preserve">fresh held-out items</w:t>
-      </w:r>
-      <w:r>
-        <w:t xml:space="preserve"> </w:t>
-      </w:r>
-      <w:r>
-        <w:t xml:space="preserve">of the same capability. On the contaminated benchmark the memorizer scores a perfect</w:t>
-      </w:r>
-      <w:r>
-        <w:t xml:space="preserve"> </w:t>
-      </w:r>
-      <m:oMath>
-        <m:r>
-          <m:t>1.00</m:t>
-        </m:r>
-      </m:oMath>
-      <w:r>
-        <w:t xml:space="preserve"> </w:t>
-      </w:r>
-      <w:r>
-        <w:t xml:space="preserve">and is ranked</w:t>
-      </w:r>
-      <w:r>
-        <w:t xml:space="preserve"> </w:t>
-      </w:r>
-      <w:r>
-        <w:rPr>
-          <w:i/>
-          <w:iCs/>
-        </w:rPr>
-        <w:t xml:space="preserve">above</w:t>
-      </w:r>
-      <w:r>
-        <w:t xml:space="preserve"> </w:t>
-      </w:r>
-      <w:r>
-        <w:rPr>
-          <w:rStyle w:val="VerbatimChar"/>
-        </w:rPr>
-        <w:t xml:space="preserve">gpt-4o-mini</w:t>
-      </w:r>
-      <w:r>
-        <w:t xml:space="preserve"> </w:t>
-      </w:r>
-      <w:r>
-        <w:t xml:space="preserve">(</w:t>
-      </w:r>
-      <m:oMath>
-        <m:r>
-          <m:t>0.845</m:t>
-        </m:r>
-      </m:oMath>
-      <w:r>
-        <w:t xml:space="preserve">); on the fresh items the order is correct, with</w:t>
-      </w:r>
-      <w:r>
-        <w:t xml:space="preserve"> </w:t>
-      </w:r>
-      <w:r>
-        <w:rPr>
-          <w:rStyle w:val="VerbatimChar"/>
-        </w:rPr>
-        <w:t xml:space="preserve">gpt-4o-mini</w:t>
-      </w:r>
-      <w:r>
-        <w:t xml:space="preserve"> </w:t>
-      </w:r>
-      <w:r>
-        <w:t xml:space="preserve">(</w:t>
-      </w:r>
-      <m:oMath>
-        <m:r>
-          <m:t>0.81</m:t>
-        </m:r>
-      </m:oMath>
-      <w:r>
-        <w:t xml:space="preserve">) above the memorizer (</w:t>
-      </w:r>
-      <m:oMath>
-        <m:r>
-          <m:t>0.74</m:t>
-        </m:r>
-      </m:oMath>
-      <w:r>
-        <w:t xml:space="preserve">, its fresh-measured capability). The</w:t>
-      </w:r>
-      <w:r>
-        <w:t xml:space="preserve"> </w:t>
-      </w:r>
-      <w:r>
-        <w:t xml:space="preserve">memorized-minus-fresh gap isolates memorization from any skill the fine-tuning also imparted: the clean base model's</w:t>
-      </w:r>
-      <w:r>
-        <w:t xml:space="preserve"> </w:t>
-      </w:r>
-      <w:r>
-        <w:t xml:space="preserve">gap is</w:t>
-      </w:r>
-      <w:r>
-        <w:t xml:space="preserve"> </w:t>
-      </w:r>
-      <m:oMath>
-        <m:r>
-          <m:t>0.10</m:t>
-        </m:r>
-      </m:oMath>
-      <w:r>
-        <w:t xml:space="preserve"> </w:t>
-      </w:r>
-      <w:r>
-        <w:t xml:space="preserve">(</w:t>
-      </w:r>
-      <m:oMath>
-        <m:r>
-          <m:t>0.625</m:t>
-        </m:r>
-      </m:oMath>
-      <w:r>
-        <w:t xml:space="preserve"> </w:t>
-      </w:r>
-      <w:r>
-        <w:t xml:space="preserve">vs</w:t>
-      </w:r>
-      <w:r>
-        <w:t xml:space="preserve"> </w:t>
-      </w:r>
-      <m:oMath>
-        <m:r>
-          <m:t>0.53</m:t>
-        </m:r>
-      </m:oMath>
-      <w:r>
-        <w:t xml:space="preserve">) while the contaminated model's is</w:t>
-      </w:r>
-      <w:r>
-        <w:t xml:space="preserve"> </w:t>
-      </w:r>
-      <m:oMath>
-        <m:r>
-          <m:t>0.26</m:t>
-        </m:r>
-      </m:oMath>
-      <w:r>
-        <w:t xml:space="preserve"> </w:t>
-      </w:r>
-      <w:r>
-        <w:t xml:space="preserve">(</w:t>
-      </w:r>
-      <m:oMath>
-        <m:r>
-          <m:t>1.00</m:t>
-        </m:r>
-      </m:oMath>
-      <w:r>
-        <w:t xml:space="preserve"> </w:t>
-      </w:r>
-      <w:r>
-        <w:t xml:space="preserve">vs</w:t>
-      </w:r>
-      <w:r>
-        <w:t xml:space="preserve"> </w:t>
-      </w:r>
-      <m:oMath>
-        <m:r>
-          <m:t>0.74</m:t>
-        </m:r>
-      </m:oMath>
-      <w:r>
-        <w:t xml:space="preserve">), so</w:t>
-      </w:r>
-      <w:r>
-        <w:t xml:space="preserve"> </w:t>
-      </w:r>
-      <m:oMath>
-        <m:r>
-          <m:t>0.16</m:t>
-        </m:r>
-      </m:oMath>
-      <w:r>
-        <w:t xml:space="preserve"> </w:t>
-      </w:r>
-      <w:r>
-        <w:t xml:space="preserve">of its</w:t>
-      </w:r>
-      <w:r>
-        <w:t xml:space="preserve"> </w:t>
-      </w:r>
-      <w:r>
-        <w:t xml:space="preserve">apparent edge on the static benchmark is pure memorization that fresh items strip away. A static, possibly-contaminated</w:t>
-      </w:r>
-      <w:r>
-        <w:t xml:space="preserve"> </w:t>
-      </w:r>
-      <w:r>
-        <w:t xml:space="preserve">leaderboard thus ranks a</w:t>
-      </w:r>
-      <w:r>
-        <w:t xml:space="preserve"> </w:t>
-      </w:r>
-      <m:oMath>
-        <m:r>
-          <m:t>0.5</m:t>
-        </m:r>
-      </m:oMath>
-      <w:r>
-        <w:t xml:space="preserve">B memorizer ahead of a frontier model, an inversion that CoEval's freshly-generated</w:t>
-      </w:r>
-      <w:r>
-        <w:t xml:space="preserve"> </w:t>
-      </w:r>
-      <w:r>
-        <w:t xml:space="preserve">items remove because no candidate can have trained on items synthesized after the fact.</w:t>
-      </w:r>
-    </w:p>
-    <w:p>
-      <w:pPr>
-        <w:pStyle w:val="BodyText"/>
-        <w:jc w:val="both"/>
-        <w:keepNext w:val="0"/>
-        <w:keepLines w:val="0"/>
-        <w:widowControl w:val="1"/>
-      </w:pPr>
-      <w:r>
-        <w:rPr>
-          <w:b/>
-          <w:bCs/>
-        </w:rPr>
-        <w:t xml:space="preserve">Finding (contamination).</w:t>
-      </w:r>
-      <w:r>
-        <w:t xml:space="preserve"> </w:t>
-      </w:r>
-      <w:r>
-        <w:t xml:space="preserve">A static benchmark of memorized public items ranks a</w:t>
-      </w:r>
-      <w:r>
-        <w:t xml:space="preserve"> </w:t>
-      </w:r>
-      <m:oMath>
-        <m:r>
-          <m:t>0.5</m:t>
-        </m:r>
-      </m:oMath>
-      <w:r>
-        <w:t xml:space="preserve">B memorizer</w:t>
-      </w:r>
-      <w:r>
-        <w:t xml:space="preserve"> </w:t>
-      </w:r>
-      <w:r>
-        <w:rPr>
-          <w:i/>
-          <w:iCs/>
-        </w:rPr>
-        <w:t xml:space="preserve">above</w:t>
-      </w:r>
-      <w:r>
-        <w:t xml:space="preserve"> </w:t>
-      </w:r>
-      <w:r>
-        <w:rPr>
-          <w:rStyle w:val="VerbatimChar"/>
-        </w:rPr>
-        <w:t xml:space="preserve">gpt-4o-mini</w:t>
-      </w:r>
-      <w:r>
-        <w:t xml:space="preserve"> </w:t>
-      </w:r>
-      <w:r>
-        <w:t xml:space="preserve">(</w:t>
-      </w:r>
-      <m:oMath>
-        <m:r>
-          <m:t>1.00</m:t>
-        </m:r>
-      </m:oMath>
-      <w:r>
-        <w:t xml:space="preserve"> </w:t>
-      </w:r>
-      <w:r>
-        <w:t xml:space="preserve">vs</w:t>
-      </w:r>
-      <w:r>
-        <w:t xml:space="preserve"> </w:t>
-      </w:r>
-      <m:oMath>
-        <m:r>
-          <m:t>0.845</m:t>
-        </m:r>
-      </m:oMath>
-      <w:r>
-        <w:t xml:space="preserve">); on fresh items of the same capability the order inverts to</w:t>
-      </w:r>
-      <w:r>
-        <w:t xml:space="preserve"> </w:t>
-      </w:r>
-      <w:r>
-        <w:t xml:space="preserve">the correct one (</w:t>
-      </w:r>
-      <w:r>
-        <w:rPr>
-          <w:rStyle w:val="VerbatimChar"/>
-        </w:rPr>
-        <w:t xml:space="preserve">gpt-4o-mini</w:t>
-      </w:r>
-      <w:r>
-        <w:t xml:space="preserve"> </w:t>
-      </w:r>
-      <m:oMath>
-        <m:r>
-          <m:t>0.81</m:t>
-        </m:r>
-        <m:r>
-          <m:rPr>
-            <m:sty m:val="p"/>
-          </m:rPr>
-          <m:t>&gt;</m:t>
-        </m:r>
-      </m:oMath>
-      <w:r>
-        <w:t xml:space="preserve"> </w:t>
-      </w:r>
-      <w:r>
-        <w:t xml:space="preserve">memorizer</w:t>
-      </w:r>
-      <w:r>
-        <w:t xml:space="preserve"> </w:t>
-      </w:r>
-      <m:oMath>
-        <m:r>
-          <m:t>0.74</m:t>
-        </m:r>
-      </m:oMath>
-      <w:r>
-        <w:t xml:space="preserve">). CoEval-generated items additionally show</w:t>
-      </w:r>
-      <w:r>
-        <w:t xml:space="preserve"> </w:t>
-      </w:r>
-      <m:oMath>
-        <m:r>
-          <m:t>0.0000</m:t>
-        </m:r>
-      </m:oMath>
-      <w:r>
-        <w:t xml:space="preserve"> </w:t>
-      </w:r>
-      <w:r>
-        <w:t xml:space="preserve">verbatim 13-gram overlap with five major public benchmarks, so they cannot be gamed this way.</w:t>
-      </w:r>
-    </w:p>
-    <w:bookmarkEnd w:id="25"/>
-    <w:bookmarkStart w:id="26" w:name="cost"/>
-    <w:p>
-      <w:pPr>
-        <w:pStyle w:val="Heading3"/>
-        <w:keepNext/>
-        <w:keepLines/>
-        <w:widowControl w:val="1"/>
-      </w:pPr>
-      <w:r>
-        <w:t xml:space="preserve">5.6 Cost</w:t>
-      </w:r>
-    </w:p>
-    <w:p>
-      <w:pPr>
-        <w:pStyle w:val="FirstParagraph"/>
-        <w:jc w:val="both"/>
-        <w:keepNext w:val="0"/>
-        <w:keepLines w:val="0"/>
-        <w:widowControl w:val="1"/>
-      </w:pPr>
-      <w:r>
         <w:t xml:space="preserve">The entire four-task medium-scale study, teacher generation, student response collection, cross-family judging,</w:t>
       </w:r>
       <w:r>
@@ -11871,8 +11935,8 @@
         <w:t xml:space="preserve">).</w:t>
       </w:r>
     </w:p>
-    <w:bookmarkEnd w:id="26"/>
-    <w:bookmarkStart w:id="27" w:name="putting-it-together-domain-case-studies"/>
+    <w:bookmarkEnd w:id="38"/>
+    <w:bookmarkStart w:id="39" w:name="putting-it-together-domain-case-studies"/>
     <w:p>
       <w:pPr>
         <w:pStyle w:val="Heading3"/>
@@ -13439,8 +13503,8 @@
         </w:tc>
       </w:tr>
     </w:tbl>
-    <w:bookmarkEnd w:id="27"/>
-    <w:bookmarkStart w:id="28" w:name="X5b909f8979da9f44974797188bca91411bc1d26"/>
+    <w:bookmarkEnd w:id="39"/>
+    <w:bookmarkStart w:id="40" w:name="X5b909f8979da9f44974797188bca91411bc1d26"/>
     <w:p>
       <w:pPr>
         <w:pStyle w:val="Heading3"/>
@@ -15427,9 +15491,9 @@
         </w:sectPr>
       </w:pPr>
     </w:p>
-    <w:bookmarkEnd w:id="28"/>
-    <w:bookmarkEnd w:id="29"/>
-    <w:bookmarkStart w:id="30" w:name="discussion"/>
+    <w:bookmarkEnd w:id="40"/>
+    <w:bookmarkEnd w:id="41"/>
+    <w:bookmarkStart w:id="42" w:name="discussion"/>
     <w:p>
       <w:pPr>
         <w:pStyle w:val="Heading2"/>
@@ -15636,8 +15700,8 @@
         <w:t xml:space="preserve">against any model's full pretraining corpus.</w:t>
       </w:r>
     </w:p>
-    <w:bookmarkEnd w:id="30"/>
-    <w:bookmarkStart w:id="31" w:name="conclusion"/>
+    <w:bookmarkEnd w:id="42"/>
+    <w:bookmarkStart w:id="43" w:name="conclusion"/>
     <w:p>
       <w:pPr>
         <w:pStyle w:val="Heading2"/>
@@ -15794,8 +15858,8 @@
         <w:t xml:space="preserve">than a single static study. CoEval is open-source, declarative, and fully reproducible.</w:t>
       </w:r>
     </w:p>
-    <w:bookmarkEnd w:id="31"/>
-    <w:bookmarkStart w:id="98" w:name="references"/>
+    <w:bookmarkEnd w:id="43"/>
+    <w:bookmarkStart w:id="110" w:name="references"/>
     <w:p>
       <w:pPr>
         <w:pStyle w:val="ReferencesHeading"/>
@@ -15820,7 +15884,7 @@
         <w:keepLines w:val="0"/>
         <w:widowControl w:val="1"/>
       </w:pPr>
-      <w:bookmarkStart w:id="33" w:name="r1"/>
+      <w:bookmarkStart w:id="45" w:name="r1"/>
       <w:r>
         <w:t xml:space="preserve">Zheng, L., Chiang, W.-L., Sheng, Y., et al. (2023).</w:t>
       </w:r>
@@ -15857,354 +15921,12 @@
       <w:r>
         <w:t xml:space="preserve"> </w:t>
       </w:r>
-      <w:hyperlink r:id="rId32">
+      <w:hyperlink r:id="rId44">
         <w:r>
           <w:rPr>
             <w:rStyle w:val="Hyperlink"/>
           </w:rPr>
           <w:t xml:space="preserve">arxiv.org/abs/2306.05685</w:t>
-        </w:r>
-      </w:hyperlink>
-      <w:bookmarkEnd w:id="33"/>
-    </w:p>
-    <w:p>
-      <w:pPr>
-        <w:pStyle w:val="ReferenceEntry"/>
-        <w:numPr>
-          <w:ilvl w:val="0"/>
-          <w:numId w:val="1002"/>
-        </w:numPr>
-        <w:jc w:val="left"/>
-        <w:keepNext w:val="0"/>
-        <w:keepLines w:val="0"/>
-        <w:widowControl w:val="1"/>
-      </w:pPr>
-      <w:bookmarkStart w:id="35" w:name="r2"/>
-      <w:r>
-        <w:t xml:space="preserve">Liu, Y., Iter, D., Xu, Y., et al. (2023).</w:t>
-      </w:r>
-      <w:r>
-        <w:t xml:space="preserve"> </w:t>
-      </w:r>
-      <w:r>
-        <w:rPr>
-          <w:i/>
-          <w:iCs/>
-        </w:rPr>
-        <w:t xml:space="preserve">G-Eval: NLG Evaluation using GPT-4 with Better Human</w:t>
-      </w:r>
-      <w:r>
-        <w:rPr>
-          <w:i/>
-          <w:iCs/>
-        </w:rPr>
-        <w:t xml:space="preserve"> </w:t>
-      </w:r>
-      <w:r>
-        <w:rPr>
-          <w:i/>
-          <w:iCs/>
-        </w:rPr>
-        <w:t xml:space="preserve">Alignment.</w:t>
-      </w:r>
-      <w:r>
-        <w:t xml:space="preserve"> </w:t>
-      </w:r>
-      <w:r>
-        <w:t xml:space="preserve">EMNLP.</w:t>
-      </w:r>
-      <w:r>
-        <w:t xml:space="preserve"> </w:t>
-      </w:r>
-      <w:hyperlink r:id="rId34">
-        <w:r>
-          <w:rPr>
-            <w:rStyle w:val="Hyperlink"/>
-          </w:rPr>
-          <w:t xml:space="preserve">arxiv.org/abs/2303.16634</w:t>
-        </w:r>
-      </w:hyperlink>
-      <w:bookmarkEnd w:id="35"/>
-    </w:p>
-    <w:p>
-      <w:pPr>
-        <w:pStyle w:val="ReferenceEntry"/>
-        <w:numPr>
-          <w:ilvl w:val="0"/>
-          <w:numId w:val="1002"/>
-        </w:numPr>
-        <w:jc w:val="left"/>
-        <w:keepNext w:val="0"/>
-        <w:keepLines w:val="0"/>
-        <w:widowControl w:val="1"/>
-      </w:pPr>
-      <w:bookmarkStart w:id="37" w:name="r3"/>
-      <w:r>
-        <w:t xml:space="preserve">Kim, S., Suk, J., Longpre, S., et al. (2024).</w:t>
-      </w:r>
-      <w:r>
-        <w:t xml:space="preserve"> </w:t>
-      </w:r>
-      <w:r>
-        <w:rPr>
-          <w:i/>
-          <w:iCs/>
-        </w:rPr>
-        <w:t xml:space="preserve">Prometheus 2: An Open Source Language Model Specialized</w:t>
-      </w:r>
-      <w:r>
-        <w:rPr>
-          <w:i/>
-          <w:iCs/>
-        </w:rPr>
-        <w:t xml:space="preserve"> </w:t>
-      </w:r>
-      <w:r>
-        <w:rPr>
-          <w:i/>
-          <w:iCs/>
-        </w:rPr>
-        <w:t xml:space="preserve">in Evaluating Other Language Models.</w:t>
-      </w:r>
-      <w:r>
-        <w:t xml:space="preserve"> </w:t>
-      </w:r>
-      <w:hyperlink r:id="rId36">
-        <w:r>
-          <w:rPr>
-            <w:rStyle w:val="Hyperlink"/>
-          </w:rPr>
-          <w:t xml:space="preserve">arxiv.org/abs/2405.01535</w:t>
-        </w:r>
-      </w:hyperlink>
-      <w:bookmarkEnd w:id="37"/>
-    </w:p>
-    <w:p>
-      <w:pPr>
-        <w:pStyle w:val="ReferenceEntry"/>
-        <w:numPr>
-          <w:ilvl w:val="0"/>
-          <w:numId w:val="1002"/>
-        </w:numPr>
-        <w:jc w:val="left"/>
-        <w:keepNext w:val="0"/>
-        <w:keepLines w:val="0"/>
-        <w:widowControl w:val="1"/>
-      </w:pPr>
-      <w:bookmarkStart w:id="39" w:name="r4"/>
-      <w:r>
-        <w:t xml:space="preserve">Vu, T., Krishna, K., Alzubi, S., et al. (2024).</w:t>
-      </w:r>
-      <w:r>
-        <w:t xml:space="preserve"> </w:t>
-      </w:r>
-      <w:r>
-        <w:rPr>
-          <w:i/>
-          <w:iCs/>
-        </w:rPr>
-        <w:t xml:space="preserve">Foundational Autoraters: Taming Large Language Models</w:t>
-      </w:r>
-      <w:r>
-        <w:rPr>
-          <w:i/>
-          <w:iCs/>
-        </w:rPr>
-        <w:t xml:space="preserve"> </w:t>
-      </w:r>
-      <w:r>
-        <w:rPr>
-          <w:i/>
-          <w:iCs/>
-        </w:rPr>
-        <w:t xml:space="preserve">for Better Automatic Evaluation (FLAMe).</w:t>
-      </w:r>
-      <w:r>
-        <w:t xml:space="preserve"> </w:t>
-      </w:r>
-      <w:r>
-        <w:t xml:space="preserve">EMNLP.</w:t>
-      </w:r>
-      <w:r>
-        <w:t xml:space="preserve"> </w:t>
-      </w:r>
-      <w:hyperlink r:id="rId38">
-        <w:r>
-          <w:rPr>
-            <w:rStyle w:val="Hyperlink"/>
-          </w:rPr>
-          <w:t xml:space="preserve">arxiv.org/abs/2407.10817</w:t>
-        </w:r>
-      </w:hyperlink>
-      <w:bookmarkEnd w:id="39"/>
-    </w:p>
-    <w:p>
-      <w:pPr>
-        <w:pStyle w:val="ReferenceEntry"/>
-        <w:numPr>
-          <w:ilvl w:val="0"/>
-          <w:numId w:val="1002"/>
-        </w:numPr>
-        <w:jc w:val="left"/>
-        <w:keepNext w:val="0"/>
-        <w:keepLines w:val="0"/>
-        <w:widowControl w:val="1"/>
-      </w:pPr>
-      <w:bookmarkStart w:id="41" w:name="r5"/>
-      <w:r>
-        <w:t xml:space="preserve">Verga, P., Hofstatter, S., Althammer, S., et al. (2024).</w:t>
-      </w:r>
-      <w:r>
-        <w:t xml:space="preserve"> </w:t>
-      </w:r>
-      <w:r>
-        <w:rPr>
-          <w:i/>
-          <w:iCs/>
-        </w:rPr>
-        <w:t xml:space="preserve">Replacing Judges with Juries: Evaluating LLM</w:t>
-      </w:r>
-      <w:r>
-        <w:rPr>
-          <w:i/>
-          <w:iCs/>
-        </w:rPr>
-        <w:t xml:space="preserve"> </w:t>
-      </w:r>
-      <w:r>
-        <w:rPr>
-          <w:i/>
-          <w:iCs/>
-        </w:rPr>
-        <w:t xml:space="preserve">Generations with a Panel of Diverse Models (PoLL).</w:t>
-      </w:r>
-      <w:r>
-        <w:t xml:space="preserve"> </w:t>
-      </w:r>
-      <w:hyperlink r:id="rId40">
-        <w:r>
-          <w:rPr>
-            <w:rStyle w:val="Hyperlink"/>
-          </w:rPr>
-          <w:t xml:space="preserve">arxiv.org/abs/2404.18796</w:t>
-        </w:r>
-      </w:hyperlink>
-      <w:bookmarkEnd w:id="41"/>
-    </w:p>
-    <w:p>
-      <w:pPr>
-        <w:pStyle w:val="ReferenceEntry"/>
-        <w:numPr>
-          <w:ilvl w:val="0"/>
-          <w:numId w:val="1002"/>
-        </w:numPr>
-        <w:jc w:val="left"/>
-        <w:keepNext w:val="0"/>
-        <w:keepLines w:val="0"/>
-        <w:widowControl w:val="1"/>
-      </w:pPr>
-      <w:bookmarkStart w:id="43" w:name="r6"/>
-      <w:r>
-        <w:t xml:space="preserve">Tan, S., Zhuang, S., Montgomery, K., et al. (2025).</w:t>
-      </w:r>
-      <w:r>
-        <w:t xml:space="preserve"> </w:t>
-      </w:r>
-      <w:r>
-        <w:rPr>
-          <w:i/>
-          <w:iCs/>
-        </w:rPr>
-        <w:t xml:space="preserve">JudgeBench: A Benchmark for Evaluating LLM-based</w:t>
-      </w:r>
-      <w:r>
-        <w:rPr>
-          <w:i/>
-          <w:iCs/>
-        </w:rPr>
-        <w:t xml:space="preserve"> </w:t>
-      </w:r>
-      <w:r>
-        <w:rPr>
-          <w:i/>
-          <w:iCs/>
-        </w:rPr>
-        <w:t xml:space="preserve">Judges.</w:t>
-      </w:r>
-      <w:r>
-        <w:t xml:space="preserve"> </w:t>
-      </w:r>
-      <w:r>
-        <w:t xml:space="preserve">ICLR.</w:t>
-      </w:r>
-      <w:r>
-        <w:t xml:space="preserve"> </w:t>
-      </w:r>
-      <w:hyperlink r:id="rId42">
-        <w:r>
-          <w:rPr>
-            <w:rStyle w:val="Hyperlink"/>
-          </w:rPr>
-          <w:t xml:space="preserve">arxiv.org/abs/2410.12784</w:t>
-        </w:r>
-      </w:hyperlink>
-      <w:bookmarkEnd w:id="43"/>
-    </w:p>
-    <w:p>
-      <w:pPr>
-        <w:pStyle w:val="ReferenceEntry"/>
-        <w:numPr>
-          <w:ilvl w:val="0"/>
-          <w:numId w:val="1002"/>
-        </w:numPr>
-        <w:jc w:val="left"/>
-        <w:keepNext w:val="0"/>
-        <w:keepLines w:val="0"/>
-        <w:widowControl w:val="1"/>
-      </w:pPr>
-      <w:bookmarkStart w:id="45" w:name="r7"/>
-      <w:r>
-        <w:t xml:space="preserve">Kim, S., Suk, J., Cho, J. Y., et al. (2025).</w:t>
-      </w:r>
-      <w:r>
-        <w:t xml:space="preserve"> </w:t>
-      </w:r>
-      <w:r>
-        <w:rPr>
-          <w:i/>
-          <w:iCs/>
-        </w:rPr>
-        <w:t xml:space="preserve">The BiGGen Bench: A Principled Benchmark for Fine-grained</w:t>
-      </w:r>
-      <w:r>
-        <w:rPr>
-          <w:i/>
-          <w:iCs/>
-        </w:rPr>
-        <w:t xml:space="preserve"> </w:t>
-      </w:r>
-      <w:r>
-        <w:rPr>
-          <w:i/>
-          <w:iCs/>
-        </w:rPr>
-        <w:t xml:space="preserve">Evaluation of Language Models with Language Models.</w:t>
-      </w:r>
-      <w:r>
-        <w:t xml:space="preserve"> </w:t>
-      </w:r>
-      <w:r>
-        <w:t xml:space="preserve">NAACL.</w:t>
-      </w:r>
-      <w:r>
-        <w:t xml:space="preserve"> </w:t>
-      </w:r>
-      <w:hyperlink r:id="rId44">
-        <w:r>
-          <w:rPr>
-            <w:rStyle w:val="Hyperlink"/>
-          </w:rPr>
-          <w:t xml:space="preserve">arxiv.org/abs/2406.05761</w:t>
         </w:r>
       </w:hyperlink>
       <w:bookmarkEnd w:id="45"/>
@@ -16221,9 +15943,9 @@
         <w:keepLines w:val="0"/>
         <w:widowControl w:val="1"/>
       </w:pPr>
-      <w:bookmarkStart w:id="47" w:name="r8"/>
-      <w:r>
-        <w:t xml:space="preserve">Dubois, Y., Galambosi, B., Liang, P., Hashimoto, T. B. (2024).</w:t>
+      <w:bookmarkStart w:id="47" w:name="r2"/>
+      <w:r>
+        <w:t xml:space="preserve">Liu, Y., Iter, D., Xu, Y., et al. (2023).</w:t>
       </w:r>
       <w:r>
         <w:t xml:space="preserve"> </w:t>
@@ -16233,7 +15955,7 @@
           <w:i/>
           <w:iCs/>
         </w:rPr>
-        <w:t xml:space="preserve">Length-Controlled AlpacaEval: A Simple</w:t>
+        <w:t xml:space="preserve">G-Eval: NLG Evaluation using GPT-4 with Better Human</w:t>
       </w:r>
       <w:r>
         <w:rPr>
@@ -16247,7 +15969,13 @@
           <w:i/>
           <w:iCs/>
         </w:rPr>
-        <w:t xml:space="preserve">Way to Debias Automatic Evaluators.</w:t>
+        <w:t xml:space="preserve">Alignment.</w:t>
+      </w:r>
+      <w:r>
+        <w:t xml:space="preserve"> </w:t>
+      </w:r>
+      <w:r>
+        <w:t xml:space="preserve">EMNLP.</w:t>
       </w:r>
       <w:r>
         <w:t xml:space="preserve"> </w:t>
@@ -16257,7 +15985,7 @@
           <w:rPr>
             <w:rStyle w:val="Hyperlink"/>
           </w:rPr>
-          <w:t xml:space="preserve">arxiv.org/abs/2404.04475</w:t>
+          <w:t xml:space="preserve">arxiv.org/abs/2303.16634</w:t>
         </w:r>
       </w:hyperlink>
       <w:bookmarkEnd w:id="47"/>
@@ -16274,9 +16002,9 @@
         <w:keepLines w:val="0"/>
         <w:widowControl w:val="1"/>
       </w:pPr>
-      <w:bookmarkStart w:id="49" w:name="r9"/>
-      <w:r>
-        <w:t xml:space="preserve">Li, X. L., Kazemi, M., et al. (2024).</w:t>
+      <w:bookmarkStart w:id="49" w:name="r3"/>
+      <w:r>
+        <w:t xml:space="preserve">Kim, S., Suk, J., Longpre, S., et al. (2024).</w:t>
       </w:r>
       <w:r>
         <w:t xml:space="preserve"> </w:t>
@@ -16286,7 +16014,21 @@
           <w:i/>
           <w:iCs/>
         </w:rPr>
-        <w:t xml:space="preserve">AutoBencher: Towards Declarative Benchmark Construction.</w:t>
+        <w:t xml:space="preserve">Prometheus 2: An Open Source Language Model Specialized</w:t>
+      </w:r>
+      <w:r>
+        <w:rPr>
+          <w:i/>
+          <w:iCs/>
+        </w:rPr>
+        <w:t xml:space="preserve"> </w:t>
+      </w:r>
+      <w:r>
+        <w:rPr>
+          <w:i/>
+          <w:iCs/>
+        </w:rPr>
+        <w:t xml:space="preserve">in Evaluating Other Language Models.</w:t>
       </w:r>
       <w:r>
         <w:t xml:space="preserve"> </w:t>
@@ -16296,7 +16038,7 @@
           <w:rPr>
             <w:rStyle w:val="Hyperlink"/>
           </w:rPr>
-          <w:t xml:space="preserve">arxiv.org/abs/2407.08351</w:t>
+          <w:t xml:space="preserve">arxiv.org/abs/2405.01535</w:t>
         </w:r>
       </w:hyperlink>
       <w:bookmarkEnd w:id="49"/>
@@ -16313,9 +16055,9 @@
         <w:keepLines w:val="0"/>
         <w:widowControl w:val="1"/>
       </w:pPr>
-      <w:bookmarkStart w:id="51" w:name="r10"/>
-      <w:r>
-        <w:t xml:space="preserve">Butt, N., Awadalla, H., et al. (2024).</w:t>
+      <w:bookmarkStart w:id="51" w:name="r4"/>
+      <w:r>
+        <w:t xml:space="preserve">Vu, T., Krishna, K., Alzubi, S., et al. (2024).</w:t>
       </w:r>
       <w:r>
         <w:t xml:space="preserve"> </w:t>
@@ -16325,7 +16067,7 @@
           <w:i/>
           <w:iCs/>
         </w:rPr>
-        <w:t xml:space="preserve">BenchAgents: Automated Benchmark Creation with Agent</w:t>
+        <w:t xml:space="preserve">Foundational Autoraters: Taming Large Language Models</w:t>
       </w:r>
       <w:r>
         <w:rPr>
@@ -16339,7 +16081,13 @@
           <w:i/>
           <w:iCs/>
         </w:rPr>
-        <w:t xml:space="preserve">Interaction.</w:t>
+        <w:t xml:space="preserve">for Better Automatic Evaluation (FLAMe).</w:t>
+      </w:r>
+      <w:r>
+        <w:t xml:space="preserve"> </w:t>
+      </w:r>
+      <w:r>
+        <w:t xml:space="preserve">EMNLP.</w:t>
       </w:r>
       <w:r>
         <w:t xml:space="preserve"> </w:t>
@@ -16349,7 +16097,7 @@
           <w:rPr>
             <w:rStyle w:val="Hyperlink"/>
           </w:rPr>
-          <w:t xml:space="preserve">arxiv.org/abs/2410.22584</w:t>
+          <w:t xml:space="preserve">arxiv.org/abs/2407.10817</w:t>
         </w:r>
       </w:hyperlink>
       <w:bookmarkEnd w:id="51"/>
@@ -16366,9 +16114,9 @@
         <w:keepLines w:val="0"/>
         <w:widowControl w:val="1"/>
       </w:pPr>
-      <w:bookmarkStart w:id="53" w:name="r11"/>
-      <w:r>
-        <w:t xml:space="preserve">Shashidhar, S., et al. (2025).</w:t>
+      <w:bookmarkStart w:id="53" w:name="r5"/>
+      <w:r>
+        <w:t xml:space="preserve">Verga, P., Hofstatter, S., Althammer, S., et al. (2024).</w:t>
       </w:r>
       <w:r>
         <w:t xml:space="preserve"> </w:t>
@@ -16378,7 +16126,21 @@
           <w:i/>
           <w:iCs/>
         </w:rPr>
-        <w:t xml:space="preserve">YourBench: Easy Custom Evaluation Sets for Everyone.</w:t>
+        <w:t xml:space="preserve">Replacing Judges with Juries: Evaluating LLM</w:t>
+      </w:r>
+      <w:r>
+        <w:rPr>
+          <w:i/>
+          <w:iCs/>
+        </w:rPr>
+        <w:t xml:space="preserve"> </w:t>
+      </w:r>
+      <w:r>
+        <w:rPr>
+          <w:i/>
+          <w:iCs/>
+        </w:rPr>
+        <w:t xml:space="preserve">Generations with a Panel of Diverse Models (PoLL).</w:t>
       </w:r>
       <w:r>
         <w:t xml:space="preserve"> </w:t>
@@ -16388,7 +16150,7 @@
           <w:rPr>
             <w:rStyle w:val="Hyperlink"/>
           </w:rPr>
-          <w:t xml:space="preserve">arxiv.org/abs/2504.01833</w:t>
+          <w:t xml:space="preserve">arxiv.org/abs/2404.18796</w:t>
         </w:r>
       </w:hyperlink>
       <w:bookmarkEnd w:id="53"/>
@@ -16405,9 +16167,9 @@
         <w:keepLines w:val="0"/>
         <w:widowControl w:val="1"/>
       </w:pPr>
-      <w:bookmarkStart w:id="55" w:name="r12"/>
-      <w:r>
-        <w:t xml:space="preserve">Zhang, H., Da, J., Lee, D., et al. (2024).</w:t>
+      <w:bookmarkStart w:id="55" w:name="r6"/>
+      <w:r>
+        <w:t xml:space="preserve">Tan, S., Zhuang, S., Montgomery, K., et al. (2025).</w:t>
       </w:r>
       <w:r>
         <w:t xml:space="preserve"> </w:t>
@@ -16417,7 +16179,7 @@
           <w:i/>
           <w:iCs/>
         </w:rPr>
-        <w:t xml:space="preserve">A Careful Examination of Large Language Model Performance on</w:t>
+        <w:t xml:space="preserve">JudgeBench: A Benchmark for Evaluating LLM-based</w:t>
       </w:r>
       <w:r>
         <w:rPr>
@@ -16431,7 +16193,13 @@
           <w:i/>
           <w:iCs/>
         </w:rPr>
-        <w:t xml:space="preserve">Grade School Arithmetic (GSM1k).</w:t>
+        <w:t xml:space="preserve">Judges.</w:t>
+      </w:r>
+      <w:r>
+        <w:t xml:space="preserve"> </w:t>
+      </w:r>
+      <w:r>
+        <w:t xml:space="preserve">ICLR.</w:t>
       </w:r>
       <w:r>
         <w:t xml:space="preserve"> </w:t>
@@ -16441,7 +16209,7 @@
           <w:rPr>
             <w:rStyle w:val="Hyperlink"/>
           </w:rPr>
-          <w:t xml:space="preserve">arxiv.org/abs/2405.00332</w:t>
+          <w:t xml:space="preserve">arxiv.org/abs/2410.12784</w:t>
         </w:r>
       </w:hyperlink>
       <w:bookmarkEnd w:id="55"/>
@@ -16458,9 +16226,9 @@
         <w:keepLines w:val="0"/>
         <w:widowControl w:val="1"/>
       </w:pPr>
-      <w:bookmarkStart w:id="57" w:name="r13"/>
-      <w:r>
-        <w:t xml:space="preserve">Xu, C., et al. (2025).</w:t>
+      <w:bookmarkStart w:id="57" w:name="r7"/>
+      <w:r>
+        <w:t xml:space="preserve">Kim, S., Suk, J., Cho, J. Y., et al. (2025).</w:t>
       </w:r>
       <w:r>
         <w:t xml:space="preserve"> </w:t>
@@ -16470,7 +16238,27 @@
           <w:i/>
           <w:iCs/>
         </w:rPr>
-        <w:t xml:space="preserve">Benchmark Data Contamination of Large Language Models: A Survey.</w:t>
+        <w:t xml:space="preserve">The BiGGen Bench: A Principled Benchmark for Fine-grained</w:t>
+      </w:r>
+      <w:r>
+        <w:rPr>
+          <w:i/>
+          <w:iCs/>
+        </w:rPr>
+        <w:t xml:space="preserve"> </w:t>
+      </w:r>
+      <w:r>
+        <w:rPr>
+          <w:i/>
+          <w:iCs/>
+        </w:rPr>
+        <w:t xml:space="preserve">Evaluation of Language Models with Language Models.</w:t>
+      </w:r>
+      <w:r>
+        <w:t xml:space="preserve"> </w:t>
+      </w:r>
+      <w:r>
+        <w:t xml:space="preserve">NAACL.</w:t>
       </w:r>
       <w:r>
         <w:t xml:space="preserve"> </w:t>
@@ -16480,7 +16268,7 @@
           <w:rPr>
             <w:rStyle w:val="Hyperlink"/>
           </w:rPr>
-          <w:t xml:space="preserve">arxiv.org/abs/2502.14425</w:t>
+          <w:t xml:space="preserve">arxiv.org/abs/2406.05761</w:t>
         </w:r>
       </w:hyperlink>
       <w:bookmarkEnd w:id="57"/>
@@ -16497,9 +16285,9 @@
         <w:keepLines w:val="0"/>
         <w:widowControl w:val="1"/>
       </w:pPr>
-      <w:bookmarkStart w:id="59" w:name="r14"/>
-      <w:r>
-        <w:t xml:space="preserve">Kiela, D., Bartolo, M., Nie, Y., et al. (2021).</w:t>
+      <w:bookmarkStart w:id="59" w:name="r8"/>
+      <w:r>
+        <w:t xml:space="preserve">Dubois, Y., Galambosi, B., Liang, P., Hashimoto, T. B. (2024).</w:t>
       </w:r>
       <w:r>
         <w:t xml:space="preserve"> </w:t>
@@ -16509,13 +16297,21 @@
           <w:i/>
           <w:iCs/>
         </w:rPr>
-        <w:t xml:space="preserve">Dynabench: Rethinking Benchmarking in NLP.</w:t>
-      </w:r>
-      <w:r>
-        <w:t xml:space="preserve"> </w:t>
-      </w:r>
-      <w:r>
-        <w:t xml:space="preserve">NAACL.</w:t>
+        <w:t xml:space="preserve">Length-Controlled AlpacaEval: A Simple</w:t>
+      </w:r>
+      <w:r>
+        <w:rPr>
+          <w:i/>
+          <w:iCs/>
+        </w:rPr>
+        <w:t xml:space="preserve"> </w:t>
+      </w:r>
+      <w:r>
+        <w:rPr>
+          <w:i/>
+          <w:iCs/>
+        </w:rPr>
+        <w:t xml:space="preserve">Way to Debias Automatic Evaluators.</w:t>
       </w:r>
       <w:r>
         <w:t xml:space="preserve"> </w:t>
@@ -16525,7 +16321,7 @@
           <w:rPr>
             <w:rStyle w:val="Hyperlink"/>
           </w:rPr>
-          <w:t xml:space="preserve">arxiv.org/abs/2104.14337</w:t>
+          <w:t xml:space="preserve">arxiv.org/abs/2404.04475</w:t>
         </w:r>
       </w:hyperlink>
       <w:bookmarkEnd w:id="59"/>
@@ -16542,9 +16338,9 @@
         <w:keepLines w:val="0"/>
         <w:widowControl w:val="1"/>
       </w:pPr>
-      <w:bookmarkStart w:id="61" w:name="r15"/>
-      <w:r>
-        <w:t xml:space="preserve">Li, D., Sun, R., Huang, Y., et al. (2026).</w:t>
+      <w:bookmarkStart w:id="61" w:name="r9"/>
+      <w:r>
+        <w:t xml:space="preserve">Li, X. L., Kazemi, M., et al. (2024).</w:t>
       </w:r>
       <w:r>
         <w:t xml:space="preserve"> </w:t>
@@ -16554,27 +16350,7 @@
           <w:i/>
           <w:iCs/>
         </w:rPr>
-        <w:t xml:space="preserve">Preference Leakage: A Contamination Problem in</w:t>
-      </w:r>
-      <w:r>
-        <w:rPr>
-          <w:i/>
-          <w:iCs/>
-        </w:rPr>
-        <w:t xml:space="preserve"> </w:t>
-      </w:r>
-      <w:r>
-        <w:rPr>
-          <w:i/>
-          <w:iCs/>
-        </w:rPr>
-        <w:t xml:space="preserve">LLM-as-a-Judge.</w:t>
-      </w:r>
-      <w:r>
-        <w:t xml:space="preserve"> </w:t>
-      </w:r>
-      <w:r>
-        <w:t xml:space="preserve">ICLR.</w:t>
+        <w:t xml:space="preserve">AutoBencher: Towards Declarative Benchmark Construction.</w:t>
       </w:r>
       <w:r>
         <w:t xml:space="preserve"> </w:t>
@@ -16584,7 +16360,7 @@
           <w:rPr>
             <w:rStyle w:val="Hyperlink"/>
           </w:rPr>
-          <w:t xml:space="preserve">arxiv.org/abs/2502.01534</w:t>
+          <w:t xml:space="preserve">arxiv.org/abs/2407.08351</w:t>
         </w:r>
       </w:hyperlink>
       <w:bookmarkEnd w:id="61"/>
@@ -16601,9 +16377,9 @@
         <w:keepLines w:val="0"/>
         <w:widowControl w:val="1"/>
       </w:pPr>
-      <w:bookmarkStart w:id="63" w:name="r16"/>
-      <w:r>
-        <w:t xml:space="preserve">Spiliopoulou, E., et al. (2025).</w:t>
+      <w:bookmarkStart w:id="63" w:name="r10"/>
+      <w:r>
+        <w:t xml:space="preserve">Butt, N., Awadalla, H., et al. (2024).</w:t>
       </w:r>
       <w:r>
         <w:t xml:space="preserve"> </w:t>
@@ -16613,7 +16389,7 @@
           <w:i/>
           <w:iCs/>
         </w:rPr>
-        <w:t xml:space="preserve">Play Favorites: A Statistical Method to Measure Self-Bias in</w:t>
+        <w:t xml:space="preserve">BenchAgents: Automated Benchmark Creation with Agent</w:t>
       </w:r>
       <w:r>
         <w:rPr>
@@ -16627,7 +16403,7 @@
           <w:i/>
           <w:iCs/>
         </w:rPr>
-        <w:t xml:space="preserve">LLM-as-a-Judge.</w:t>
+        <w:t xml:space="preserve">Interaction.</w:t>
       </w:r>
       <w:r>
         <w:t xml:space="preserve"> </w:t>
@@ -16637,7 +16413,7 @@
           <w:rPr>
             <w:rStyle w:val="Hyperlink"/>
           </w:rPr>
-          <w:t xml:space="preserve">arxiv.org/abs/2508.06709</w:t>
+          <w:t xml:space="preserve">arxiv.org/abs/2410.22584</w:t>
         </w:r>
       </w:hyperlink>
       <w:bookmarkEnd w:id="63"/>
@@ -16654,9 +16430,9 @@
         <w:keepLines w:val="0"/>
         <w:widowControl w:val="1"/>
       </w:pPr>
-      <w:bookmarkStart w:id="65" w:name="r17"/>
-      <w:r>
-        <w:t xml:space="preserve">Ye, J., Wang, Y., Huang, Y., et al. (2024).</w:t>
+      <w:bookmarkStart w:id="65" w:name="r11"/>
+      <w:r>
+        <w:t xml:space="preserve">Shashidhar, S., et al. (2025).</w:t>
       </w:r>
       <w:r>
         <w:t xml:space="preserve"> </w:t>
@@ -16666,21 +16442,7 @@
           <w:i/>
           <w:iCs/>
         </w:rPr>
-        <w:t xml:space="preserve">Justice or Prejudice? Quantifying Biases in</w:t>
-      </w:r>
-      <w:r>
-        <w:rPr>
-          <w:i/>
-          <w:iCs/>
-        </w:rPr>
-        <w:t xml:space="preserve"> </w:t>
-      </w:r>
-      <w:r>
-        <w:rPr>
-          <w:i/>
-          <w:iCs/>
-        </w:rPr>
-        <w:t xml:space="preserve">LLM-as-a-Judge.</w:t>
+        <w:t xml:space="preserve">YourBench: Easy Custom Evaluation Sets for Everyone.</w:t>
       </w:r>
       <w:r>
         <w:t xml:space="preserve"> </w:t>
@@ -16690,7 +16452,7 @@
           <w:rPr>
             <w:rStyle w:val="Hyperlink"/>
           </w:rPr>
-          <w:t xml:space="preserve">arxiv.org/abs/2410.02736</w:t>
+          <w:t xml:space="preserve">arxiv.org/abs/2504.01833</w:t>
         </w:r>
       </w:hyperlink>
       <w:bookmarkEnd w:id="65"/>
@@ -16707,9 +16469,9 @@
         <w:keepLines w:val="0"/>
         <w:widowControl w:val="1"/>
       </w:pPr>
-      <w:bookmarkStart w:id="67" w:name="r18"/>
-      <w:r>
-        <w:t xml:space="preserve">Wataoka, K., Takahashi, T., Ri, R. (2024).</w:t>
+      <w:bookmarkStart w:id="67" w:name="r12"/>
+      <w:r>
+        <w:t xml:space="preserve">Zhang, H., Da, J., Lee, D., et al. (2024).</w:t>
       </w:r>
       <w:r>
         <w:t xml:space="preserve"> </w:t>
@@ -16719,7 +16481,21 @@
           <w:i/>
           <w:iCs/>
         </w:rPr>
-        <w:t xml:space="preserve">Self-Preference Bias in LLM-as-a-Judge.</w:t>
+        <w:t xml:space="preserve">A Careful Examination of Large Language Model Performance on</w:t>
+      </w:r>
+      <w:r>
+        <w:rPr>
+          <w:i/>
+          <w:iCs/>
+        </w:rPr>
+        <w:t xml:space="preserve"> </w:t>
+      </w:r>
+      <w:r>
+        <w:rPr>
+          <w:i/>
+          <w:iCs/>
+        </w:rPr>
+        <w:t xml:space="preserve">Grade School Arithmetic (GSM1k).</w:t>
       </w:r>
       <w:r>
         <w:t xml:space="preserve"> </w:t>
@@ -16729,7 +16505,7 @@
           <w:rPr>
             <w:rStyle w:val="Hyperlink"/>
           </w:rPr>
-          <w:t xml:space="preserve">arxiv.org/abs/2410.21819</w:t>
+          <w:t xml:space="preserve">arxiv.org/abs/2405.00332</w:t>
         </w:r>
       </w:hyperlink>
       <w:bookmarkEnd w:id="67"/>
@@ -16746,9 +16522,9 @@
         <w:keepLines w:val="0"/>
         <w:widowControl w:val="1"/>
       </w:pPr>
-      <w:bookmarkStart w:id="69" w:name="r19"/>
-      <w:r>
-        <w:t xml:space="preserve">Gu, J., Jiang, X., Shi, Z., et al. (2024).</w:t>
+      <w:bookmarkStart w:id="69" w:name="r13"/>
+      <w:r>
+        <w:t xml:space="preserve">Xu, C., et al. (2025).</w:t>
       </w:r>
       <w:r>
         <w:t xml:space="preserve"> </w:t>
@@ -16758,7 +16534,7 @@
           <w:i/>
           <w:iCs/>
         </w:rPr>
-        <w:t xml:space="preserve">A Survey on LLM-as-a-Judge.</w:t>
+        <w:t xml:space="preserve">Benchmark Data Contamination of Large Language Models: A Survey.</w:t>
       </w:r>
       <w:r>
         <w:t xml:space="preserve"> </w:t>
@@ -16768,7 +16544,7 @@
           <w:rPr>
             <w:rStyle w:val="Hyperlink"/>
           </w:rPr>
-          <w:t xml:space="preserve">arxiv.org/abs/2411.15594</w:t>
+          <w:t xml:space="preserve">arxiv.org/abs/2502.14425</w:t>
         </w:r>
       </w:hyperlink>
       <w:bookmarkEnd w:id="69"/>
@@ -16785,9 +16561,9 @@
         <w:keepLines w:val="0"/>
         <w:widowControl w:val="1"/>
       </w:pPr>
-      <w:bookmarkStart w:id="71" w:name="r20"/>
-      <w:r>
-        <w:t xml:space="preserve">Li, D., Jiang, B., Huang, L., et al. (2025).</w:t>
+      <w:bookmarkStart w:id="71" w:name="r14"/>
+      <w:r>
+        <w:t xml:space="preserve">Kiela, D., Bartolo, M., Nie, Y., et al. (2021).</w:t>
       </w:r>
       <w:r>
         <w:t xml:space="preserve"> </w:t>
@@ -16797,27 +16573,13 @@
           <w:i/>
           <w:iCs/>
         </w:rPr>
-        <w:t xml:space="preserve">From Generation to Judgment: Opportunities and</w:t>
-      </w:r>
-      <w:r>
-        <w:rPr>
-          <w:i/>
-          <w:iCs/>
-        </w:rPr>
-        <w:t xml:space="preserve"> </w:t>
-      </w:r>
-      <w:r>
-        <w:rPr>
-          <w:i/>
-          <w:iCs/>
-        </w:rPr>
-        <w:t xml:space="preserve">Challenges of LLM-as-a-Judge.</w:t>
-      </w:r>
-      <w:r>
-        <w:t xml:space="preserve"> </w:t>
-      </w:r>
-      <w:r>
-        <w:t xml:space="preserve">EMNLP.</w:t>
+        <w:t xml:space="preserve">Dynabench: Rethinking Benchmarking in NLP.</w:t>
+      </w:r>
+      <w:r>
+        <w:t xml:space="preserve"> </w:t>
+      </w:r>
+      <w:r>
+        <w:t xml:space="preserve">NAACL.</w:t>
       </w:r>
       <w:r>
         <w:t xml:space="preserve"> </w:t>
@@ -16827,7 +16589,7 @@
           <w:rPr>
             <w:rStyle w:val="Hyperlink"/>
           </w:rPr>
-          <w:t xml:space="preserve">arxiv.org/abs/2411.16594</w:t>
+          <w:t xml:space="preserve">arxiv.org/abs/2104.14337</w:t>
         </w:r>
       </w:hyperlink>
       <w:bookmarkEnd w:id="71"/>
@@ -16844,9 +16606,9 @@
         <w:keepLines w:val="0"/>
         <w:widowControl w:val="1"/>
       </w:pPr>
-      <w:bookmarkStart w:id="73" w:name="r21"/>
-      <w:r>
-        <w:t xml:space="preserve">Chan, C.-M., Chen, W., Su, Y., et al. (2024).</w:t>
+      <w:bookmarkStart w:id="73" w:name="r15"/>
+      <w:r>
+        <w:t xml:space="preserve">Li, D., Sun, R., Huang, Y., et al. (2026).</w:t>
       </w:r>
       <w:r>
         <w:t xml:space="preserve"> </w:t>
@@ -16856,7 +16618,7 @@
           <w:i/>
           <w:iCs/>
         </w:rPr>
-        <w:t xml:space="preserve">ChatEval: Towards Better LLM-based Evaluators through</w:t>
+        <w:t xml:space="preserve">Preference Leakage: A Contamination Problem in</w:t>
       </w:r>
       <w:r>
         <w:rPr>
@@ -16870,7 +16632,7 @@
           <w:i/>
           <w:iCs/>
         </w:rPr>
-        <w:t xml:space="preserve">Multi-Agent Debate.</w:t>
+        <w:t xml:space="preserve">LLM-as-a-Judge.</w:t>
       </w:r>
       <w:r>
         <w:t xml:space="preserve"> </w:t>
@@ -16886,7 +16648,7 @@
           <w:rPr>
             <w:rStyle w:val="Hyperlink"/>
           </w:rPr>
-          <w:t xml:space="preserve">arxiv.org/abs/2308.07201</w:t>
+          <w:t xml:space="preserve">arxiv.org/abs/2502.01534</w:t>
         </w:r>
       </w:hyperlink>
       <w:bookmarkEnd w:id="73"/>
@@ -16903,9 +16665,9 @@
         <w:keepLines w:val="0"/>
         <w:widowControl w:val="1"/>
       </w:pPr>
-      <w:bookmarkStart w:id="75" w:name="r22"/>
-      <w:r>
-        <w:t xml:space="preserve">White, C., Dooley, S., Roberts, M., et al. (2025).</w:t>
+      <w:bookmarkStart w:id="75" w:name="r16"/>
+      <w:r>
+        <w:t xml:space="preserve">Spiliopoulou, E., et al. (2025).</w:t>
       </w:r>
       <w:r>
         <w:t xml:space="preserve"> </w:t>
@@ -16915,7 +16677,7 @@
           <w:i/>
           <w:iCs/>
         </w:rPr>
-        <w:t xml:space="preserve">LiveBench: A Challenging, Contamination-Limited</w:t>
+        <w:t xml:space="preserve">Play Favorites: A Statistical Method to Measure Self-Bias in</w:t>
       </w:r>
       <w:r>
         <w:rPr>
@@ -16929,13 +16691,7 @@
           <w:i/>
           <w:iCs/>
         </w:rPr>
-        <w:t xml:space="preserve">LLM Benchmark.</w:t>
-      </w:r>
-      <w:r>
-        <w:t xml:space="preserve"> </w:t>
-      </w:r>
-      <w:r>
-        <w:t xml:space="preserve">ICLR.</w:t>
+        <w:t xml:space="preserve">LLM-as-a-Judge.</w:t>
       </w:r>
       <w:r>
         <w:t xml:space="preserve"> </w:t>
@@ -16945,7 +16701,7 @@
           <w:rPr>
             <w:rStyle w:val="Hyperlink"/>
           </w:rPr>
-          <w:t xml:space="preserve">arxiv.org/abs/2406.19314</w:t>
+          <w:t xml:space="preserve">arxiv.org/abs/2508.06709</w:t>
         </w:r>
       </w:hyperlink>
       <w:bookmarkEnd w:id="75"/>
@@ -16962,9 +16718,9 @@
         <w:keepLines w:val="0"/>
         <w:widowControl w:val="1"/>
       </w:pPr>
-      <w:bookmarkStart w:id="77" w:name="r23"/>
-      <w:r>
-        <w:t xml:space="preserve">Jain, N., Han, K., Gu, A., et al. (2025).</w:t>
+      <w:bookmarkStart w:id="77" w:name="r17"/>
+      <w:r>
+        <w:t xml:space="preserve">Ye, J., Wang, Y., Huang, Y., et al. (2024).</w:t>
       </w:r>
       <w:r>
         <w:t xml:space="preserve"> </w:t>
@@ -16974,7 +16730,7 @@
           <w:i/>
           <w:iCs/>
         </w:rPr>
-        <w:t xml:space="preserve">LiveCodeBench: Holistic and Contamination Free Evaluation</w:t>
+        <w:t xml:space="preserve">Justice or Prejudice? Quantifying Biases in</w:t>
       </w:r>
       <w:r>
         <w:rPr>
@@ -16988,13 +16744,7 @@
           <w:i/>
           <w:iCs/>
         </w:rPr>
-        <w:t xml:space="preserve">of Large Language Models for Code.</w:t>
-      </w:r>
-      <w:r>
-        <w:t xml:space="preserve"> </w:t>
-      </w:r>
-      <w:r>
-        <w:t xml:space="preserve">ICLR.</w:t>
+        <w:t xml:space="preserve">LLM-as-a-Judge.</w:t>
       </w:r>
       <w:r>
         <w:t xml:space="preserve"> </w:t>
@@ -17004,7 +16754,7 @@
           <w:rPr>
             <w:rStyle w:val="Hyperlink"/>
           </w:rPr>
-          <w:t xml:space="preserve">arxiv.org/abs/2403.07974</w:t>
+          <w:t xml:space="preserve">arxiv.org/abs/2410.02736</w:t>
         </w:r>
       </w:hyperlink>
       <w:bookmarkEnd w:id="77"/>
@@ -17021,9 +16771,9 @@
         <w:keepLines w:val="0"/>
         <w:widowControl w:val="1"/>
       </w:pPr>
-      <w:bookmarkStart w:id="79" w:name="r24"/>
-      <w:r>
-        <w:t xml:space="preserve">Chen, W.-L., Wu, Z., Bansal, H., et al. (2025).</w:t>
+      <w:bookmarkStart w:id="79" w:name="r18"/>
+      <w:r>
+        <w:t xml:space="preserve">Wataoka, K., Takahashi, T., Ri, R. (2024).</w:t>
       </w:r>
       <w:r>
         <w:t xml:space="preserve"> </w:t>
@@ -17033,21 +16783,7 @@
           <w:i/>
           <w:iCs/>
         </w:rPr>
-        <w:t xml:space="preserve">Do LLM Evaluators Prefer Themselves for a</w:t>
-      </w:r>
-      <w:r>
-        <w:rPr>
-          <w:i/>
-          <w:iCs/>
-        </w:rPr>
-        <w:t xml:space="preserve"> </w:t>
-      </w:r>
-      <w:r>
-        <w:rPr>
-          <w:i/>
-          <w:iCs/>
-        </w:rPr>
-        <w:t xml:space="preserve">Reason?</w:t>
+        <w:t xml:space="preserve">Self-Preference Bias in LLM-as-a-Judge.</w:t>
       </w:r>
       <w:r>
         <w:t xml:space="preserve"> </w:t>
@@ -17057,7 +16793,7 @@
           <w:rPr>
             <w:rStyle w:val="Hyperlink"/>
           </w:rPr>
-          <w:t xml:space="preserve">arxiv.org/abs/2504.03846</w:t>
+          <w:t xml:space="preserve">arxiv.org/abs/2410.21819</w:t>
         </w:r>
       </w:hyperlink>
       <w:bookmarkEnd w:id="79"/>
@@ -17074,9 +16810,9 @@
         <w:keepLines w:val="0"/>
         <w:widowControl w:val="1"/>
       </w:pPr>
-      <w:bookmarkStart w:id="81" w:name="r25"/>
-      <w:r>
-        <w:t xml:space="preserve">Raju, R., Jain, S., Li, B., et al. (2024).</w:t>
+      <w:bookmarkStart w:id="81" w:name="r19"/>
+      <w:r>
+        <w:t xml:space="preserve">Gu, J., Jiang, X., Shi, Z., et al. (2024).</w:t>
       </w:r>
       <w:r>
         <w:t xml:space="preserve"> </w:t>
@@ -17086,21 +16822,7 @@
           <w:i/>
           <w:iCs/>
         </w:rPr>
-        <w:t xml:space="preserve">Constructing Domain-Specific Evaluation Sets for</w:t>
-      </w:r>
-      <w:r>
-        <w:rPr>
-          <w:i/>
-          <w:iCs/>
-        </w:rPr>
-        <w:t xml:space="preserve"> </w:t>
-      </w:r>
-      <w:r>
-        <w:rPr>
-          <w:i/>
-          <w:iCs/>
-        </w:rPr>
-        <w:t xml:space="preserve">LLM-as-a-judge.</w:t>
+        <w:t xml:space="preserve">A Survey on LLM-as-a-Judge.</w:t>
       </w:r>
       <w:r>
         <w:t xml:space="preserve"> </w:t>
@@ -17110,7 +16832,7 @@
           <w:rPr>
             <w:rStyle w:val="Hyperlink"/>
           </w:rPr>
-          <w:t xml:space="preserve">arxiv.org/abs/2408.08808</w:t>
+          <w:t xml:space="preserve">arxiv.org/abs/2411.15594</w:t>
         </w:r>
       </w:hyperlink>
       <w:bookmarkEnd w:id="81"/>
@@ -17127,9 +16849,9 @@
         <w:keepLines w:val="0"/>
         <w:widowControl w:val="1"/>
       </w:pPr>
-      <w:bookmarkStart w:id="83" w:name="r26"/>
-      <w:r>
-        <w:t xml:space="preserve">Li, Y., et al. (2025).</w:t>
+      <w:bookmarkStart w:id="83" w:name="r20"/>
+      <w:r>
+        <w:t xml:space="preserve">Li, D., Jiang, B., Huang, L., et al. (2025).</w:t>
       </w:r>
       <w:r>
         <w:t xml:space="preserve"> </w:t>
@@ -17139,7 +16861,27 @@
           <w:i/>
           <w:iCs/>
         </w:rPr>
-        <w:t xml:space="preserve">Leveraging LLMs as Meta-Judges: A Multi-Agent Framework.</w:t>
+        <w:t xml:space="preserve">From Generation to Judgment: Opportunities and</w:t>
+      </w:r>
+      <w:r>
+        <w:rPr>
+          <w:i/>
+          <w:iCs/>
+        </w:rPr>
+        <w:t xml:space="preserve"> </w:t>
+      </w:r>
+      <w:r>
+        <w:rPr>
+          <w:i/>
+          <w:iCs/>
+        </w:rPr>
+        <w:t xml:space="preserve">Challenges of LLM-as-a-Judge.</w:t>
+      </w:r>
+      <w:r>
+        <w:t xml:space="preserve"> </w:t>
+      </w:r>
+      <w:r>
+        <w:t xml:space="preserve">EMNLP.</w:t>
       </w:r>
       <w:r>
         <w:t xml:space="preserve"> </w:t>
@@ -17149,7 +16891,7 @@
           <w:rPr>
             <w:rStyle w:val="Hyperlink"/>
           </w:rPr>
-          <w:t xml:space="preserve">arxiv.org/abs/2504.17087</w:t>
+          <w:t xml:space="preserve">arxiv.org/abs/2411.16594</w:t>
         </w:r>
       </w:hyperlink>
       <w:bookmarkEnd w:id="83"/>
@@ -17166,9 +16908,9 @@
         <w:keepLines w:val="0"/>
         <w:widowControl w:val="1"/>
       </w:pPr>
-      <w:bookmarkStart w:id="85" w:name="r27"/>
-      <w:r>
-        <w:t xml:space="preserve">Qian, C., Sun, G., Gales, M., Knill, K. (2026).</w:t>
+      <w:bookmarkStart w:id="85" w:name="r21"/>
+      <w:r>
+        <w:t xml:space="preserve">Chan, C.-M., Chen, W., Su, Y., et al. (2024).</w:t>
       </w:r>
       <w:r>
         <w:t xml:space="preserve"> </w:t>
@@ -17178,7 +16920,7 @@
           <w:i/>
           <w:iCs/>
         </w:rPr>
-        <w:t xml:space="preserve">Who can we trust? LLM-as-a-jury for Comparative</w:t>
+        <w:t xml:space="preserve">ChatEval: Towards Better LLM-based Evaluators through</w:t>
       </w:r>
       <w:r>
         <w:rPr>
@@ -17192,13 +16934,13 @@
           <w:i/>
           <w:iCs/>
         </w:rPr>
-        <w:t xml:space="preserve">Assessment.</w:t>
-      </w:r>
-      <w:r>
-        <w:t xml:space="preserve"> </w:t>
-      </w:r>
-      <w:r>
-        <w:t xml:space="preserve">ICML.</w:t>
+        <w:t xml:space="preserve">Multi-Agent Debate.</w:t>
+      </w:r>
+      <w:r>
+        <w:t xml:space="preserve"> </w:t>
+      </w:r>
+      <w:r>
+        <w:t xml:space="preserve">ICLR.</w:t>
       </w:r>
       <w:r>
         <w:t xml:space="preserve"> </w:t>
@@ -17208,7 +16950,7 @@
           <w:rPr>
             <w:rStyle w:val="Hyperlink"/>
           </w:rPr>
-          <w:t xml:space="preserve">arxiv.org/abs/2602.16610</w:t>
+          <w:t xml:space="preserve">arxiv.org/abs/2308.07201</w:t>
         </w:r>
       </w:hyperlink>
       <w:bookmarkEnd w:id="85"/>
@@ -17225,9 +16967,9 @@
         <w:keepLines w:val="0"/>
         <w:widowControl w:val="1"/>
       </w:pPr>
-      <w:bookmarkStart w:id="87" w:name="r28"/>
-      <w:r>
-        <w:t xml:space="preserve">Zhao, Y., Shin, J., Huang, Z., Namburi, S., Sala, F. (2026).</w:t>
+      <w:bookmarkStart w:id="87" w:name="r22"/>
+      <w:r>
+        <w:t xml:space="preserve">White, C., Dooley, S., Roberts, M., et al. (2025).</w:t>
       </w:r>
       <w:r>
         <w:t xml:space="preserve"> </w:t>
@@ -17237,7 +16979,7 @@
           <w:i/>
           <w:iCs/>
         </w:rPr>
-        <w:t xml:space="preserve">CARE: Confounder-Aware Aggregation</w:t>
+        <w:t xml:space="preserve">LiveBench: A Challenging, Contamination-Limited</w:t>
       </w:r>
       <w:r>
         <w:rPr>
@@ -17251,7 +16993,13 @@
           <w:i/>
           <w:iCs/>
         </w:rPr>
-        <w:t xml:space="preserve">for Reliable LLM Evaluation.</w:t>
+        <w:t xml:space="preserve">LLM Benchmark.</w:t>
+      </w:r>
+      <w:r>
+        <w:t xml:space="preserve"> </w:t>
+      </w:r>
+      <w:r>
+        <w:t xml:space="preserve">ICLR.</w:t>
       </w:r>
       <w:r>
         <w:t xml:space="preserve"> </w:t>
@@ -17261,7 +17009,7 @@
           <w:rPr>
             <w:rStyle w:val="Hyperlink"/>
           </w:rPr>
-          <w:t xml:space="preserve">arxiv.org/abs/2603.00039</w:t>
+          <w:t xml:space="preserve">arxiv.org/abs/2406.19314</w:t>
         </w:r>
       </w:hyperlink>
       <w:bookmarkEnd w:id="87"/>
@@ -17278,9 +17026,9 @@
         <w:keepLines w:val="0"/>
         <w:widowControl w:val="1"/>
       </w:pPr>
-      <w:bookmarkStart w:id="89" w:name="r29"/>
-      <w:r>
-        <w:t xml:space="preserve">Xu, C., Tan, Z., Wu, J., Zhou, T. (2026).</w:t>
+      <w:bookmarkStart w:id="89" w:name="r23"/>
+      <w:r>
+        <w:t xml:space="preserve">Jain, N., Han, K., Gu, A., et al. (2025).</w:t>
       </w:r>
       <w:r>
         <w:t xml:space="preserve"> </w:t>
@@ -17290,7 +17038,7 @@
           <w:i/>
           <w:iCs/>
         </w:rPr>
-        <w:t xml:space="preserve">A Judge-Aware Ranking Framework for Evaluating Large</w:t>
+        <w:t xml:space="preserve">LiveCodeBench: Holistic and Contamination Free Evaluation</w:t>
       </w:r>
       <w:r>
         <w:rPr>
@@ -17304,7 +17052,13 @@
           <w:i/>
           <w:iCs/>
         </w:rPr>
-        <w:t xml:space="preserve">Language Models without Ground Truth.</w:t>
+        <w:t xml:space="preserve">of Large Language Models for Code.</w:t>
+      </w:r>
+      <w:r>
+        <w:t xml:space="preserve"> </w:t>
+      </w:r>
+      <w:r>
+        <w:t xml:space="preserve">ICLR.</w:t>
       </w:r>
       <w:r>
         <w:t xml:space="preserve"> </w:t>
@@ -17314,7 +17068,7 @@
           <w:rPr>
             <w:rStyle w:val="Hyperlink"/>
           </w:rPr>
-          <w:t xml:space="preserve">arxiv.org/abs/2601.21817</w:t>
+          <w:t xml:space="preserve">arxiv.org/abs/2403.07974</w:t>
         </w:r>
       </w:hyperlink>
       <w:bookmarkEnd w:id="89"/>
@@ -17331,9 +17085,9 @@
         <w:keepLines w:val="0"/>
         <w:widowControl w:val="1"/>
       </w:pPr>
-      <w:bookmarkStart w:id="91" w:name="r30"/>
-      <w:r>
-        <w:t xml:space="preserve">Patel, A., Reddy, S., Bahdanau, D. (2025).</w:t>
+      <w:bookmarkStart w:id="91" w:name="r24"/>
+      <w:r>
+        <w:t xml:space="preserve">Chen, W.-L., Wu, Z., Bansal, H., et al. (2025).</w:t>
       </w:r>
       <w:r>
         <w:t xml:space="preserve"> </w:t>
@@ -17343,7 +17097,7 @@
           <w:i/>
           <w:iCs/>
         </w:rPr>
-        <w:t xml:space="preserve">CHASE: How to Get Your LLM to Generate Challenging</w:t>
+        <w:t xml:space="preserve">Do LLM Evaluators Prefer Themselves for a</w:t>
       </w:r>
       <w:r>
         <w:rPr>
@@ -17357,7 +17111,7 @@
           <w:i/>
           <w:iCs/>
         </w:rPr>
-        <w:t xml:space="preserve">Problems for Evaluation.</w:t>
+        <w:t xml:space="preserve">Reason?</w:t>
       </w:r>
       <w:r>
         <w:t xml:space="preserve"> </w:t>
@@ -17367,7 +17121,7 @@
           <w:rPr>
             <w:rStyle w:val="Hyperlink"/>
           </w:rPr>
-          <w:t xml:space="preserve">arxiv.org/abs/2502.14678</w:t>
+          <w:t xml:space="preserve">arxiv.org/abs/2504.03846</w:t>
         </w:r>
       </w:hyperlink>
       <w:bookmarkEnd w:id="91"/>
@@ -17384,9 +17138,9 @@
         <w:keepLines w:val="0"/>
         <w:widowControl w:val="1"/>
       </w:pPr>
-      <w:bookmarkStart w:id="93" w:name="r31"/>
-      <w:r>
-        <w:t xml:space="preserve">Filice, S., Horowitz, G., Carmel, D., Karnin, Z., Lewin-Eytan, L., Maarek, Y. (2025).</w:t>
+      <w:bookmarkStart w:id="93" w:name="r25"/>
+      <w:r>
+        <w:t xml:space="preserve">Raju, R., Jain, S., Li, B., et al. (2024).</w:t>
       </w:r>
       <w:r>
         <w:t xml:space="preserve"> </w:t>
@@ -17396,7 +17150,7 @@
           <w:i/>
           <w:iCs/>
         </w:rPr>
-        <w:t xml:space="preserve">Generating</w:t>
+        <w:t xml:space="preserve">Constructing Domain-Specific Evaluation Sets for</w:t>
       </w:r>
       <w:r>
         <w:rPr>
@@ -17410,13 +17164,7 @@
           <w:i/>
           <w:iCs/>
         </w:rPr>
-        <w:t xml:space="preserve">Diverse Q&amp;A Benchmarks for RAG Evaluation with DataMorgana.</w:t>
-      </w:r>
-      <w:r>
-        <w:t xml:space="preserve"> </w:t>
-      </w:r>
-      <w:r>
-        <w:t xml:space="preserve">SIGIR LiveRAG.</w:t>
+        <w:t xml:space="preserve">LLM-as-a-judge.</w:t>
       </w:r>
       <w:r>
         <w:t xml:space="preserve"> </w:t>
@@ -17426,7 +17174,7 @@
           <w:rPr>
             <w:rStyle w:val="Hyperlink"/>
           </w:rPr>
-          <w:t xml:space="preserve">arxiv.org/abs/2501.12789</w:t>
+          <w:t xml:space="preserve">arxiv.org/abs/2408.08808</w:t>
         </w:r>
       </w:hyperlink>
       <w:bookmarkEnd w:id="93"/>
@@ -17443,9 +17191,9 @@
         <w:keepLines w:val="0"/>
         <w:widowControl w:val="1"/>
       </w:pPr>
-      <w:bookmarkStart w:id="95" w:name="r32"/>
-      <w:r>
-        <w:t xml:space="preserve">Chen, Y., et al. (2025).</w:t>
+      <w:bookmarkStart w:id="95" w:name="r26"/>
+      <w:r>
+        <w:t xml:space="preserve">Li, Y., et al. (2025).</w:t>
       </w:r>
       <w:r>
         <w:t xml:space="preserve"> </w:t>
@@ -17455,27 +17203,7 @@
           <w:i/>
           <w:iCs/>
         </w:rPr>
-        <w:t xml:space="preserve">Recent Advances in Large Language Model Benchmarks against Data</w:t>
-      </w:r>
-      <w:r>
-        <w:rPr>
-          <w:i/>
-          <w:iCs/>
-        </w:rPr>
-        <w:t xml:space="preserve"> </w:t>
-      </w:r>
-      <w:r>
-        <w:rPr>
-          <w:i/>
-          <w:iCs/>
-        </w:rPr>
-        <w:t xml:space="preserve">Contamination: From Static to Dynamic Evaluation.</w:t>
-      </w:r>
-      <w:r>
-        <w:t xml:space="preserve"> </w:t>
-      </w:r>
-      <w:r>
-        <w:t xml:space="preserve">EMNLP.</w:t>
+        <w:t xml:space="preserve">Leveraging LLMs as Meta-Judges: A Multi-Agent Framework.</w:t>
       </w:r>
       <w:r>
         <w:t xml:space="preserve"> </w:t>
@@ -17485,7 +17213,7 @@
           <w:rPr>
             <w:rStyle w:val="Hyperlink"/>
           </w:rPr>
-          <w:t xml:space="preserve">arxiv.org/abs/2502.17521</w:t>
+          <w:t xml:space="preserve">arxiv.org/abs/2504.17087</w:t>
         </w:r>
       </w:hyperlink>
       <w:bookmarkEnd w:id="95"/>
@@ -17502,9 +17230,9 @@
         <w:keepLines w:val="0"/>
         <w:widowControl w:val="1"/>
       </w:pPr>
-      <w:bookmarkStart w:id="97" w:name="r33"/>
-      <w:r>
-        <w:t xml:space="preserve">Dawid, A. P., Skene, A. M. (1979).</w:t>
+      <w:bookmarkStart w:id="97" w:name="r27"/>
+      <w:r>
+        <w:t xml:space="preserve">Qian, C., Sun, G., Gales, M., Knill, K. (2026).</w:t>
       </w:r>
       <w:r>
         <w:t xml:space="preserve"> </w:t>
@@ -17514,7 +17242,7 @@
           <w:i/>
           <w:iCs/>
         </w:rPr>
-        <w:t xml:space="preserve">Maximum Likelihood Estimation of Observer Error-Rates Using</w:t>
+        <w:t xml:space="preserve">Who can we trust? LLM-as-a-jury for Comparative</w:t>
       </w:r>
       <w:r>
         <w:rPr>
@@ -17528,6 +17256,342 @@
           <w:i/>
           <w:iCs/>
         </w:rPr>
+        <w:t xml:space="preserve">Assessment.</w:t>
+      </w:r>
+      <w:r>
+        <w:t xml:space="preserve"> </w:t>
+      </w:r>
+      <w:r>
+        <w:t xml:space="preserve">ICML.</w:t>
+      </w:r>
+      <w:r>
+        <w:t xml:space="preserve"> </w:t>
+      </w:r>
+      <w:hyperlink r:id="rId96">
+        <w:r>
+          <w:rPr>
+            <w:rStyle w:val="Hyperlink"/>
+          </w:rPr>
+          <w:t xml:space="preserve">arxiv.org/abs/2602.16610</w:t>
+        </w:r>
+      </w:hyperlink>
+      <w:bookmarkEnd w:id="97"/>
+    </w:p>
+    <w:p>
+      <w:pPr>
+        <w:pStyle w:val="ReferenceEntry"/>
+        <w:numPr>
+          <w:ilvl w:val="0"/>
+          <w:numId w:val="1002"/>
+        </w:numPr>
+        <w:jc w:val="left"/>
+        <w:keepNext w:val="0"/>
+        <w:keepLines w:val="0"/>
+        <w:widowControl w:val="1"/>
+      </w:pPr>
+      <w:bookmarkStart w:id="99" w:name="r28"/>
+      <w:r>
+        <w:t xml:space="preserve">Zhao, Y., Shin, J., Huang, Z., Namburi, S., Sala, F. (2026).</w:t>
+      </w:r>
+      <w:r>
+        <w:t xml:space="preserve"> </w:t>
+      </w:r>
+      <w:r>
+        <w:rPr>
+          <w:i/>
+          <w:iCs/>
+        </w:rPr>
+        <w:t xml:space="preserve">CARE: Confounder-Aware Aggregation</w:t>
+      </w:r>
+      <w:r>
+        <w:rPr>
+          <w:i/>
+          <w:iCs/>
+        </w:rPr>
+        <w:t xml:space="preserve"> </w:t>
+      </w:r>
+      <w:r>
+        <w:rPr>
+          <w:i/>
+          <w:iCs/>
+        </w:rPr>
+        <w:t xml:space="preserve">for Reliable LLM Evaluation.</w:t>
+      </w:r>
+      <w:r>
+        <w:t xml:space="preserve"> </w:t>
+      </w:r>
+      <w:hyperlink r:id="rId98">
+        <w:r>
+          <w:rPr>
+            <w:rStyle w:val="Hyperlink"/>
+          </w:rPr>
+          <w:t xml:space="preserve">arxiv.org/abs/2603.00039</w:t>
+        </w:r>
+      </w:hyperlink>
+      <w:bookmarkEnd w:id="99"/>
+    </w:p>
+    <w:p>
+      <w:pPr>
+        <w:pStyle w:val="ReferenceEntry"/>
+        <w:numPr>
+          <w:ilvl w:val="0"/>
+          <w:numId w:val="1002"/>
+        </w:numPr>
+        <w:jc w:val="left"/>
+        <w:keepNext w:val="0"/>
+        <w:keepLines w:val="0"/>
+        <w:widowControl w:val="1"/>
+      </w:pPr>
+      <w:bookmarkStart w:id="101" w:name="r29"/>
+      <w:r>
+        <w:t xml:space="preserve">Xu, C., Tan, Z., Wu, J., Zhou, T. (2026).</w:t>
+      </w:r>
+      <w:r>
+        <w:t xml:space="preserve"> </w:t>
+      </w:r>
+      <w:r>
+        <w:rPr>
+          <w:i/>
+          <w:iCs/>
+        </w:rPr>
+        <w:t xml:space="preserve">A Judge-Aware Ranking Framework for Evaluating Large</w:t>
+      </w:r>
+      <w:r>
+        <w:rPr>
+          <w:i/>
+          <w:iCs/>
+        </w:rPr>
+        <w:t xml:space="preserve"> </w:t>
+      </w:r>
+      <w:r>
+        <w:rPr>
+          <w:i/>
+          <w:iCs/>
+        </w:rPr>
+        <w:t xml:space="preserve">Language Models without Ground Truth.</w:t>
+      </w:r>
+      <w:r>
+        <w:t xml:space="preserve"> </w:t>
+      </w:r>
+      <w:hyperlink r:id="rId100">
+        <w:r>
+          <w:rPr>
+            <w:rStyle w:val="Hyperlink"/>
+          </w:rPr>
+          <w:t xml:space="preserve">arxiv.org/abs/2601.21817</w:t>
+        </w:r>
+      </w:hyperlink>
+      <w:bookmarkEnd w:id="101"/>
+    </w:p>
+    <w:p>
+      <w:pPr>
+        <w:pStyle w:val="ReferenceEntry"/>
+        <w:numPr>
+          <w:ilvl w:val="0"/>
+          <w:numId w:val="1002"/>
+        </w:numPr>
+        <w:jc w:val="left"/>
+        <w:keepNext w:val="0"/>
+        <w:keepLines w:val="0"/>
+        <w:widowControl w:val="1"/>
+      </w:pPr>
+      <w:bookmarkStart w:id="103" w:name="r30"/>
+      <w:r>
+        <w:t xml:space="preserve">Patel, A., Reddy, S., Bahdanau, D. (2025).</w:t>
+      </w:r>
+      <w:r>
+        <w:t xml:space="preserve"> </w:t>
+      </w:r>
+      <w:r>
+        <w:rPr>
+          <w:i/>
+          <w:iCs/>
+        </w:rPr>
+        <w:t xml:space="preserve">CHASE: How to Get Your LLM to Generate Challenging</w:t>
+      </w:r>
+      <w:r>
+        <w:rPr>
+          <w:i/>
+          <w:iCs/>
+        </w:rPr>
+        <w:t xml:space="preserve"> </w:t>
+      </w:r>
+      <w:r>
+        <w:rPr>
+          <w:i/>
+          <w:iCs/>
+        </w:rPr>
+        <w:t xml:space="preserve">Problems for Evaluation.</w:t>
+      </w:r>
+      <w:r>
+        <w:t xml:space="preserve"> </w:t>
+      </w:r>
+      <w:hyperlink r:id="rId102">
+        <w:r>
+          <w:rPr>
+            <w:rStyle w:val="Hyperlink"/>
+          </w:rPr>
+          <w:t xml:space="preserve">arxiv.org/abs/2502.14678</w:t>
+        </w:r>
+      </w:hyperlink>
+      <w:bookmarkEnd w:id="103"/>
+    </w:p>
+    <w:p>
+      <w:pPr>
+        <w:pStyle w:val="ReferenceEntry"/>
+        <w:numPr>
+          <w:ilvl w:val="0"/>
+          <w:numId w:val="1002"/>
+        </w:numPr>
+        <w:jc w:val="left"/>
+        <w:keepNext w:val="0"/>
+        <w:keepLines w:val="0"/>
+        <w:widowControl w:val="1"/>
+      </w:pPr>
+      <w:bookmarkStart w:id="105" w:name="r31"/>
+      <w:r>
+        <w:t xml:space="preserve">Filice, S., Horowitz, G., Carmel, D., Karnin, Z., Lewin-Eytan, L., Maarek, Y. (2025).</w:t>
+      </w:r>
+      <w:r>
+        <w:t xml:space="preserve"> </w:t>
+      </w:r>
+      <w:r>
+        <w:rPr>
+          <w:i/>
+          <w:iCs/>
+        </w:rPr>
+        <w:t xml:space="preserve">Generating</w:t>
+      </w:r>
+      <w:r>
+        <w:rPr>
+          <w:i/>
+          <w:iCs/>
+        </w:rPr>
+        <w:t xml:space="preserve"> </w:t>
+      </w:r>
+      <w:r>
+        <w:rPr>
+          <w:i/>
+          <w:iCs/>
+        </w:rPr>
+        <w:t xml:space="preserve">Diverse Q&amp;A Benchmarks for RAG Evaluation with DataMorgana.</w:t>
+      </w:r>
+      <w:r>
+        <w:t xml:space="preserve"> </w:t>
+      </w:r>
+      <w:r>
+        <w:t xml:space="preserve">SIGIR LiveRAG.</w:t>
+      </w:r>
+      <w:r>
+        <w:t xml:space="preserve"> </w:t>
+      </w:r>
+      <w:hyperlink r:id="rId104">
+        <w:r>
+          <w:rPr>
+            <w:rStyle w:val="Hyperlink"/>
+          </w:rPr>
+          <w:t xml:space="preserve">arxiv.org/abs/2501.12789</w:t>
+        </w:r>
+      </w:hyperlink>
+      <w:bookmarkEnd w:id="105"/>
+    </w:p>
+    <w:p>
+      <w:pPr>
+        <w:pStyle w:val="ReferenceEntry"/>
+        <w:numPr>
+          <w:ilvl w:val="0"/>
+          <w:numId w:val="1002"/>
+        </w:numPr>
+        <w:jc w:val="left"/>
+        <w:keepNext w:val="0"/>
+        <w:keepLines w:val="0"/>
+        <w:widowControl w:val="1"/>
+      </w:pPr>
+      <w:bookmarkStart w:id="107" w:name="r32"/>
+      <w:r>
+        <w:t xml:space="preserve">Chen, Y., et al. (2025).</w:t>
+      </w:r>
+      <w:r>
+        <w:t xml:space="preserve"> </w:t>
+      </w:r>
+      <w:r>
+        <w:rPr>
+          <w:i/>
+          <w:iCs/>
+        </w:rPr>
+        <w:t xml:space="preserve">Recent Advances in Large Language Model Benchmarks against Data</w:t>
+      </w:r>
+      <w:r>
+        <w:rPr>
+          <w:i/>
+          <w:iCs/>
+        </w:rPr>
+        <w:t xml:space="preserve"> </w:t>
+      </w:r>
+      <w:r>
+        <w:rPr>
+          <w:i/>
+          <w:iCs/>
+        </w:rPr>
+        <w:t xml:space="preserve">Contamination: From Static to Dynamic Evaluation.</w:t>
+      </w:r>
+      <w:r>
+        <w:t xml:space="preserve"> </w:t>
+      </w:r>
+      <w:r>
+        <w:t xml:space="preserve">EMNLP.</w:t>
+      </w:r>
+      <w:r>
+        <w:t xml:space="preserve"> </w:t>
+      </w:r>
+      <w:hyperlink r:id="rId106">
+        <w:r>
+          <w:rPr>
+            <w:rStyle w:val="Hyperlink"/>
+          </w:rPr>
+          <w:t xml:space="preserve">arxiv.org/abs/2502.17521</w:t>
+        </w:r>
+      </w:hyperlink>
+      <w:bookmarkEnd w:id="107"/>
+    </w:p>
+    <w:p>
+      <w:pPr>
+        <w:pStyle w:val="ReferenceEntry"/>
+        <w:numPr>
+          <w:ilvl w:val="0"/>
+          <w:numId w:val="1002"/>
+        </w:numPr>
+        <w:jc w:val="left"/>
+        <w:keepNext w:val="0"/>
+        <w:keepLines w:val="0"/>
+        <w:widowControl w:val="1"/>
+      </w:pPr>
+      <w:bookmarkStart w:id="109" w:name="r33"/>
+      <w:r>
+        <w:t xml:space="preserve">Dawid, A. P., Skene, A. M. (1979).</w:t>
+      </w:r>
+      <w:r>
+        <w:t xml:space="preserve"> </w:t>
+      </w:r>
+      <w:r>
+        <w:rPr>
+          <w:i/>
+          <w:iCs/>
+        </w:rPr>
+        <w:t xml:space="preserve">Maximum Likelihood Estimation of Observer Error-Rates Using</w:t>
+      </w:r>
+      <w:r>
+        <w:rPr>
+          <w:i/>
+          <w:iCs/>
+        </w:rPr>
+        <w:t xml:space="preserve"> </w:t>
+      </w:r>
+      <w:r>
+        <w:rPr>
+          <w:i/>
+          <w:iCs/>
+        </w:rPr>
         <w:t xml:space="preserve">the EM Algorithm.</w:t>
       </w:r>
       <w:r>
@@ -17539,7 +17603,7 @@
       <w:r>
         <w:t xml:space="preserve"> </w:t>
       </w:r>
-      <w:hyperlink r:id="rId96">
+      <w:hyperlink r:id="rId108">
         <w:r>
           <w:rPr>
             <w:rStyle w:val="Hyperlink"/>
@@ -17547,10 +17611,10 @@
           <w:t xml:space="preserve">doi.org/10.2307/2346806</w:t>
         </w:r>
       </w:hyperlink>
-      <w:bookmarkEnd w:id="97"/>
+      <w:bookmarkEnd w:id="109"/>
     </w:p>
-    <w:bookmarkEnd w:id="98"/>
-    <w:bookmarkStart w:id="99" w:name="appA"/>
+    <w:bookmarkEnd w:id="110"/>
+    <w:bookmarkStart w:id="111" w:name="appA"/>
     <w:p>
       <w:pPr>
         <w:pStyle w:val="Heading2"/>
@@ -18231,8 +18295,8 @@
         <w:t xml:space="preserve">nested (multiple student responses per item).</w:t>
       </w:r>
     </w:p>
-    <w:bookmarkEnd w:id="99"/>
-    <w:bookmarkStart w:id="100" w:name="appB"/>
+    <w:bookmarkEnd w:id="111"/>
+    <w:bookmarkStart w:id="115" w:name="appB"/>
     <w:p>
       <w:pPr>
         <w:pStyle w:val="Heading2"/>
@@ -18350,57 +18414,73 @@
         <w:t xml:space="preserve">CoEval's rubrics are thus specialized to each task's demands yet anchored by a transferable notion of answer quality.</w:t>
       </w:r>
     </w:p>
-    <w:tbl>
-      <w:tblPr>
-        <w:tblStyle w:val="FigureTable"/>
-        <w:tblW w:type="pct" w:w="5000"/>
+    <w:p>
+      <w:pPr>
+        <w:spacing w:before="120" w:after="120" w:line="120" w:lineRule="exact"/>
+        <w:rPr>
+          <w:sz w:val="12"/>
+          <w:szCs w:val="12"/>
+        </w:rPr>
+        <w:sectPr>
+          <w:type w:val="continuous"/>
+          <w:pgSz w:h="15840" w:w="12240"/>
+          <w:pgMar w:bottom="1080" w:footer="720" w:gutter="0" w:header="720" w:left="1080" w:right="1080" w:top="1080"/>
+          <w:cols w:num="2" w:space="288" w:equalWidth="1"/>
+          <w:docGrid w:linePitch="360"/>
+        </w:sectPr>
+      </w:pPr>
+    </w:p>
+    <w:p>
+      <w:pPr>
+        <w:pStyle w:val="BodyText"/>
         <w:jc w:val="center"/>
-        <w:tblLook w:firstRow="0" w:lastRow="0" w:firstColumn="0" w:lastColumn="0"/>
-        <w:tblLayout w:type="autofit"/>
-        <w:tblBorders>
-          <w:top w:val="single" w:sz="10" w:color="4F6272"/>
-          <w:bottom w:val="single" w:sz="10" w:color="4F6272"/>
-          <w:insideH w:val="single" w:sz="5" w:color="9FB0C2"/>
-          <w:left w:val="single" w:sz="6" w:color="9FB0C2"/>
-          <w:right w:val="single" w:sz="6" w:color="9FB0C2"/>
-          <w:insideV w:val="single" w:sz="5" w:color="D9E1E8"/>
-        </w:tblBorders>
-      </w:tblPr>
-      <w:tblGrid>
-        <w:gridCol w:w="7920"/>
-      </w:tblGrid>
-      <w:tr>
-        <w:tc>
-          <w:tcPr>
-            <w:shd w:fill="EEF3F7"/>
-            <w:tcBorders>
-              <w:left w:val="nil"/>
-              <w:right w:val="nil"/>
-              <w:top w:val="nil"/>
-              <w:bottom w:val="single" w:sz="8" w:color="9FB0C2"/>
-            </w:tcBorders>
-          </w:tcPr>
-          <w:p>
-            <w:pPr>
-              <w:pStyle w:val="Compact"/>
-              <w:spacing w:before="0" w:after="20" w:line="240" w:lineRule="auto"/>
-              <w:jc w:val="center"/>
-              <w:keepNext w:val="0"/>
-              <w:keepLines/>
-              <w:widowControl w:val="1"/>
-            </w:pPr>
-            <w:r>
-              <w:rPr>
-                <w:rFonts w:ascii="Times New Roman" w:hAnsi="Times New Roman"/>
-                <w:b/>
-                <w:sz w:val="19"/>
-              </w:rPr>
-              <w:t xml:space="preserve">Heatmap of pairwise semantic similarity between auto-generated rubric criteria</w:t>
-            </w:r>
-          </w:p>
-        </w:tc>
-      </w:tr>
-    </w:tbl>
+        <w:keepNext/>
+        <w:keepLines/>
+        <w:widowControl w:val="1"/>
+      </w:pPr>
+      <w:r>
+        <w:drawing>
+          <wp:inline>
+            <wp:extent cx="5736336" cy="4998720"/>
+            <wp:effectExtent b="0" l="0" r="0" t="0"/>
+            <wp:docPr descr="Heatmap of pairwise semantic similarity between auto-generated rubric criteria" title="" id="113" name="Picture"/>
+            <a:graphic>
+              <a:graphicData uri="http://schemas.openxmlformats.org/drawingml/2006/picture">
+                <pic:pic>
+                  <pic:nvPicPr>
+                    <pic:cNvPr descr="figures/f5_rubric_heatmap.png" id="114" name="Picture"/>
+                    <pic:cNvPicPr>
+                      <a:picLocks noChangeArrowheads="1" noChangeAspect="1"/>
+                    </pic:cNvPicPr>
+                  </pic:nvPicPr>
+                  <pic:blipFill>
+                    <a:blip r:embed="rId112"/>
+                    <a:stretch>
+                      <a:fillRect/>
+                    </a:stretch>
+                  </pic:blipFill>
+                  <pic:spPr bwMode="auto">
+                    <a:xfrm>
+                      <a:off x="0" y="0"/>
+                      <a:ext cx="5736336" cy="4998720"/>
+                    </a:xfrm>
+                    <a:prstGeom prst="rect">
+                      <a:avLst/>
+                    </a:prstGeom>
+                    <a:noFill/>
+                    <a:ln w="9525">
+                      <a:noFill/>
+                      <a:headEnd/>
+                      <a:tailEnd/>
+                    </a:ln>
+                  </pic:spPr>
+                </pic:pic>
+              </a:graphicData>
+            </a:graphic>
+          </wp:inline>
+        </w:drawing>
+      </w:r>
+    </w:p>
     <w:p>
       <w:pPr>
         <w:pStyle w:val="ImageCaption"/>
@@ -18461,8 +18541,24 @@
         <w:t xml:space="preserve">), while a recurring “completeness” dimension forms a cross-task cluster.</w:t>
       </w:r>
     </w:p>
-    <w:bookmarkEnd w:id="100"/>
-    <w:bookmarkStart w:id="101" w:name="appC"/>
+    <w:p>
+      <w:pPr>
+        <w:spacing w:before="120" w:after="120" w:line="120" w:lineRule="exact"/>
+        <w:rPr>
+          <w:sz w:val="12"/>
+          <w:szCs w:val="12"/>
+        </w:rPr>
+        <w:sectPr>
+          <w:type w:val="continuous"/>
+          <w:pgSz w:h="15840" w:w="12240"/>
+          <w:pgMar w:bottom="1080" w:footer="720" w:gutter="0" w:header="720" w:left="1080" w:right="1080" w:top="1080"/>
+          <w:cols w:num="1" w:space="288"/>
+          <w:docGrid w:linePitch="360"/>
+        </w:sectPr>
+      </w:pPr>
+    </w:p>
+    <w:bookmarkEnd w:id="115"/>
+    <w:bookmarkStart w:id="119" w:name="appC"/>
     <w:p>
       <w:pPr>
         <w:pStyle w:val="Heading2"/>
@@ -18474,57 +18570,73 @@
         <w:t xml:space="preserve">Appendix C. Evaluation throughput</w:t>
       </w:r>
     </w:p>
-    <w:tbl>
-      <w:tblPr>
-        <w:tblStyle w:val="FigureTable"/>
-        <w:tblW w:type="pct" w:w="5000"/>
+    <w:p>
+      <w:pPr>
+        <w:spacing w:before="120" w:after="120" w:line="120" w:lineRule="exact"/>
+        <w:rPr>
+          <w:sz w:val="12"/>
+          <w:szCs w:val="12"/>
+        </w:rPr>
+        <w:sectPr>
+          <w:type w:val="continuous"/>
+          <w:pgSz w:h="15840" w:w="12240"/>
+          <w:pgMar w:bottom="1080" w:footer="720" w:gutter="0" w:header="720" w:left="1080" w:right="1080" w:top="1080"/>
+          <w:cols w:num="2" w:space="288" w:equalWidth="1"/>
+          <w:docGrid w:linePitch="360"/>
+        </w:sectPr>
+      </w:pPr>
+    </w:p>
+    <w:p>
+      <w:pPr>
+        <w:pStyle w:val="BodyText"/>
         <w:jc w:val="center"/>
-        <w:tblLook w:firstRow="0" w:lastRow="0" w:firstColumn="0" w:lastColumn="0"/>
-        <w:tblLayout w:type="autofit"/>
-        <w:tblBorders>
-          <w:top w:val="single" w:sz="10" w:color="4F6272"/>
-          <w:bottom w:val="single" w:sz="10" w:color="4F6272"/>
-          <w:insideH w:val="single" w:sz="5" w:color="9FB0C2"/>
-          <w:left w:val="single" w:sz="6" w:color="9FB0C2"/>
-          <w:right w:val="single" w:sz="6" w:color="9FB0C2"/>
-          <w:insideV w:val="single" w:sz="5" w:color="D9E1E8"/>
-        </w:tblBorders>
-      </w:tblPr>
-      <w:tblGrid>
-        <w:gridCol w:w="7920"/>
-      </w:tblGrid>
-      <w:tr>
-        <w:tc>
-          <w:tcPr>
-            <w:shd w:fill="EEF3F7"/>
-            <w:tcBorders>
-              <w:left w:val="nil"/>
-              <w:right w:val="nil"/>
-              <w:top w:val="nil"/>
-              <w:bottom w:val="single" w:sz="8" w:color="9FB0C2"/>
-            </w:tcBorders>
-          </w:tcPr>
-          <w:p>
-            <w:pPr>
-              <w:pStyle w:val="Compact"/>
-              <w:spacing w:before="0" w:after="20" w:line="240" w:lineRule="auto"/>
-              <w:jc w:val="center"/>
-              <w:keepNext w:val="0"/>
-              <w:keepLines/>
-              <w:widowControl w:val="1"/>
-            </w:pPr>
-            <w:r>
-              <w:rPr>
-                <w:rFonts w:ascii="Times New Roman" w:hAnsi="Times New Roman"/>
-                <w:b/>
-                <w:sz w:val="19"/>
-              </w:rPr>
-              <w:t xml:space="preserve">Evaluations per dollar: CoEval versus human annotation</w:t>
-            </w:r>
-          </w:p>
-        </w:tc>
-      </w:tr>
-    </w:tbl>
+        <w:keepNext/>
+        <w:keepLines/>
+        <w:widowControl w:val="1"/>
+      </w:pPr>
+      <w:r>
+        <w:drawing>
+          <wp:inline>
+            <wp:extent cx="4632960" cy="2987040"/>
+            <wp:effectExtent b="0" l="0" r="0" t="0"/>
+            <wp:docPr descr="Evaluations per dollar: CoEval versus human annotation" title="" id="117" name="Picture"/>
+            <a:graphic>
+              <a:graphicData uri="http://schemas.openxmlformats.org/drawingml/2006/picture">
+                <pic:pic>
+                  <pic:nvPicPr>
+                    <pic:cNvPr descr="figures/f6_cost.png" id="118" name="Picture"/>
+                    <pic:cNvPicPr>
+                      <a:picLocks noChangeArrowheads="1" noChangeAspect="1"/>
+                    </pic:cNvPicPr>
+                  </pic:nvPicPr>
+                  <pic:blipFill>
+                    <a:blip r:embed="rId116"/>
+                    <a:stretch>
+                      <a:fillRect/>
+                    </a:stretch>
+                  </pic:blipFill>
+                  <pic:spPr bwMode="auto">
+                    <a:xfrm>
+                      <a:off x="0" y="0"/>
+                      <a:ext cx="4632960" cy="2987040"/>
+                    </a:xfrm>
+                    <a:prstGeom prst="rect">
+                      <a:avLst/>
+                    </a:prstGeom>
+                    <a:noFill/>
+                    <a:ln w="9525">
+                      <a:noFill/>
+                      <a:headEnd/>
+                      <a:tailEnd/>
+                    </a:ln>
+                  </pic:spPr>
+                </pic:pic>
+              </a:graphicData>
+            </a:graphic>
+          </wp:inline>
+        </w:drawing>
+      </w:r>
+    </w:p>
     <w:p>
       <w:pPr>
         <w:pStyle w:val="ImageCaption"/>
@@ -18583,8 +18695,24 @@
         <w:t xml:space="preserve">re-evaluation on every model release.</w:t>
       </w:r>
     </w:p>
-    <w:bookmarkEnd w:id="101"/>
-    <w:bookmarkStart w:id="102" w:name="appD"/>
+    <w:p>
+      <w:pPr>
+        <w:spacing w:before="120" w:after="120" w:line="120" w:lineRule="exact"/>
+        <w:rPr>
+          <w:sz w:val="12"/>
+          <w:szCs w:val="12"/>
+        </w:rPr>
+        <w:sectPr>
+          <w:type w:val="continuous"/>
+          <w:pgSz w:h="15840" w:w="12240"/>
+          <w:pgMar w:bottom="1080" w:footer="720" w:gutter="0" w:header="720" w:left="1080" w:right="1080" w:top="1080"/>
+          <w:cols w:num="1" w:space="288"/>
+          <w:docGrid w:linePitch="360"/>
+        </w:sectPr>
+      </w:pPr>
+    </w:p>
+    <w:bookmarkEnd w:id="119"/>
+    <w:bookmarkStart w:id="120" w:name="appD"/>
     <w:p>
       <w:pPr>
         <w:pStyle w:val="Heading2"/>
@@ -19551,7 +19679,7 @@
         <w:t xml:space="preserve">data and no human raters.</w:t>
       </w:r>
     </w:p>
-    <w:bookmarkEnd w:id="102"/>
+    <w:bookmarkEnd w:id="120"/>
     <w:sectPr>
       <w:type w:val="continuous"/>
       <w:pgSz w:h="15840" w:w="12240"/>
